--- a/doc/詞/宋朝/陸游/陸游-釵頭鳳‧紅酥手.docx
+++ b/doc/詞/宋朝/陸游/陸游-釵頭鳳‧紅酥手.docx
@@ -1,6 +1,6 @@
 
 <file path=word/document.xml><?xml version="1.0" encoding="utf-8"?>
-<w:document xmlns:wpc="http://schemas.microsoft.com/office/word/2010/wordprocessingCanvas" xmlns:cx="http://schemas.microsoft.com/office/drawing/2014/chartex" xmlns:cx1="http://schemas.microsoft.com/office/drawing/2015/9/8/chartex" xmlns:cx2="http://schemas.microsoft.com/office/drawing/2015/10/21/chartex" xmlns:cx3="http://schemas.microsoft.com/office/drawing/2016/5/9/chartex" xmlns:cx4="http://schemas.microsoft.com/office/drawing/2016/5/10/chartex" xmlns:cx5="http://schemas.microsoft.com/office/drawing/2016/5/11/chartex" xmlns:cx6="http://schemas.microsoft.com/office/drawing/2016/5/12/chartex" xmlns:cx7="http://schemas.microsoft.com/office/drawing/2016/5/13/chartex" xmlns:cx8="http://schemas.microsoft.com/office/drawing/2016/5/14/chartex" xmlns:mc="http://schemas.openxmlformats.org/markup-compatibility/2006" xmlns:aink="http://schemas.microsoft.com/office/drawing/2016/ink" xmlns:am3d="http://schemas.microsoft.com/office/drawing/2017/model3d" xmlns:o="urn:schemas-microsoft-com:office:office" xmlns:oel="http://schemas.microsoft.com/office/2019/extlst" xmlns:r="http://schemas.openxmlformats.org/officeDocument/2006/relationships" xmlns:m="http://schemas.openxmlformats.org/officeDocument/2006/math" xmlns:v="urn:schemas-microsoft-com:vml" xmlns:wp14="http://schemas.microsoft.com/office/word/2010/wordprocessingDrawing" xmlns:wp="http://schemas.openxmlformats.org/drawingml/2006/wordprocessingDrawing" xmlns:w10="urn:schemas-microsoft-com:office:word" xmlns:w="http://schemas.openxmlformats.org/wordprocessingml/2006/main" xmlns:w14="http://schemas.microsoft.com/office/word/2010/wordml" xmlns:w15="http://schemas.microsoft.com/office/word/2012/wordml" xmlns:w16cex="http://schemas.microsoft.com/office/word/2018/wordml/cex" xmlns:w16cid="http://schemas.microsoft.com/office/word/2016/wordml/cid" xmlns:w16="http://schemas.microsoft.com/office/word/2018/wordml" xmlns:w16du="http://schemas.microsoft.com/office/word/2023/wordml/word16du" xmlns:w16sdtdh="http://schemas.microsoft.com/office/word/2020/wordml/sdtdatahash" xmlns:w16se="http://schemas.microsoft.com/office/word/2015/wordml/symex" xmlns:wpg="http://schemas.microsoft.com/office/word/2010/wordprocessingGroup" xmlns:wpi="http://schemas.microsoft.com/office/word/2010/wordprocessingInk" xmlns:wne="http://schemas.microsoft.com/office/word/2006/wordml" xmlns:wps="http://schemas.microsoft.com/office/word/2010/wordprocessingShape" mc:Ignorable="w14 w15 w16se w16cid w16 w16cex w16sdtdh wp14">
+<w:document xmlns:wpc="http://schemas.microsoft.com/office/word/2010/wordprocessingCanvas" xmlns:cx="http://schemas.microsoft.com/office/drawing/2014/chartex" xmlns:cx1="http://schemas.microsoft.com/office/drawing/2015/9/8/chartex" xmlns:cx2="http://schemas.microsoft.com/office/drawing/2015/10/21/chartex" xmlns:cx3="http://schemas.microsoft.com/office/drawing/2016/5/9/chartex" xmlns:cx4="http://schemas.microsoft.com/office/drawing/2016/5/10/chartex" xmlns:cx5="http://schemas.microsoft.com/office/drawing/2016/5/11/chartex" xmlns:cx6="http://schemas.microsoft.com/office/drawing/2016/5/12/chartex" xmlns:cx7="http://schemas.microsoft.com/office/drawing/2016/5/13/chartex" xmlns:cx8="http://schemas.microsoft.com/office/drawing/2016/5/14/chartex" xmlns:mc="http://schemas.openxmlformats.org/markup-compatibility/2006" xmlns:aink="http://schemas.microsoft.com/office/drawing/2016/ink" xmlns:am3d="http://schemas.microsoft.com/office/drawing/2017/model3d" xmlns:o="urn:schemas-microsoft-com:office:office" xmlns:oel="http://schemas.microsoft.com/office/2019/extlst" xmlns:r="http://schemas.openxmlformats.org/officeDocument/2006/relationships" xmlns:m="http://schemas.openxmlformats.org/officeDocument/2006/math" xmlns:v="urn:schemas-microsoft-com:vml" xmlns:wp14="http://schemas.microsoft.com/office/word/2010/wordprocessingDrawing" xmlns:wp="http://schemas.openxmlformats.org/drawingml/2006/wordprocessingDrawing" xmlns:w10="urn:schemas-microsoft-com:office:word" xmlns:w="http://schemas.openxmlformats.org/wordprocessingml/2006/main" xmlns:w14="http://schemas.microsoft.com/office/word/2010/wordml" xmlns:w15="http://schemas.microsoft.com/office/word/2012/wordml" xmlns:w16cex="http://schemas.microsoft.com/office/word/2018/wordml/cex" xmlns:w16cid="http://schemas.microsoft.com/office/word/2016/wordml/cid" xmlns:w16="http://schemas.microsoft.com/office/word/2018/wordml" xmlns:w16du="http://schemas.microsoft.com/office/word/2023/wordml/word16du" xmlns:w16sdtdh="http://schemas.microsoft.com/office/word/2020/wordml/sdtdatahash" xmlns:w16sdtfl="http://schemas.microsoft.com/office/word/2024/wordml/sdtformatlock" xmlns:w16se="http://schemas.microsoft.com/office/word/2015/wordml/symex" xmlns:wpg="http://schemas.microsoft.com/office/word/2010/wordprocessingGroup" xmlns:wpi="http://schemas.microsoft.com/office/word/2010/wordprocessingInk" xmlns:wne="http://schemas.microsoft.com/office/word/2006/wordml" xmlns:wps="http://schemas.microsoft.com/office/word/2010/wordprocessingShape" mc:Ignorable="w14 w15 w16se w16cid w16 w16cex w16sdtdh w16sdtfl w16du wp14">
   <w:body>
     <w:p>
       <w:pPr>
@@ -71,7 +71,7 @@
           <w:sz w:val="52"/>
           <w:szCs w:val="52"/>
         </w:rPr>
-        <w:t xml:space="preserve">  </w:t>
+        <w:t xml:space="preserve"> </w:t>
       </w:r>
       <w:r>
         <w:rPr>
@@ -106,7 +106,6 @@
           <w:szCs w:val="32"/>
         </w:rPr>
       </w:pPr>
-      <w:proofErr w:type="gramStart"/>
       <w:r>
         <w:rPr>
           <w:rFonts w:hint="eastAsia"/>
@@ -114,19 +113,19 @@
           <w:sz w:val="32"/>
           <w:szCs w:val="32"/>
         </w:rPr>
-        <w:t>紅酥手</w:t>
-      </w:r>
-      <w:proofErr w:type="gramEnd"/>
-      <w:r>
-        <w:rPr>
-          <w:rFonts w:hint="eastAsia"/>
+        <w:t>紅酥手，黃縢酒，滿城春色宮牆柳。</w:t>
+      </w:r>
+    </w:p>
+    <w:p>
+      <w:pPr>
+        <w:spacing w:after="0" w:line="440" w:lineRule="exact"/>
+        <w:ind w:left="0" w:right="0" w:firstLine="0"/>
+        <w:rPr>
           <w:color w:val="0F0F0F"/>
           <w:sz w:val="32"/>
           <w:szCs w:val="32"/>
         </w:rPr>
-        <w:t>，黃</w:t>
-      </w:r>
-      <w:proofErr w:type="gramStart"/>
+      </w:pPr>
       <w:r>
         <w:rPr>
           <w:rFonts w:hint="eastAsia"/>
@@ -134,19 +133,19 @@
           <w:sz w:val="32"/>
           <w:szCs w:val="32"/>
         </w:rPr>
-        <w:t>縢</w:t>
-      </w:r>
-      <w:proofErr w:type="gramEnd"/>
-      <w:r>
-        <w:rPr>
-          <w:rFonts w:hint="eastAsia"/>
+        <w:t>東風惡，歡情薄。一懷愁緒，幾年離索。錯、錯、錯。</w:t>
+      </w:r>
+    </w:p>
+    <w:p>
+      <w:pPr>
+        <w:spacing w:after="0" w:line="440" w:lineRule="exact"/>
+        <w:ind w:left="0" w:right="0" w:firstLine="0"/>
+        <w:rPr>
           <w:color w:val="0F0F0F"/>
           <w:sz w:val="32"/>
           <w:szCs w:val="32"/>
         </w:rPr>
-        <w:t>酒，</w:t>
-      </w:r>
-      <w:proofErr w:type="gramStart"/>
+      </w:pPr>
       <w:r>
         <w:rPr>
           <w:rFonts w:hint="eastAsia"/>
@@ -154,19 +153,19 @@
           <w:sz w:val="32"/>
           <w:szCs w:val="32"/>
         </w:rPr>
-        <w:t>滿城春色</w:t>
-      </w:r>
-      <w:proofErr w:type="gramEnd"/>
-      <w:r>
-        <w:rPr>
-          <w:rFonts w:hint="eastAsia"/>
+        <w:t>春如舊，人空瘦，淚痕紅浥鮫綃透。</w:t>
+      </w:r>
+    </w:p>
+    <w:p>
+      <w:pPr>
+        <w:spacing w:after="0" w:line="440" w:lineRule="exact"/>
+        <w:ind w:left="0" w:right="0" w:firstLine="0"/>
+        <w:rPr>
           <w:color w:val="0F0F0F"/>
           <w:sz w:val="32"/>
           <w:szCs w:val="32"/>
         </w:rPr>
-        <w:t>宮</w:t>
-      </w:r>
-      <w:proofErr w:type="gramStart"/>
+      </w:pPr>
       <w:r>
         <w:rPr>
           <w:rFonts w:hint="eastAsia"/>
@@ -174,188 +173,7 @@
           <w:sz w:val="32"/>
           <w:szCs w:val="32"/>
         </w:rPr>
-        <w:t>牆柳。</w:t>
-      </w:r>
-      <w:proofErr w:type="gramEnd"/>
-    </w:p>
-    <w:p>
-      <w:pPr>
-        <w:spacing w:after="0" w:line="440" w:lineRule="exact"/>
-        <w:ind w:left="0" w:right="0" w:firstLine="0"/>
-        <w:rPr>
-          <w:color w:val="0F0F0F"/>
-          <w:sz w:val="32"/>
-          <w:szCs w:val="32"/>
-        </w:rPr>
-      </w:pPr>
-      <w:r>
-        <w:rPr>
-          <w:rFonts w:hint="eastAsia"/>
-          <w:color w:val="0F0F0F"/>
-          <w:sz w:val="32"/>
-          <w:szCs w:val="32"/>
-        </w:rPr>
-        <w:t>東風惡，歡情薄。</w:t>
-      </w:r>
-      <w:proofErr w:type="gramStart"/>
-      <w:r>
-        <w:rPr>
-          <w:rFonts w:hint="eastAsia"/>
-          <w:color w:val="0F0F0F"/>
-          <w:sz w:val="32"/>
-          <w:szCs w:val="32"/>
-        </w:rPr>
-        <w:t>一</w:t>
-      </w:r>
-      <w:proofErr w:type="gramEnd"/>
-      <w:r>
-        <w:rPr>
-          <w:rFonts w:hint="eastAsia"/>
-          <w:color w:val="0F0F0F"/>
-          <w:sz w:val="32"/>
-          <w:szCs w:val="32"/>
-        </w:rPr>
-        <w:t>懷愁緒，</w:t>
-      </w:r>
-      <w:proofErr w:type="gramStart"/>
-      <w:r>
-        <w:rPr>
-          <w:rFonts w:hint="eastAsia"/>
-          <w:color w:val="0F0F0F"/>
-          <w:sz w:val="32"/>
-          <w:szCs w:val="32"/>
-        </w:rPr>
-        <w:t>幾年離索</w:t>
-      </w:r>
-      <w:proofErr w:type="gramEnd"/>
-      <w:r>
-        <w:rPr>
-          <w:rFonts w:hint="eastAsia"/>
-          <w:color w:val="0F0F0F"/>
-          <w:sz w:val="32"/>
-          <w:szCs w:val="32"/>
-        </w:rPr>
-        <w:t>。錯、錯、錯。</w:t>
-      </w:r>
-    </w:p>
-    <w:p>
-      <w:pPr>
-        <w:spacing w:after="0" w:line="440" w:lineRule="exact"/>
-        <w:ind w:left="0" w:right="0" w:firstLine="0"/>
-        <w:rPr>
-          <w:color w:val="0F0F0F"/>
-          <w:sz w:val="32"/>
-          <w:szCs w:val="32"/>
-        </w:rPr>
-      </w:pPr>
-      <w:r>
-        <w:rPr>
-          <w:rFonts w:hint="eastAsia"/>
-          <w:color w:val="0F0F0F"/>
-          <w:sz w:val="32"/>
-          <w:szCs w:val="32"/>
-        </w:rPr>
-        <w:t>春如舊，</w:t>
-      </w:r>
-      <w:proofErr w:type="gramStart"/>
-      <w:r>
-        <w:rPr>
-          <w:rFonts w:hint="eastAsia"/>
-          <w:color w:val="0F0F0F"/>
-          <w:sz w:val="32"/>
-          <w:szCs w:val="32"/>
-        </w:rPr>
-        <w:t>人空瘦</w:t>
-      </w:r>
-      <w:proofErr w:type="gramEnd"/>
-      <w:r>
-        <w:rPr>
-          <w:rFonts w:hint="eastAsia"/>
-          <w:color w:val="0F0F0F"/>
-          <w:sz w:val="32"/>
-          <w:szCs w:val="32"/>
-        </w:rPr>
-        <w:t>，淚痕紅</w:t>
-      </w:r>
-      <w:proofErr w:type="gramStart"/>
-      <w:r>
-        <w:rPr>
-          <w:rFonts w:hint="eastAsia"/>
-          <w:color w:val="0F0F0F"/>
-          <w:sz w:val="32"/>
-          <w:szCs w:val="32"/>
-        </w:rPr>
-        <w:t>浥鮫綃</w:t>
-      </w:r>
-      <w:proofErr w:type="gramEnd"/>
-      <w:r>
-        <w:rPr>
-          <w:rFonts w:hint="eastAsia"/>
-          <w:color w:val="0F0F0F"/>
-          <w:sz w:val="32"/>
-          <w:szCs w:val="32"/>
-        </w:rPr>
-        <w:t>透。</w:t>
-      </w:r>
-    </w:p>
-    <w:p>
-      <w:pPr>
-        <w:spacing w:after="0" w:line="440" w:lineRule="exact"/>
-        <w:ind w:left="0" w:right="0" w:firstLine="0"/>
-        <w:rPr>
-          <w:color w:val="0F0F0F"/>
-          <w:sz w:val="32"/>
-          <w:szCs w:val="32"/>
-        </w:rPr>
-      </w:pPr>
-      <w:r>
-        <w:rPr>
-          <w:rFonts w:hint="eastAsia"/>
-          <w:color w:val="0F0F0F"/>
-          <w:sz w:val="32"/>
-          <w:szCs w:val="32"/>
-        </w:rPr>
-        <w:t>桃花落，</w:t>
-      </w:r>
-      <w:proofErr w:type="gramStart"/>
-      <w:r>
-        <w:rPr>
-          <w:rFonts w:hint="eastAsia"/>
-          <w:color w:val="0F0F0F"/>
-          <w:sz w:val="32"/>
-          <w:szCs w:val="32"/>
-        </w:rPr>
-        <w:t>閒</w:t>
-      </w:r>
-      <w:proofErr w:type="gramEnd"/>
-      <w:r>
-        <w:rPr>
-          <w:rFonts w:hint="eastAsia"/>
-          <w:color w:val="0F0F0F"/>
-          <w:sz w:val="32"/>
-          <w:szCs w:val="32"/>
-        </w:rPr>
-        <w:t>池閣。</w:t>
-      </w:r>
-      <w:proofErr w:type="gramStart"/>
-      <w:r>
-        <w:rPr>
-          <w:rFonts w:hint="eastAsia"/>
-          <w:color w:val="0F0F0F"/>
-          <w:sz w:val="32"/>
-          <w:szCs w:val="32"/>
-        </w:rPr>
-        <w:t>山盟雖</w:t>
-      </w:r>
-      <w:proofErr w:type="gramEnd"/>
-      <w:r>
-        <w:rPr>
-          <w:rFonts w:hint="eastAsia"/>
-          <w:color w:val="0F0F0F"/>
-          <w:sz w:val="32"/>
-          <w:szCs w:val="32"/>
-        </w:rPr>
-        <w:t>在，錦書難托。莫、莫、莫！</w:t>
+        <w:t>桃花落，閒池閣。山盟雖在，錦書難托。莫、莫、莫！</w:t>
       </w:r>
     </w:p>
     <w:p>
@@ -385,171 +203,7 @@
           <w:rFonts w:hint="eastAsia"/>
           <w:szCs w:val="28"/>
         </w:rPr>
-        <w:t>你</w:t>
-      </w:r>
-      <w:r>
-        <w:rPr>
-          <w:rFonts w:hint="eastAsia"/>
-          <w:color w:val="0F0F0F"/>
-          <w:szCs w:val="28"/>
-        </w:rPr>
-        <w:t>紅潤白嫩</w:t>
-      </w:r>
-      <w:r>
-        <w:rPr>
-          <w:rFonts w:hint="eastAsia"/>
-          <w:szCs w:val="28"/>
-        </w:rPr>
-        <w:t>的手裡，</w:t>
-      </w:r>
-      <w:proofErr w:type="gramStart"/>
-      <w:r>
-        <w:rPr>
-          <w:rFonts w:hint="eastAsia"/>
-          <w:szCs w:val="28"/>
-        </w:rPr>
-        <w:t>捧著盛上</w:t>
-      </w:r>
-      <w:proofErr w:type="gramEnd"/>
-      <w:r>
-        <w:rPr>
-          <w:rFonts w:hint="eastAsia"/>
-          <w:szCs w:val="28"/>
-        </w:rPr>
-        <w:t>黃</w:t>
-      </w:r>
-      <w:proofErr w:type="gramStart"/>
-      <w:r>
-        <w:rPr>
-          <w:rFonts w:hint="eastAsia"/>
-          <w:szCs w:val="28"/>
-        </w:rPr>
-        <w:t>縢</w:t>
-      </w:r>
-      <w:proofErr w:type="gramEnd"/>
-      <w:r>
-        <w:rPr>
-          <w:rFonts w:hint="eastAsia"/>
-          <w:szCs w:val="28"/>
-        </w:rPr>
-        <w:t>酒的杯子。</w:t>
-      </w:r>
-      <w:proofErr w:type="gramStart"/>
-      <w:r>
-        <w:rPr>
-          <w:rFonts w:hint="eastAsia"/>
-          <w:szCs w:val="28"/>
-        </w:rPr>
-        <w:t>滿城蕩漾</w:t>
-      </w:r>
-      <w:proofErr w:type="gramEnd"/>
-      <w:r>
-        <w:rPr>
-          <w:rFonts w:hint="eastAsia"/>
-          <w:szCs w:val="28"/>
-        </w:rPr>
-        <w:t>著春天的景色，你卻</w:t>
-      </w:r>
-      <w:proofErr w:type="gramStart"/>
-      <w:r>
-        <w:rPr>
-          <w:rFonts w:hint="eastAsia"/>
-          <w:szCs w:val="28"/>
-        </w:rPr>
-        <w:t>早已像宮牆</w:t>
-      </w:r>
-      <w:proofErr w:type="gramEnd"/>
-      <w:r>
-        <w:rPr>
-          <w:rFonts w:hint="eastAsia"/>
-          <w:szCs w:val="28"/>
-        </w:rPr>
-        <w:t>中的綠柳那般遙不可及。春風多</w:t>
-      </w:r>
-      <w:r>
-        <w:rPr>
-          <w:rFonts w:hint="eastAsia"/>
-          <w:szCs w:val="28"/>
-        </w:rPr>
-        <w:t>麼</w:t>
-      </w:r>
-      <w:r>
-        <w:rPr>
-          <w:rFonts w:hint="eastAsia"/>
-          <w:szCs w:val="28"/>
-        </w:rPr>
-        <w:t>可惡，</w:t>
-      </w:r>
-      <w:proofErr w:type="gramStart"/>
-      <w:r>
-        <w:rPr>
-          <w:rFonts w:hint="eastAsia"/>
-          <w:szCs w:val="28"/>
-        </w:rPr>
-        <w:t>歡情被吹</w:t>
-      </w:r>
-      <w:proofErr w:type="gramEnd"/>
-      <w:r>
-        <w:rPr>
-          <w:rFonts w:hint="eastAsia"/>
-          <w:szCs w:val="28"/>
-        </w:rPr>
-        <w:t>得那樣稀薄。</w:t>
-      </w:r>
-      <w:proofErr w:type="gramStart"/>
-      <w:r>
-        <w:rPr>
-          <w:rFonts w:hint="eastAsia"/>
-          <w:szCs w:val="28"/>
-        </w:rPr>
-        <w:t>滿杯酒</w:t>
-      </w:r>
-      <w:proofErr w:type="gramEnd"/>
-      <w:r>
-        <w:rPr>
-          <w:rFonts w:hint="eastAsia"/>
-          <w:szCs w:val="28"/>
-        </w:rPr>
-        <w:t>像是一杯憂愁的情緒，離別</w:t>
-      </w:r>
-      <w:r>
-        <w:rPr>
-          <w:rFonts w:hint="eastAsia"/>
-          <w:szCs w:val="28"/>
-        </w:rPr>
-        <w:t>已經幾年了</w:t>
-      </w:r>
-      <w:r>
-        <w:rPr>
-          <w:rFonts w:hint="eastAsia"/>
-          <w:szCs w:val="28"/>
-        </w:rPr>
-        <w:t>生活</w:t>
-      </w:r>
-      <w:proofErr w:type="gramStart"/>
-      <w:r>
-        <w:rPr>
-          <w:rFonts w:hint="eastAsia"/>
-          <w:szCs w:val="28"/>
-        </w:rPr>
-        <w:t>十分</w:t>
-      </w:r>
-      <w:proofErr w:type="gramEnd"/>
-      <w:r>
-        <w:rPr>
-          <w:rFonts w:hint="eastAsia"/>
-          <w:b/>
-          <w:bCs/>
-          <w:szCs w:val="28"/>
-        </w:rPr>
-        <w:t>蕭索</w:t>
-      </w:r>
-      <w:r>
-        <w:rPr>
-          <w:rFonts w:hint="eastAsia"/>
-          <w:szCs w:val="28"/>
-        </w:rPr>
-        <w:t>。遙想當初，只能感嘆：錯，錯，錯！</w:t>
+        <w:t>你紅潤細膩的雙手捧著黃縢酒，滿城洋溢著春意，宮牆邊的柳樹也一片青翠。</w:t>
       </w:r>
     </w:p>
     <w:p>
@@ -565,71 +219,55 @@
           <w:rFonts w:hint="eastAsia"/>
           <w:szCs w:val="28"/>
         </w:rPr>
-        <w:t>美麗</w:t>
-      </w:r>
-      <w:proofErr w:type="gramStart"/>
-      <w:r>
-        <w:rPr>
-          <w:rFonts w:hint="eastAsia"/>
-          <w:szCs w:val="28"/>
-        </w:rPr>
-        <w:t>的春景依然</w:t>
-      </w:r>
-      <w:proofErr w:type="gramEnd"/>
-      <w:r>
-        <w:rPr>
-          <w:rFonts w:hint="eastAsia"/>
-          <w:szCs w:val="28"/>
-        </w:rPr>
-        <w:t>如舊，只是人卻白白相思地消瘦。淚水</w:t>
-      </w:r>
-      <w:proofErr w:type="gramStart"/>
-      <w:r>
-        <w:rPr>
-          <w:rFonts w:hint="eastAsia"/>
-          <w:szCs w:val="28"/>
-        </w:rPr>
-        <w:t>洗盡臉上</w:t>
-      </w:r>
-      <w:proofErr w:type="gramEnd"/>
-      <w:r>
-        <w:rPr>
-          <w:rFonts w:hint="eastAsia"/>
-          <w:szCs w:val="28"/>
-        </w:rPr>
-        <w:t>的胭脂紅，又把</w:t>
-      </w:r>
-      <w:proofErr w:type="gramStart"/>
-      <w:r>
-        <w:rPr>
-          <w:rFonts w:hint="eastAsia"/>
-          <w:szCs w:val="28"/>
-        </w:rPr>
-        <w:t>薄綢的手帕</w:t>
-      </w:r>
-      <w:proofErr w:type="gramEnd"/>
-      <w:r>
-        <w:rPr>
-          <w:rFonts w:hint="eastAsia"/>
-          <w:szCs w:val="28"/>
-        </w:rPr>
-        <w:t>全都濕透。</w:t>
-      </w:r>
-      <w:proofErr w:type="gramStart"/>
-      <w:r>
-        <w:rPr>
-          <w:rFonts w:hint="eastAsia"/>
-          <w:szCs w:val="28"/>
-        </w:rPr>
-        <w:t>滿春的</w:t>
-      </w:r>
-      <w:proofErr w:type="gramEnd"/>
-      <w:r>
-        <w:rPr>
-          <w:rFonts w:hint="eastAsia"/>
-          <w:szCs w:val="28"/>
-        </w:rPr>
-        <w:t>桃花凋落在寂靜空曠的池塘樓閣上。永遠相愛的誓言還在，可是錦文書信再也難以交付。遙想當初，只能感嘆：莫，莫，莫！</w:t>
+        <w:t>然而東風卻那般殘酷，將我們的歡情吹得如此薄弱。滿懷的愁緒，讓彼此度過了多年的孤獨離索。錯了！錯了！錯了！</w:t>
+      </w:r>
+    </w:p>
+    <w:p>
+      <w:pPr>
+        <w:spacing w:beforeLines="50" w:before="120" w:after="0" w:line="420" w:lineRule="exact"/>
+        <w:ind w:left="0" w:right="0" w:firstLine="0"/>
+        <w:rPr>
+          <w:szCs w:val="28"/>
+        </w:rPr>
+      </w:pPr>
+      <w:r>
+        <w:rPr>
+          <w:rFonts w:hint="eastAsia"/>
+          <w:szCs w:val="28"/>
+        </w:rPr>
+        <w:t>春景依舊像往昔一樣，人卻因相思而日漸消瘦，淚水將鮫綃絹帕都濕透了。</w:t>
+      </w:r>
+    </w:p>
+    <w:p>
+      <w:pPr>
+        <w:spacing w:after="0" w:line="420" w:lineRule="exact"/>
+        <w:ind w:left="0" w:right="0" w:firstLine="0"/>
+        <w:rPr>
+          <w:szCs w:val="28"/>
+        </w:rPr>
+      </w:pPr>
+      <w:r>
+        <w:rPr>
+          <w:rFonts w:hint="eastAsia"/>
+          <w:szCs w:val="28"/>
+        </w:rPr>
+        <w:t>桃花紛紛凋零，池水與樓閣顯得那般冷清寂寞。</w:t>
+      </w:r>
+    </w:p>
+    <w:p>
+      <w:pPr>
+        <w:spacing w:after="0" w:line="420" w:lineRule="exact"/>
+        <w:ind w:left="0" w:right="0" w:firstLine="0"/>
+        <w:rPr>
+          <w:szCs w:val="28"/>
+        </w:rPr>
+      </w:pPr>
+      <w:r>
+        <w:rPr>
+          <w:rFonts w:hint="eastAsia"/>
+          <w:szCs w:val="28"/>
+        </w:rPr>
+        <w:t>當年的山盟海誓雖然還在，如今深情的情書卻難以寄託。罷了！罷了！罷了！</w:t>
       </w:r>
     </w:p>
     <w:p>
@@ -658,37 +296,26 @@
           <w:numId w:val="18"/>
         </w:numPr>
         <w:spacing w:after="0" w:line="400" w:lineRule="exact"/>
-        <w:ind w:leftChars="0" w:left="482" w:right="0"/>
+        <w:ind w:leftChars="0" w:left="284" w:right="0" w:hanging="282"/>
         <w:rPr>
           <w:color w:val="0F0F0F"/>
           <w:szCs w:val="28"/>
         </w:rPr>
       </w:pPr>
-      <w:proofErr w:type="gramStart"/>
       <w:r>
         <w:rPr>
           <w:rFonts w:hint="eastAsia"/>
           <w:color w:val="0F0F0F"/>
           <w:szCs w:val="28"/>
         </w:rPr>
-        <w:t>紅酥手</w:t>
-      </w:r>
-      <w:proofErr w:type="gramEnd"/>
-      <w:r>
-        <w:rPr>
-          <w:rFonts w:hint="eastAsia"/>
+        <w:t>紅酥手：</w:t>
+      </w:r>
+      <w:r>
+        <w:rPr>
           <w:color w:val="0F0F0F"/>
           <w:szCs w:val="28"/>
         </w:rPr>
-        <w:t>：</w:t>
-      </w:r>
-      <w:r>
-        <w:rPr>
-          <w:rFonts w:hint="eastAsia"/>
-          <w:color w:val="0F0F0F"/>
-          <w:szCs w:val="28"/>
-        </w:rPr>
-        <w:t>形容女子的手紅潤白嫩。</w:t>
+        <w:t>形容女子纖細、紅潤而柔嫩的手。「紅酥」不僅描寫膚色白裡透紅、質感細緻，也帶有一種溫潤的觸感，點出昔日歡聚時的柔情蜜意，與後文的「人空瘦」形成強烈對比。</w:t>
       </w:r>
     </w:p>
     <w:p>
@@ -699,8 +326,9 @@
           <w:numId w:val="18"/>
         </w:numPr>
         <w:spacing w:after="0" w:line="400" w:lineRule="exact"/>
-        <w:ind w:leftChars="0" w:left="482" w:right="0"/>
-        <w:rPr>
+        <w:ind w:leftChars="0" w:left="284" w:right="0" w:hanging="282"/>
+        <w:rPr>
+          <w:rFonts w:hint="eastAsia"/>
           <w:color w:val="0F0F0F"/>
           <w:szCs w:val="28"/>
         </w:rPr>
@@ -711,27 +339,8 @@
           <w:color w:val="0F0F0F"/>
           <w:szCs w:val="28"/>
         </w:rPr>
-        <w:t>黃</w:t>
-      </w:r>
-      <w:proofErr w:type="gramStart"/>
-      <w:r>
-        <w:rPr>
-          <w:rFonts w:hint="eastAsia"/>
-          <w:color w:val="0F0F0F"/>
-          <w:szCs w:val="28"/>
-        </w:rPr>
-        <w:t>縢</w:t>
-      </w:r>
-      <w:proofErr w:type="gramEnd"/>
-      <w:r>
-        <w:rPr>
-          <w:rFonts w:hint="eastAsia"/>
-          <w:color w:val="0F0F0F"/>
-          <w:szCs w:val="28"/>
-        </w:rPr>
-        <w:t>（</w:t>
-      </w:r>
-      <w:proofErr w:type="gramStart"/>
+        <w:t>黃縢（</w:t>
+      </w:r>
       <w:r>
         <w:rPr>
           <w:rFonts w:hint="eastAsia"/>
@@ -741,134 +350,19 @@
         </w:rPr>
         <w:t>ㄊㄥˊ</w:t>
       </w:r>
-      <w:proofErr w:type="gramEnd"/>
       <w:r>
         <w:rPr>
           <w:color w:val="0F0F0F"/>
           <w:szCs w:val="28"/>
         </w:rPr>
-        <w:t>）：此處指美酒。</w:t>
+        <w:t>）：</w:t>
       </w:r>
       <w:r>
         <w:rPr>
           <w:color w:val="0F0F0F"/>
           <w:szCs w:val="28"/>
-          <w:u w:val="single"/>
-        </w:rPr>
-        <w:t>宋代</w:t>
-      </w:r>
-      <w:proofErr w:type="gramStart"/>
-      <w:r>
-        <w:rPr>
-          <w:color w:val="0F0F0F"/>
-          <w:szCs w:val="28"/>
-        </w:rPr>
-        <w:t>官酒以黃紙</w:t>
-      </w:r>
-      <w:proofErr w:type="gramEnd"/>
-      <w:r>
-        <w:rPr>
-          <w:color w:val="0F0F0F"/>
-          <w:szCs w:val="28"/>
-        </w:rPr>
-        <w:t>為封，故以</w:t>
-      </w:r>
-      <w:proofErr w:type="gramStart"/>
-      <w:r>
-        <w:rPr>
-          <w:color w:val="0F0F0F"/>
-          <w:szCs w:val="28"/>
-        </w:rPr>
-        <w:t>黃封代</w:t>
-      </w:r>
-      <w:proofErr w:type="gramEnd"/>
-      <w:r>
-        <w:rPr>
-          <w:color w:val="0F0F0F"/>
-          <w:szCs w:val="28"/>
-        </w:rPr>
-        <w:t>指美酒。</w:t>
-      </w:r>
-    </w:p>
-    <w:p>
-      <w:pPr>
-        <w:pStyle w:val="aa"/>
-        <w:spacing w:after="0" w:line="400" w:lineRule="exact"/>
-        <w:ind w:leftChars="0" w:left="482" w:right="0" w:firstLine="0"/>
-        <w:rPr>
-          <w:color w:val="auto"/>
-          <w:szCs w:val="28"/>
-        </w:rPr>
-      </w:pPr>
-      <w:proofErr w:type="gramStart"/>
-      <w:r>
-        <w:rPr>
-          <w:rFonts w:hint="eastAsia"/>
-          <w:color w:val="auto"/>
-          <w:szCs w:val="28"/>
-        </w:rPr>
-        <w:t>縢</w:t>
-      </w:r>
-      <w:proofErr w:type="gramEnd"/>
-      <w:r>
-        <w:rPr>
-          <w:rFonts w:hint="eastAsia"/>
-          <w:color w:val="auto"/>
-          <w:szCs w:val="28"/>
-        </w:rPr>
-        <w:t>：</w:t>
-      </w:r>
-      <w:r>
-        <w:rPr>
-          <w:rFonts w:ascii="Helvetica" w:hAnsi="Helvetica" w:cs="Helvetica"/>
-          <w:color w:val="auto"/>
-          <w:spacing w:val="30"/>
-          <w:szCs w:val="28"/>
-          <w:shd w:val="clear" w:color="auto" w:fill="FFFFFF"/>
-        </w:rPr>
-        <w:t>封閉、</w:t>
-      </w:r>
-      <w:proofErr w:type="gramStart"/>
-      <w:r>
-        <w:rPr>
-          <w:rFonts w:ascii="Helvetica" w:hAnsi="Helvetica" w:cs="Helvetica"/>
-          <w:color w:val="auto"/>
-          <w:spacing w:val="30"/>
-          <w:szCs w:val="28"/>
-          <w:shd w:val="clear" w:color="auto" w:fill="FFFFFF"/>
-        </w:rPr>
-        <w:t>纏束</w:t>
-      </w:r>
-      <w:r>
-        <w:rPr>
-          <w:rFonts w:ascii="Helvetica" w:hAnsi="Helvetica" w:cs="Helvetica" w:hint="eastAsia"/>
-          <w:color w:val="auto"/>
-          <w:spacing w:val="30"/>
-          <w:szCs w:val="28"/>
-          <w:shd w:val="clear" w:color="auto" w:fill="FFFFFF"/>
-        </w:rPr>
-        <w:t>；</w:t>
-      </w:r>
-      <w:proofErr w:type="gramEnd"/>
-      <w:r>
-        <w:rPr>
-          <w:rFonts w:ascii="Helvetica" w:hAnsi="Helvetica" w:cs="Helvetica"/>
-          <w:color w:val="auto"/>
-          <w:spacing w:val="30"/>
-          <w:szCs w:val="28"/>
-          <w:shd w:val="clear" w:color="auto" w:fill="FFFFFF"/>
-        </w:rPr>
-        <w:t>繩索</w:t>
-      </w:r>
-      <w:r>
-        <w:rPr>
-          <w:rFonts w:ascii="Helvetica" w:hAnsi="Helvetica" w:cs="Helvetica" w:hint="eastAsia"/>
-          <w:color w:val="auto"/>
-          <w:spacing w:val="30"/>
-          <w:szCs w:val="28"/>
-          <w:shd w:val="clear" w:color="auto" w:fill="FFFFFF"/>
-        </w:rPr>
-        <w:t>；綁腿布。</w:t>
+        </w:rPr>
+        <w:t>指用黃色絲繩封口的酒樽。古時美酒的密封包裝方式。此處用來借代美酒本身，營造出當時宴席上高檔、隆重且帶有昔日溫馨氣氛的場景。</w:t>
       </w:r>
     </w:p>
     <w:p>
@@ -879,7 +373,7 @@
           <w:numId w:val="18"/>
         </w:numPr>
         <w:spacing w:after="0" w:line="400" w:lineRule="exact"/>
-        <w:ind w:leftChars="0" w:left="482" w:right="0"/>
+        <w:ind w:leftChars="0" w:left="284" w:right="0" w:hanging="282"/>
         <w:rPr>
           <w:color w:val="0F0F0F"/>
           <w:szCs w:val="28"/>
@@ -919,58 +413,30 @@
         </w:rPr>
         <w:t>紹興</w:t>
       </w:r>
-      <w:proofErr w:type="gramStart"/>
       <w:r>
         <w:rPr>
           <w:rFonts w:hint="eastAsia"/>
           <w:color w:val="0F0F0F"/>
           <w:szCs w:val="28"/>
         </w:rPr>
-        <w:t>為陪都</w:t>
-      </w:r>
-      <w:proofErr w:type="gramEnd"/>
+        <w:t>為陪都，</w:t>
+      </w:r>
       <w:r>
         <w:rPr>
           <w:rFonts w:hint="eastAsia"/>
           <w:color w:val="0F0F0F"/>
           <w:szCs w:val="28"/>
-        </w:rPr>
-        <w:t>，</w:t>
+          <w:u w:val="single"/>
+        </w:rPr>
+        <w:t>紹興</w:t>
       </w:r>
       <w:r>
         <w:rPr>
           <w:rFonts w:hint="eastAsia"/>
           <w:color w:val="0F0F0F"/>
           <w:szCs w:val="28"/>
-          <w:u w:val="single"/>
-        </w:rPr>
-        <w:t>紹興</w:t>
-      </w:r>
-      <w:r>
-        <w:rPr>
-          <w:rFonts w:hint="eastAsia"/>
-          <w:color w:val="0F0F0F"/>
-          <w:szCs w:val="28"/>
-        </w:rPr>
-        <w:t>的某一段圍牆，</w:t>
-      </w:r>
-      <w:proofErr w:type="gramStart"/>
-      <w:r>
-        <w:rPr>
-          <w:rFonts w:hint="eastAsia"/>
-          <w:color w:val="0F0F0F"/>
-          <w:szCs w:val="28"/>
-        </w:rPr>
-        <w:t>故有宮牆</w:t>
-      </w:r>
-      <w:proofErr w:type="gramEnd"/>
-      <w:r>
-        <w:rPr>
-          <w:rFonts w:hint="eastAsia"/>
-          <w:color w:val="0F0F0F"/>
-          <w:szCs w:val="28"/>
-        </w:rPr>
-        <w:t>之說。</w:t>
+        </w:rPr>
+        <w:t>的某一段圍牆，故有宮牆之說。</w:t>
       </w:r>
     </w:p>
     <w:p>
@@ -981,7 +447,7 @@
           <w:numId w:val="18"/>
         </w:numPr>
         <w:spacing w:after="0" w:line="400" w:lineRule="exact"/>
-        <w:ind w:leftChars="0" w:left="482" w:right="0"/>
+        <w:ind w:leftChars="0" w:left="284" w:right="0" w:hanging="282"/>
         <w:rPr>
           <w:color w:val="0F0F0F"/>
           <w:szCs w:val="28"/>
@@ -993,34 +459,31 @@
           <w:color w:val="0F0F0F"/>
           <w:szCs w:val="28"/>
         </w:rPr>
-        <w:t>東風：</w:t>
-      </w:r>
-      <w:proofErr w:type="gramStart"/>
+        <w:t>東風：喻指</w:t>
+      </w:r>
       <w:r>
         <w:rPr>
           <w:rFonts w:hint="eastAsia"/>
           <w:color w:val="0F0F0F"/>
           <w:szCs w:val="28"/>
-        </w:rPr>
-        <w:t>喻指</w:t>
+          <w:u w:val="single"/>
+        </w:rPr>
+        <w:t>陸游</w:t>
       </w:r>
       <w:r>
         <w:rPr>
           <w:rFonts w:hint="eastAsia"/>
           <w:color w:val="0F0F0F"/>
           <w:szCs w:val="28"/>
-          <w:u w:val="single"/>
-        </w:rPr>
-        <w:t>陸游</w:t>
-      </w:r>
-      <w:proofErr w:type="gramEnd"/>
-      <w:r>
-        <w:rPr>
-          <w:rFonts w:hint="eastAsia"/>
+        </w:rPr>
+        <w:t>的母親。</w:t>
+      </w:r>
+      <w:r>
+        <w:rPr>
           <w:color w:val="0F0F0F"/>
           <w:szCs w:val="28"/>
         </w:rPr>
-        <w:t>的母親。</w:t>
+        <w:t>象徵著摧殘美好姻緣、拆散有情人的冷酷外力與封建禮教的無情壓迫。</w:t>
       </w:r>
     </w:p>
     <w:p>
@@ -1031,69 +494,26 @@
           <w:numId w:val="18"/>
         </w:numPr>
         <w:spacing w:after="0" w:line="400" w:lineRule="exact"/>
-        <w:ind w:leftChars="0" w:left="482" w:right="0"/>
+        <w:ind w:leftChars="0" w:left="284" w:right="0" w:hanging="282"/>
         <w:rPr>
           <w:color w:val="0F0F0F"/>
           <w:szCs w:val="28"/>
         </w:rPr>
       </w:pPr>
-      <w:proofErr w:type="gramStart"/>
       <w:r>
         <w:rPr>
           <w:rFonts w:hint="eastAsia"/>
           <w:color w:val="0F0F0F"/>
           <w:szCs w:val="28"/>
         </w:rPr>
-        <w:t>離索</w:t>
-      </w:r>
-      <w:proofErr w:type="gramEnd"/>
-      <w:r>
-        <w:rPr>
-          <w:rFonts w:hint="eastAsia"/>
+        <w:t>離索：</w:t>
+      </w:r>
+      <w:r>
+        <w:rPr>
           <w:color w:val="0F0F0F"/>
           <w:szCs w:val="28"/>
         </w:rPr>
-        <w:t>：離群索居的簡括。</w:t>
-      </w:r>
-      <w:r>
-        <w:rPr>
-          <w:rFonts w:hint="eastAsia"/>
-          <w:color w:val="0F0F0F"/>
-          <w:szCs w:val="28"/>
-        </w:rPr>
-        <w:t>簡括</w:t>
-      </w:r>
-      <w:r>
-        <w:rPr>
-          <w:rFonts w:hint="eastAsia"/>
-          <w:color w:val="0F0F0F"/>
-          <w:szCs w:val="28"/>
-        </w:rPr>
-        <w:t>：</w:t>
-      </w:r>
-      <w:r>
-        <w:rPr>
-          <w:rFonts w:hint="eastAsia"/>
-          <w:color w:val="0F0F0F"/>
-          <w:szCs w:val="28"/>
-        </w:rPr>
-        <w:t>簡明而能概括整體。</w:t>
-      </w:r>
-      <w:r>
-        <w:rPr>
-          <w:rFonts w:hint="eastAsia"/>
-          <w:color w:val="0F0F0F"/>
-          <w:szCs w:val="28"/>
-        </w:rPr>
-        <w:t>索：</w:t>
-      </w:r>
-      <w:r>
-        <w:rPr>
-          <w:rFonts w:hint="eastAsia"/>
-          <w:color w:val="0F0F0F"/>
-          <w:szCs w:val="28"/>
-        </w:rPr>
-        <w:t>孤獨的、疏離的。</w:t>
+        <w:t>離別索居、孤獨寂寞。形容兩人自被迫分離後，各自在孤獨、缺乏慰藉的環境中度過漫長歲月。這四個字飽含著無盡的思念與被時代命運捉弄的蒼涼。</w:t>
       </w:r>
     </w:p>
     <w:p>
@@ -1104,31 +524,20 @@
           <w:numId w:val="18"/>
         </w:numPr>
         <w:spacing w:after="0" w:line="400" w:lineRule="exact"/>
-        <w:ind w:leftChars="0" w:left="482" w:right="0"/>
+        <w:ind w:leftChars="0" w:left="284" w:right="0" w:hanging="282"/>
         <w:rPr>
           <w:color w:val="0F0F0F"/>
           <w:szCs w:val="28"/>
         </w:rPr>
       </w:pPr>
-      <w:proofErr w:type="gramStart"/>
       <w:r>
         <w:rPr>
           <w:rFonts w:hint="eastAsia"/>
           <w:color w:val="0F0F0F"/>
           <w:szCs w:val="28"/>
         </w:rPr>
-        <w:t>浥</w:t>
-      </w:r>
-      <w:proofErr w:type="gramEnd"/>
-      <w:r>
-        <w:rPr>
-          <w:rFonts w:hint="eastAsia"/>
-          <w:color w:val="0F0F0F"/>
-          <w:szCs w:val="28"/>
-        </w:rPr>
-        <w:t>（</w:t>
-      </w:r>
-      <w:proofErr w:type="gramStart"/>
+        <w:t>浥（</w:t>
+      </w:r>
       <w:r>
         <w:rPr>
           <w:rFonts w:hint="eastAsia"/>
@@ -1138,13 +547,19 @@
         </w:rPr>
         <w:t>一ˋ</w:t>
       </w:r>
-      <w:proofErr w:type="gramEnd"/>
       <w:r>
         <w:rPr>
           <w:color w:val="0F0F0F"/>
           <w:szCs w:val="28"/>
         </w:rPr>
-        <w:t>）：濕潤。</w:t>
+        <w:t>）：</w:t>
+      </w:r>
+      <w:r>
+        <w:rPr>
+          <w:color w:val="0F0F0F"/>
+          <w:szCs w:val="28"/>
+        </w:rPr>
+        <w:t>潤濕、沾濕。用來形容眼淚不斷流淌，將手帕完全沾濕的狀態，具體而微地展現了因過度悲傷而無法自拔的淒苦形象。</w:t>
       </w:r>
     </w:p>
     <w:p>
@@ -1155,31 +570,20 @@
           <w:numId w:val="18"/>
         </w:numPr>
         <w:spacing w:after="0" w:line="400" w:lineRule="exact"/>
-        <w:ind w:leftChars="0" w:left="482" w:right="0"/>
+        <w:ind w:leftChars="0" w:left="284" w:right="0" w:hanging="282"/>
         <w:rPr>
           <w:color w:val="0F0F0F"/>
           <w:szCs w:val="28"/>
         </w:rPr>
       </w:pPr>
-      <w:proofErr w:type="gramStart"/>
       <w:r>
         <w:rPr>
           <w:rFonts w:hint="eastAsia"/>
           <w:color w:val="0F0F0F"/>
           <w:szCs w:val="28"/>
         </w:rPr>
-        <w:t>鮫綃</w:t>
-      </w:r>
-      <w:proofErr w:type="gramEnd"/>
-      <w:r>
-        <w:rPr>
-          <w:rFonts w:hint="eastAsia"/>
-          <w:color w:val="0F0F0F"/>
-          <w:szCs w:val="28"/>
-        </w:rPr>
-        <w:t>（</w:t>
-      </w:r>
-      <w:proofErr w:type="gramStart"/>
+        <w:t>鮫綃（</w:t>
+      </w:r>
       <w:r>
         <w:rPr>
           <w:rFonts w:hint="eastAsia"/>
@@ -1187,83 +591,36 @@
           <w:sz w:val="16"/>
           <w:szCs w:val="16"/>
         </w:rPr>
-        <w:t>ㄐㄧㄠ</w:t>
-      </w:r>
-      <w:proofErr w:type="gramEnd"/>
-      <w:r>
-        <w:rPr>
-          <w:rFonts w:hint="eastAsia"/>
-          <w:color w:val="FF0000"/>
-          <w:sz w:val="16"/>
-          <w:szCs w:val="16"/>
-        </w:rPr>
-        <w:t xml:space="preserve"> </w:t>
-      </w:r>
-      <w:proofErr w:type="gramStart"/>
-      <w:r>
-        <w:rPr>
-          <w:rFonts w:hint="eastAsia"/>
-          <w:color w:val="FF0000"/>
-          <w:sz w:val="16"/>
-          <w:szCs w:val="16"/>
-        </w:rPr>
-        <w:t>ㄒㄧㄠ</w:t>
-      </w:r>
-      <w:proofErr w:type="gramEnd"/>
+        <w:t>ㄐㄧㄠ ㄒㄧㄠ</w:t>
+      </w:r>
       <w:r>
         <w:rPr>
           <w:color w:val="0F0F0F"/>
           <w:szCs w:val="28"/>
         </w:rPr>
-        <w:t>）：神話傳說</w:t>
-      </w:r>
-      <w:proofErr w:type="gramStart"/>
+        <w:t>）：</w:t>
+      </w:r>
       <w:r>
         <w:rPr>
           <w:color w:val="0F0F0F"/>
           <w:szCs w:val="28"/>
         </w:rPr>
-        <w:t>鮫</w:t>
-      </w:r>
-      <w:proofErr w:type="gramEnd"/>
+        <w:t>傳說中</w:t>
+      </w:r>
       <w:r>
         <w:rPr>
           <w:color w:val="0F0F0F"/>
           <w:szCs w:val="28"/>
-        </w:rPr>
-        <w:t>人</w:t>
-      </w:r>
-      <w:proofErr w:type="gramStart"/>
+          <w:u w:val="single"/>
+        </w:rPr>
+        <w:t>南海</w:t>
+      </w:r>
       <w:r>
         <w:rPr>
           <w:color w:val="0F0F0F"/>
           <w:szCs w:val="28"/>
         </w:rPr>
-        <w:t>所織的綃</w:t>
-      </w:r>
-      <w:proofErr w:type="gramEnd"/>
-      <w:r>
-        <w:rPr>
-          <w:color w:val="0F0F0F"/>
-          <w:szCs w:val="28"/>
-        </w:rPr>
-        <w:t>，極薄，後用以泛指薄紗，這裡指手帕。</w:t>
-      </w:r>
-      <w:proofErr w:type="gramStart"/>
-      <w:r>
-        <w:rPr>
-          <w:color w:val="0F0F0F"/>
-          <w:szCs w:val="28"/>
-        </w:rPr>
-        <w:t>綃</w:t>
-      </w:r>
-      <w:proofErr w:type="gramEnd"/>
-      <w:r>
-        <w:rPr>
-          <w:color w:val="0F0F0F"/>
-          <w:szCs w:val="28"/>
-        </w:rPr>
-        <w:t>，生絲，生絲織物。</w:t>
+        <w:t>鮫人所織的絲絹。泛指輕柔華貴的絲織手帕或手絹。詞中用此詞來形容女子拭淚的絹帕質地精緻，更襯托出佳人落淚時的楚楚可憐與淒美。</w:t>
       </w:r>
     </w:p>
     <w:p>
@@ -1274,7 +631,7 @@
           <w:numId w:val="18"/>
         </w:numPr>
         <w:spacing w:after="0" w:line="400" w:lineRule="exact"/>
-        <w:ind w:leftChars="0" w:left="482" w:right="0"/>
+        <w:ind w:leftChars="0" w:left="284" w:right="0" w:hanging="282"/>
         <w:rPr>
           <w:color w:val="0F0F0F"/>
           <w:szCs w:val="28"/>
@@ -1286,7 +643,14 @@
           <w:color w:val="0F0F0F"/>
           <w:szCs w:val="28"/>
         </w:rPr>
-        <w:t>池閣：池上的樓閣。</w:t>
+        <w:t>池閣：</w:t>
+      </w:r>
+      <w:r>
+        <w:rPr>
+          <w:color w:val="0F0F0F"/>
+          <w:szCs w:val="28"/>
+        </w:rPr>
+        <w:t>池水旁的亭台樓閣。描繪沈園中的景物。桃花落盡、樓閣空置，景物依然而人事已非，借此「移情入景」，將內心的空虛與物是人非的哀傷外化。</w:t>
       </w:r>
     </w:p>
     <w:p>
@@ -1297,47 +661,26 @@
           <w:numId w:val="18"/>
         </w:numPr>
         <w:spacing w:after="0" w:line="400" w:lineRule="exact"/>
-        <w:ind w:leftChars="0" w:left="482" w:right="0"/>
+        <w:ind w:leftChars="0" w:left="284" w:right="0" w:hanging="282"/>
         <w:rPr>
           <w:color w:val="0F0F0F"/>
           <w:szCs w:val="28"/>
         </w:rPr>
       </w:pPr>
-      <w:proofErr w:type="gramStart"/>
       <w:r>
         <w:rPr>
           <w:rFonts w:hint="eastAsia"/>
           <w:color w:val="0F0F0F"/>
           <w:szCs w:val="28"/>
         </w:rPr>
-        <w:t>山盟</w:t>
-      </w:r>
-      <w:proofErr w:type="gramEnd"/>
-      <w:r>
-        <w:rPr>
-          <w:rFonts w:hint="eastAsia"/>
+        <w:t>山盟：</w:t>
+      </w:r>
+      <w:r>
+        <w:rPr>
           <w:color w:val="0F0F0F"/>
           <w:szCs w:val="28"/>
         </w:rPr>
-        <w:t>：舊時常用山盟海誓，指對</w:t>
-      </w:r>
-      <w:proofErr w:type="gramStart"/>
-      <w:r>
-        <w:rPr>
-          <w:rFonts w:hint="eastAsia"/>
-          <w:color w:val="0F0F0F"/>
-          <w:szCs w:val="28"/>
-        </w:rPr>
-        <w:t>山立盟</w:t>
-      </w:r>
-      <w:proofErr w:type="gramEnd"/>
-      <w:r>
-        <w:rPr>
-          <w:rFonts w:hint="eastAsia"/>
-          <w:color w:val="0F0F0F"/>
-          <w:szCs w:val="28"/>
-        </w:rPr>
-        <w:t>，指海起誓。</w:t>
+        <w:t>誓言如山一般堅定不移。指男女之間海枯石爛、永不分離的誓言。雖然當年的山盟海誓至今依然存在、未曾改變，但現實的殘酷卻讓這份情感無法在世俗中圓滿。</w:t>
       </w:r>
     </w:p>
     <w:p>
@@ -1348,7 +691,7 @@
           <w:numId w:val="18"/>
         </w:numPr>
         <w:spacing w:after="0" w:line="400" w:lineRule="exact"/>
-        <w:ind w:leftChars="0" w:left="482" w:right="0"/>
+        <w:ind w:leftChars="0" w:left="284" w:right="0" w:hanging="426"/>
         <w:rPr>
           <w:color w:val="0F0F0F"/>
           <w:szCs w:val="28"/>
@@ -1360,25 +703,14 @@
           <w:color w:val="0F0F0F"/>
           <w:szCs w:val="28"/>
         </w:rPr>
-        <w:t>錦書：寫</w:t>
-      </w:r>
-      <w:proofErr w:type="gramStart"/>
-      <w:r>
-        <w:rPr>
-          <w:rFonts w:hint="eastAsia"/>
+        <w:t>錦書：</w:t>
+      </w:r>
+      <w:r>
+        <w:rPr>
           <w:color w:val="0F0F0F"/>
           <w:szCs w:val="28"/>
         </w:rPr>
-        <w:t>在錦上的</w:t>
-      </w:r>
-      <w:proofErr w:type="gramEnd"/>
-      <w:r>
-        <w:rPr>
-          <w:rFonts w:hint="eastAsia"/>
-          <w:color w:val="0F0F0F"/>
-          <w:szCs w:val="28"/>
-        </w:rPr>
-        <w:t>書信。</w:t>
+        <w:t>織有精美花紋的彩色絲絹書信，後泛指情書。此處指兩人如今身份有別、各自婚嫁，縱有千言萬語、深情厚意，也無法再向對方傾訴或寄達。</w:t>
       </w:r>
     </w:p>
     <w:p>
@@ -1389,28 +721,34 @@
           <w:numId w:val="18"/>
         </w:numPr>
         <w:spacing w:after="0" w:line="400" w:lineRule="exact"/>
-        <w:ind w:leftChars="0" w:left="482" w:right="0"/>
-        <w:rPr>
-          <w:sz w:val="32"/>
-          <w:szCs w:val="32"/>
-        </w:rPr>
-      </w:pPr>
-      <w:r>
-        <w:rPr>
-          <w:rFonts w:hint="eastAsia"/>
+        <w:ind w:leftChars="0" w:left="284" w:right="0" w:hanging="426"/>
+        <w:rPr>
           <w:color w:val="0F0F0F"/>
           <w:szCs w:val="28"/>
         </w:rPr>
-        <w:t>莫、莫、莫：相當於「罷了」。</w:t>
+      </w:pPr>
+      <w:r>
+        <w:rPr>
+          <w:rFonts w:hint="eastAsia"/>
+          <w:color w:val="0F0F0F"/>
+          <w:szCs w:val="28"/>
+        </w:rPr>
+        <w:t>莫、莫、莫：</w:t>
+      </w:r>
+      <w:r>
+        <w:rPr>
+          <w:color w:val="0F0F0F"/>
+          <w:szCs w:val="28"/>
+        </w:rPr>
+        <w:t>罷了、休矣、無可奈何。全詞的結句，連用三個「莫」字，將所有的悲憤、不甘、悔恨與絕望化為一聲聲長嘆。這是一種心死、妥協且無可奈何的情感總結，餘韻無窮，令人讀之鼻酸。</w:t>
       </w:r>
     </w:p>
     <w:p>
       <w:pPr>
         <w:spacing w:beforeLines="50" w:before="120" w:after="0" w:line="440" w:lineRule="exact"/>
-        <w:ind w:left="0" w:right="0" w:firstLine="0"/>
-        <w:rPr>
-          <w:sz w:val="32"/>
-          <w:szCs w:val="32"/>
+        <w:ind w:left="-6" w:right="0" w:hanging="11"/>
+        <w:rPr>
+          <w:szCs w:val="28"/>
         </w:rPr>
       </w:pPr>
       <w:r>
@@ -1420,20 +758,24 @@
           <w:szCs w:val="32"/>
           <w:bdr w:val="single" w:sz="4" w:space="0" w:color="auto"/>
         </w:rPr>
-        <w:t>詞人背後的故事</w:t>
+        <w:lastRenderedPageBreak/>
+        <w:t>賞析</w:t>
       </w:r>
     </w:p>
     <w:p>
       <w:pPr>
-        <w:spacing w:after="0" w:line="440" w:lineRule="exact"/>
-        <w:ind w:left="0" w:right="0" w:firstLine="0"/>
-        <w:rPr>
-          <w:szCs w:val="28"/>
-        </w:rPr>
-      </w:pPr>
-      <w:r>
-        <w:rPr>
-          <w:rFonts w:hint="eastAsia"/>
+        <w:spacing w:after="0" w:line="480" w:lineRule="exact"/>
+        <w:ind w:left="-6" w:right="0" w:hanging="11"/>
+        <w:jc w:val="both"/>
+        <w:rPr>
+          <w:bCs/>
+          <w:szCs w:val="28"/>
+        </w:rPr>
+      </w:pPr>
+      <w:r>
+        <w:rPr>
+          <w:rFonts w:hint="eastAsia"/>
+          <w:bCs/>
           <w:szCs w:val="28"/>
         </w:rPr>
         <w:t xml:space="preserve">    </w:t>
@@ -1441,2573 +783,242 @@
       <w:r>
         <w:rPr>
           <w:rFonts w:hint="eastAsia"/>
+          <w:bCs/>
           <w:szCs w:val="28"/>
           <w:u w:val="single"/>
         </w:rPr>
+        <w:t>南宋</w:t>
+      </w:r>
+      <w:r>
+        <w:rPr>
+          <w:rFonts w:hint="eastAsia"/>
+          <w:bCs/>
+          <w:szCs w:val="28"/>
+        </w:rPr>
+        <w:t>愛國詩人</w:t>
+      </w:r>
+      <w:r>
+        <w:rPr>
+          <w:rFonts w:hint="eastAsia"/>
+          <w:bCs/>
+          <w:szCs w:val="28"/>
+          <w:u w:val="single"/>
+        </w:rPr>
         <w:t>陸游</w:t>
       </w:r>
       <w:r>
         <w:rPr>
           <w:rFonts w:hint="eastAsia"/>
-          <w:szCs w:val="28"/>
-        </w:rPr>
-        <w:t>生活在</w:t>
-      </w:r>
-      <w:r>
-        <w:rPr>
-          <w:rFonts w:hint="eastAsia"/>
+          <w:bCs/>
+          <w:szCs w:val="28"/>
+        </w:rPr>
+        <w:t>的《釵頭鳳·紅酥手》，是</w:t>
+      </w:r>
+      <w:r>
+        <w:rPr>
+          <w:rFonts w:hint="eastAsia"/>
+          <w:bCs/>
           <w:szCs w:val="28"/>
           <w:u w:val="single"/>
         </w:rPr>
-        <w:t>南宋</w:t>
-      </w:r>
-      <w:r>
-        <w:rPr>
-          <w:rFonts w:hint="eastAsia"/>
-          <w:szCs w:val="28"/>
-        </w:rPr>
-        <w:t>初年，算是大元帥</w:t>
-      </w:r>
-      <w:r>
-        <w:rPr>
-          <w:rFonts w:hint="eastAsia"/>
+        <w:t>中國</w:t>
+      </w:r>
+      <w:r>
+        <w:rPr>
+          <w:rFonts w:hint="eastAsia"/>
+          <w:bCs/>
+          <w:szCs w:val="28"/>
+        </w:rPr>
+        <w:t>文學史上扣人心弦的愛情悲劇名篇</w:t>
+      </w:r>
+      <w:r>
+        <w:rPr>
+          <w:bCs/>
+          <w:szCs w:val="28"/>
+        </w:rPr>
+        <w:br/>
+      </w:r>
+      <w:r>
+        <w:rPr>
+          <w:rFonts w:hint="eastAsia"/>
+          <w:bCs/>
+          <w:szCs w:val="28"/>
+        </w:rPr>
+        <w:t>。這首詞借</w:t>
+      </w:r>
+      <w:r>
+        <w:rPr>
+          <w:rFonts w:hint="eastAsia"/>
+          <w:bCs/>
           <w:szCs w:val="28"/>
           <w:u w:val="single"/>
         </w:rPr>
-        <w:t>岳飛</w:t>
-      </w:r>
-      <w:r>
-        <w:rPr>
-          <w:rFonts w:hint="eastAsia"/>
-          <w:szCs w:val="28"/>
-        </w:rPr>
-        <w:t>的晚輩。他也是一位力主北伐抗</w:t>
-      </w:r>
-      <w:r>
-        <w:rPr>
-          <w:rFonts w:hint="eastAsia"/>
-          <w:szCs w:val="28"/>
-          <w:u w:val="single"/>
-        </w:rPr>
-        <w:t>金</w:t>
-      </w:r>
-      <w:r>
-        <w:rPr>
-          <w:rFonts w:hint="eastAsia"/>
-          <w:szCs w:val="28"/>
-        </w:rPr>
-        <w:t>、收復中原的愛國志士，多次在朝廷上大膽上書，建議北上出兵。但他不僅沒有被採納建議，還多次受到牽連，被貶到外地做官，仕途非常坎坷。</w:t>
+        <w:t>沈園</w:t>
+      </w:r>
+      <w:r>
+        <w:rPr>
+          <w:rFonts w:hint="eastAsia"/>
+          <w:bCs/>
+          <w:szCs w:val="28"/>
+        </w:rPr>
+        <w:t>重逢的創痛情境，將綿延多年的相思、悔恨與命運的無奈融於一爐，展現出極具感染力的藝術張力。</w:t>
       </w:r>
     </w:p>
     <w:p>
       <w:pPr>
-        <w:spacing w:after="0" w:line="440" w:lineRule="exact"/>
-        <w:ind w:left="0" w:right="0" w:firstLine="0"/>
-        <w:rPr>
-          <w:szCs w:val="28"/>
-        </w:rPr>
-      </w:pPr>
-      <w:r>
-        <w:rPr>
-          <w:rFonts w:hint="eastAsia"/>
-          <w:szCs w:val="28"/>
-        </w:rPr>
-        <w:t xml:space="preserve">    </w:t>
-      </w:r>
-      <w:r>
-        <w:rPr>
-          <w:rFonts w:hint="eastAsia"/>
-          <w:szCs w:val="28"/>
-        </w:rPr>
-        <w:t>不過，</w:t>
-      </w:r>
-      <w:r>
-        <w:rPr>
-          <w:rFonts w:hint="eastAsia"/>
-          <w:szCs w:val="28"/>
-          <w:u w:val="single"/>
-        </w:rPr>
-        <w:t>陸游</w:t>
-      </w:r>
-      <w:r>
-        <w:rPr>
-          <w:rFonts w:hint="eastAsia"/>
-          <w:szCs w:val="28"/>
-        </w:rPr>
-        <w:t>有一段八個月的幕府經歷，也是他唯一一次親臨前線的軍旅生涯。幕府，就是在武將身邊擔任參謀、管理文書之類的官員。</w:t>
-      </w:r>
-      <w:proofErr w:type="gramStart"/>
-      <w:r>
-        <w:rPr>
-          <w:rFonts w:hint="eastAsia"/>
-          <w:szCs w:val="28"/>
-        </w:rPr>
-        <w:t>期間，</w:t>
-      </w:r>
-      <w:proofErr w:type="gramEnd"/>
-      <w:r>
-        <w:rPr>
-          <w:rFonts w:hint="eastAsia"/>
-          <w:szCs w:val="28"/>
-        </w:rPr>
-        <w:t>他在大小戰略要塞巡邏，並接受主將委任，寫下洋洋灑灑的《平戎策》，提出了驅逐</w:t>
-      </w:r>
-      <w:r>
-        <w:rPr>
-          <w:rFonts w:hint="eastAsia"/>
-          <w:szCs w:val="28"/>
-          <w:u w:val="single"/>
-        </w:rPr>
-        <w:t>金</w:t>
-      </w:r>
-      <w:r>
-        <w:rPr>
-          <w:rFonts w:hint="eastAsia"/>
-          <w:szCs w:val="28"/>
-        </w:rPr>
-        <w:t>人、收復中原的計劃。可惜的是，</w:t>
-      </w:r>
-      <w:r>
-        <w:rPr>
-          <w:rFonts w:hint="eastAsia"/>
-          <w:szCs w:val="28"/>
-          <w:u w:val="single"/>
-        </w:rPr>
-        <w:t>陸游</w:t>
-      </w:r>
-      <w:r>
-        <w:rPr>
-          <w:rFonts w:hint="eastAsia"/>
-          <w:szCs w:val="28"/>
-        </w:rPr>
-        <w:t>的策略又被朝廷否定了，很快幕府也被解散，將士們出師北伐的夢想隨之破滅。</w:t>
+        <w:spacing w:after="0" w:line="480" w:lineRule="exact"/>
+        <w:ind w:left="-6" w:right="0" w:hanging="11"/>
+        <w:jc w:val="both"/>
+        <w:rPr>
+          <w:bCs/>
+          <w:szCs w:val="28"/>
+        </w:rPr>
+      </w:pPr>
+      <w:r>
+        <w:rPr>
+          <w:rFonts w:hint="eastAsia"/>
+          <w:bCs/>
+          <w:szCs w:val="28"/>
+        </w:rPr>
+        <w:t xml:space="preserve">　　</w:t>
+      </w:r>
+      <w:r>
+        <w:rPr>
+          <w:rFonts w:hint="eastAsia"/>
+          <w:bCs/>
+          <w:szCs w:val="28"/>
+        </w:rPr>
+        <w:t>在上片中，詞人以「紅酥手，黃縢酒」開篇，</w:t>
+      </w:r>
+      <w:r>
+        <w:rPr>
+          <w:rFonts w:hint="eastAsia"/>
+          <w:b/>
+          <w:szCs w:val="28"/>
+        </w:rPr>
+        <w:t>勾勒</w:t>
+      </w:r>
+      <w:r>
+        <w:rPr>
+          <w:rFonts w:hint="eastAsia"/>
+          <w:bCs/>
+          <w:szCs w:val="28"/>
+        </w:rPr>
+        <w:t>出昔日或重逢時宴席上的觸景之物。然而，「滿城春色宮牆柳」表面上寫春意盎然，實則以樂景襯哀情，</w:t>
+      </w:r>
+      <w:r>
+        <w:rPr>
+          <w:rFonts w:hint="eastAsia"/>
+          <w:b/>
+          <w:szCs w:val="28"/>
+        </w:rPr>
+        <w:t>反襯</w:t>
+      </w:r>
+      <w:r>
+        <w:rPr>
+          <w:rFonts w:hint="eastAsia"/>
+          <w:bCs/>
+          <w:szCs w:val="28"/>
+        </w:rPr>
+        <w:t>出人事全非的荒涼。隨即筆鋒陡轉，「東風惡，歡情薄」，將外界的強大阻力與命運的殘酷無情具象化。「東風惡」不僅指自然的春風，更隱喻拆散美滿姻緣的</w:t>
+      </w:r>
+      <w:r>
+        <w:rPr>
+          <w:rFonts w:hint="eastAsia"/>
+          <w:b/>
+          <w:szCs w:val="28"/>
+        </w:rPr>
+        <w:t>封建禮教</w:t>
+      </w:r>
+      <w:r>
+        <w:rPr>
+          <w:rFonts w:hint="eastAsia"/>
+          <w:bCs/>
+          <w:szCs w:val="28"/>
+        </w:rPr>
+        <w:t>與無情現實。面對「一懷愁緒，幾年離索」，詞人發出</w:t>
+      </w:r>
+      <w:r>
+        <w:rPr>
+          <w:rFonts w:hint="eastAsia"/>
+          <w:b/>
+          <w:szCs w:val="28"/>
+        </w:rPr>
+        <w:t>震顫人心</w:t>
+      </w:r>
+      <w:r>
+        <w:rPr>
+          <w:rFonts w:hint="eastAsia"/>
+          <w:bCs/>
+          <w:szCs w:val="28"/>
+        </w:rPr>
+        <w:t>的三聲「錯、錯、錯」，這既是對命運</w:t>
+      </w:r>
+      <w:r>
+        <w:rPr>
+          <w:rFonts w:hint="eastAsia"/>
+          <w:b/>
+          <w:szCs w:val="28"/>
+        </w:rPr>
+        <w:t>陰差陽錯</w:t>
+      </w:r>
+      <w:r>
+        <w:rPr>
+          <w:rFonts w:hint="eastAsia"/>
+          <w:bCs/>
+          <w:szCs w:val="28"/>
+        </w:rPr>
+        <w:t>的控訴，也是對自身無力挽回婚姻的沉痛自責與無限悔恨。</w:t>
       </w:r>
     </w:p>
     <w:p>
       <w:pPr>
-        <w:spacing w:after="0" w:line="440" w:lineRule="exact"/>
-        <w:ind w:left="0" w:right="0" w:firstLine="0"/>
-        <w:rPr>
-          <w:szCs w:val="28"/>
-        </w:rPr>
-      </w:pPr>
-      <w:r>
-        <w:rPr>
-          <w:rFonts w:hint="eastAsia"/>
-          <w:szCs w:val="28"/>
-        </w:rPr>
-        <w:lastRenderedPageBreak/>
-        <w:t xml:space="preserve">    </w:t>
-      </w:r>
-      <w:r>
-        <w:rPr>
-          <w:rFonts w:hint="eastAsia"/>
-          <w:szCs w:val="28"/>
-        </w:rPr>
-        <w:t>所以呢，</w:t>
-      </w:r>
-      <w:r>
-        <w:rPr>
-          <w:rFonts w:hint="eastAsia"/>
-          <w:szCs w:val="28"/>
-          <w:u w:val="single"/>
-        </w:rPr>
-        <w:t>陸游</w:t>
-      </w:r>
-      <w:r>
-        <w:rPr>
-          <w:rFonts w:hint="eastAsia"/>
-          <w:szCs w:val="28"/>
-        </w:rPr>
-        <w:t>經常在詩詞中流露出上陣殺敵的渴望和報國無門的悲憤，留下了許多氣勢</w:t>
-      </w:r>
-      <w:r>
-        <w:rPr>
-          <w:rFonts w:hint="eastAsia"/>
-          <w:b/>
+        <w:spacing w:after="0" w:line="480" w:lineRule="exact"/>
+        <w:ind w:left="-6" w:right="0" w:hanging="11"/>
+        <w:jc w:val="both"/>
+        <w:rPr>
           <w:bCs/>
           <w:szCs w:val="28"/>
         </w:rPr>
-        <w:t>磅礴</w:t>
-      </w:r>
-      <w:r>
-        <w:rPr>
-          <w:rFonts w:hint="eastAsia"/>
-          <w:szCs w:val="28"/>
-        </w:rPr>
-        <w:t>又</w:t>
-      </w:r>
-      <w:r>
-        <w:rPr>
-          <w:rFonts w:hint="eastAsia"/>
-          <w:b/>
+      </w:pPr>
+      <w:r>
+        <w:rPr>
+          <w:rFonts w:hint="eastAsia"/>
           <w:bCs/>
           <w:szCs w:val="28"/>
         </w:rPr>
-        <w:t>感人肺腑</w:t>
-      </w:r>
-      <w:r>
-        <w:rPr>
-          <w:rFonts w:hint="eastAsia"/>
-          <w:szCs w:val="28"/>
-        </w:rPr>
-        <w:t>的詩句，比如著名的「</w:t>
-      </w:r>
-      <w:hyperlink r:id="rId8" w:history="1">
-        <w:r>
-          <w:rPr>
-            <w:rStyle w:val="a8"/>
-            <w:rFonts w:hint="eastAsia"/>
-            <w:szCs w:val="28"/>
-          </w:rPr>
-          <w:t>夜闌臥聽風吹雨，鐵馬冰河入夢來</w:t>
-        </w:r>
-      </w:hyperlink>
-      <w:r>
-        <w:rPr>
-          <w:rFonts w:hint="eastAsia"/>
-          <w:szCs w:val="28"/>
-        </w:rPr>
-        <w:t>」「</w:t>
-      </w:r>
-      <w:hyperlink r:id="rId9" w:history="1">
-        <w:r>
-          <w:rPr>
-            <w:rStyle w:val="a8"/>
-            <w:rFonts w:hint="eastAsia"/>
-            <w:szCs w:val="28"/>
-          </w:rPr>
-          <w:t>王師北定中原日，家祭無忘吿乃翁</w:t>
-        </w:r>
-      </w:hyperlink>
-      <w:r>
-        <w:rPr>
-          <w:rFonts w:hint="eastAsia"/>
-          <w:szCs w:val="28"/>
-        </w:rPr>
-        <w:t>」等等。</w:t>
+        <w:t xml:space="preserve">　　</w:t>
+      </w:r>
+      <w:r>
+        <w:rPr>
+          <w:rFonts w:hint="eastAsia"/>
+          <w:bCs/>
+          <w:szCs w:val="28"/>
+        </w:rPr>
+        <w:t>下片則將視角從往事與現實的交織，推向更深層的悲劇絕境。「春如舊，人空瘦」，時間流轉，自然界的春天依舊，伊人卻因無盡的思念而憔悴不堪，薄紗帕上沾滿了斑斑淚痕。「桃花落，閒池閣」移情入景，落紅滿地、樓閣空寂，將淒清孤寂的</w:t>
+      </w:r>
+      <w:r>
+        <w:rPr>
+          <w:rFonts w:hint="eastAsia"/>
+          <w:bCs/>
+          <w:szCs w:val="28"/>
+        </w:rPr>
+        <w:t>氛圍</w:t>
+      </w:r>
+      <w:r>
+        <w:rPr>
+          <w:rFonts w:hint="eastAsia"/>
+          <w:bCs/>
+          <w:szCs w:val="28"/>
+        </w:rPr>
+        <w:t>推向頂峰。最後，「山盟雖在，錦書難托」揭示了全詞的核心矛盾：誓言猶在耳畔，真情卻再也無法傳遞。無奈之下，化為三聲長嘆「莫、莫、莫！」，將所有的怨尤、哀傷與絕望歸於沉寂，體現了哀莫大於心死的深刻悲涼。</w:t>
       </w:r>
     </w:p>
     <w:p>
       <w:pPr>
-        <w:spacing w:after="0" w:line="440" w:lineRule="exact"/>
-        <w:ind w:left="0" w:right="0" w:firstLine="0"/>
-        <w:rPr>
-          <w:szCs w:val="28"/>
-        </w:rPr>
-      </w:pPr>
-      <w:r>
-        <w:rPr>
-          <w:rFonts w:hint="eastAsia"/>
-          <w:szCs w:val="28"/>
-        </w:rPr>
-        <w:t xml:space="preserve">    </w:t>
-      </w:r>
-      <w:r>
-        <w:rPr>
-          <w:rFonts w:hint="eastAsia"/>
-          <w:szCs w:val="28"/>
-        </w:rPr>
-        <w:t>這位愛國文人，也有一段廣為流傳的愛情故事。根據</w:t>
-      </w:r>
-      <w:r>
-        <w:rPr>
-          <w:rFonts w:hint="eastAsia"/>
-          <w:szCs w:val="28"/>
-          <w:u w:val="single"/>
-        </w:rPr>
-        <w:t>宋</w:t>
-      </w:r>
-      <w:r>
-        <w:rPr>
-          <w:rFonts w:hint="eastAsia"/>
-          <w:szCs w:val="28"/>
-        </w:rPr>
-        <w:t>人的筆記小說記載，</w:t>
-      </w:r>
-      <w:r>
-        <w:rPr>
-          <w:rFonts w:hint="eastAsia"/>
-          <w:szCs w:val="28"/>
-          <w:u w:val="single"/>
-        </w:rPr>
-        <w:t>陸游</w:t>
-      </w:r>
-      <w:r>
-        <w:rPr>
-          <w:rFonts w:hint="eastAsia"/>
-          <w:szCs w:val="28"/>
-        </w:rPr>
-        <w:t>年輕時，和大家閨秀</w:t>
-      </w:r>
-      <w:r>
-        <w:rPr>
-          <w:rFonts w:hint="eastAsia"/>
-          <w:szCs w:val="28"/>
-          <w:u w:val="single"/>
-        </w:rPr>
-        <w:t>唐</w:t>
-      </w:r>
-      <w:r>
-        <w:rPr>
-          <w:rFonts w:hint="eastAsia"/>
-          <w:szCs w:val="28"/>
-        </w:rPr>
-        <w:t>氏、也就是後來人</w:t>
-      </w:r>
-      <w:proofErr w:type="gramStart"/>
-      <w:r>
-        <w:rPr>
-          <w:rFonts w:hint="eastAsia"/>
-          <w:szCs w:val="28"/>
-        </w:rPr>
-        <w:t>常說的</w:t>
-      </w:r>
-      <w:r>
-        <w:rPr>
-          <w:rFonts w:hint="eastAsia"/>
-          <w:szCs w:val="28"/>
-          <w:u w:val="single"/>
-        </w:rPr>
-        <w:t>唐琬</w:t>
-      </w:r>
-      <w:r>
-        <w:rPr>
-          <w:rFonts w:hint="eastAsia"/>
-          <w:szCs w:val="28"/>
-        </w:rPr>
-        <w:t>結</w:t>
-      </w:r>
-      <w:proofErr w:type="gramEnd"/>
-      <w:r>
-        <w:rPr>
-          <w:rFonts w:hint="eastAsia"/>
-          <w:szCs w:val="28"/>
-        </w:rPr>
-        <w:t>為夫妻。</w:t>
-      </w:r>
-      <w:r>
-        <w:rPr>
-          <w:rFonts w:hint="eastAsia"/>
-          <w:szCs w:val="28"/>
-          <w:u w:val="single"/>
-        </w:rPr>
-        <w:t>唐琬</w:t>
-      </w:r>
-      <w:r>
-        <w:rPr>
-          <w:rFonts w:hint="eastAsia"/>
-          <w:szCs w:val="28"/>
-        </w:rPr>
-        <w:t>是位才貌雙全的佳人，和</w:t>
-      </w:r>
-      <w:r>
-        <w:rPr>
-          <w:rFonts w:hint="eastAsia"/>
-          <w:szCs w:val="28"/>
-          <w:u w:val="single"/>
-        </w:rPr>
-        <w:t>陸游</w:t>
-      </w:r>
-      <w:r>
-        <w:rPr>
-          <w:rFonts w:hint="eastAsia"/>
-          <w:szCs w:val="28"/>
-        </w:rPr>
-        <w:t>在一起，經常吟詩作對，是他心靈上的知音。</w:t>
-      </w:r>
-    </w:p>
-    <w:p>
-      <w:pPr>
-        <w:spacing w:after="0" w:line="440" w:lineRule="exact"/>
-        <w:ind w:left="0" w:right="0" w:firstLine="0"/>
-        <w:rPr>
-          <w:szCs w:val="28"/>
-        </w:rPr>
-      </w:pPr>
-      <w:r>
-        <w:rPr>
-          <w:rFonts w:hint="eastAsia"/>
-          <w:szCs w:val="28"/>
-        </w:rPr>
-        <w:t xml:space="preserve">    </w:t>
-      </w:r>
-      <w:r>
-        <w:rPr>
-          <w:rFonts w:hint="eastAsia"/>
-          <w:szCs w:val="28"/>
-        </w:rPr>
-        <w:t>但是在當時，</w:t>
-      </w:r>
-      <w:r>
-        <w:rPr>
-          <w:rFonts w:hint="eastAsia"/>
-          <w:szCs w:val="28"/>
-          <w:u w:val="single"/>
-        </w:rPr>
-        <w:t>陸游</w:t>
-      </w:r>
-      <w:r>
-        <w:rPr>
-          <w:rFonts w:hint="eastAsia"/>
-          <w:szCs w:val="28"/>
-        </w:rPr>
-        <w:t>的母親卻不喜歡</w:t>
-      </w:r>
-      <w:r>
-        <w:rPr>
-          <w:rFonts w:hint="eastAsia"/>
-          <w:szCs w:val="28"/>
-          <w:u w:val="single"/>
-        </w:rPr>
-        <w:t>唐琬</w:t>
-      </w:r>
-      <w:r>
-        <w:rPr>
-          <w:rFonts w:hint="eastAsia"/>
-          <w:szCs w:val="28"/>
-        </w:rPr>
-        <w:t>，認為她影響兒子不能專注於學業，就讓</w:t>
-      </w:r>
-      <w:r>
-        <w:rPr>
-          <w:rFonts w:hint="eastAsia"/>
-          <w:szCs w:val="28"/>
-          <w:u w:val="single"/>
-        </w:rPr>
-        <w:t>陸游</w:t>
-      </w:r>
-      <w:r>
-        <w:rPr>
-          <w:rFonts w:hint="eastAsia"/>
-          <w:szCs w:val="28"/>
-        </w:rPr>
-        <w:t>把她休了。</w:t>
-      </w:r>
-      <w:r>
-        <w:rPr>
-          <w:rFonts w:hint="eastAsia"/>
-          <w:szCs w:val="28"/>
-          <w:u w:val="single"/>
-        </w:rPr>
-        <w:t>陸游</w:t>
-      </w:r>
-      <w:r>
-        <w:rPr>
-          <w:rFonts w:hint="eastAsia"/>
-          <w:szCs w:val="28"/>
-        </w:rPr>
-        <w:t>心裡很不</w:t>
-      </w:r>
-      <w:proofErr w:type="gramStart"/>
-      <w:r>
-        <w:rPr>
-          <w:rFonts w:hint="eastAsia"/>
-          <w:szCs w:val="28"/>
-        </w:rPr>
-        <w:t>捨</w:t>
-      </w:r>
-      <w:proofErr w:type="gramEnd"/>
-      <w:r>
-        <w:rPr>
-          <w:rFonts w:hint="eastAsia"/>
-          <w:szCs w:val="28"/>
-        </w:rPr>
-        <w:t>，但是他非常孝順，還是聽從了母親的命令。兩人依依不捨地離婚了。</w:t>
-      </w:r>
-      <w:r>
-        <w:rPr>
-          <w:rFonts w:hint="eastAsia"/>
-          <w:szCs w:val="28"/>
-          <w:u w:val="single"/>
-        </w:rPr>
-        <w:t>陸游</w:t>
-      </w:r>
-      <w:r>
-        <w:rPr>
-          <w:rFonts w:hint="eastAsia"/>
-          <w:szCs w:val="28"/>
-        </w:rPr>
-        <w:t>想了一個折衷的辦法，在外面設置了</w:t>
-      </w:r>
-      <w:proofErr w:type="gramStart"/>
-      <w:r>
-        <w:rPr>
-          <w:rFonts w:hint="eastAsia"/>
-          <w:szCs w:val="28"/>
-        </w:rPr>
-        <w:t>一</w:t>
-      </w:r>
-      <w:proofErr w:type="gramEnd"/>
-      <w:r>
-        <w:rPr>
-          <w:rFonts w:hint="eastAsia"/>
-          <w:szCs w:val="28"/>
-        </w:rPr>
-        <w:t>個別館，把</w:t>
-      </w:r>
-      <w:r>
-        <w:rPr>
-          <w:rFonts w:hint="eastAsia"/>
-          <w:szCs w:val="28"/>
-          <w:u w:val="single"/>
-        </w:rPr>
-        <w:t>唐琬</w:t>
-      </w:r>
-      <w:r>
-        <w:rPr>
-          <w:rFonts w:hint="eastAsia"/>
-          <w:szCs w:val="28"/>
-        </w:rPr>
-        <w:t>「藏」了起來，時常和她相會。可惜，</w:t>
-      </w:r>
-      <w:r>
-        <w:rPr>
-          <w:rFonts w:hint="eastAsia"/>
-          <w:szCs w:val="28"/>
-          <w:u w:val="single"/>
-        </w:rPr>
-        <w:t>陸</w:t>
-      </w:r>
-      <w:r>
-        <w:rPr>
-          <w:rFonts w:hint="eastAsia"/>
-          <w:szCs w:val="28"/>
-        </w:rPr>
-        <w:t>母很快發現了這件事，親自把</w:t>
-      </w:r>
-      <w:r>
-        <w:rPr>
-          <w:rFonts w:hint="eastAsia"/>
-          <w:szCs w:val="28"/>
-          <w:u w:val="single"/>
-        </w:rPr>
-        <w:t>唐琬</w:t>
-      </w:r>
-      <w:r>
-        <w:rPr>
-          <w:rFonts w:hint="eastAsia"/>
-          <w:b/>
-          <w:bCs/>
-          <w:szCs w:val="28"/>
-        </w:rPr>
-        <w:t>攆</w:t>
-      </w:r>
-      <w:r>
-        <w:rPr>
-          <w:rFonts w:hint="eastAsia"/>
-          <w:szCs w:val="28"/>
-        </w:rPr>
-        <w:t>走了，他們就徹底分開了。</w:t>
-      </w:r>
-    </w:p>
-    <w:p>
-      <w:pPr>
-        <w:spacing w:after="0" w:line="440" w:lineRule="exact"/>
-        <w:ind w:left="0" w:right="0" w:firstLine="0"/>
-        <w:rPr>
-          <w:szCs w:val="28"/>
-        </w:rPr>
-      </w:pPr>
-      <w:r>
-        <w:rPr>
-          <w:rFonts w:hint="eastAsia"/>
-          <w:szCs w:val="28"/>
-        </w:rPr>
-        <w:t xml:space="preserve">    </w:t>
-      </w:r>
-      <w:r>
-        <w:rPr>
-          <w:rFonts w:hint="eastAsia"/>
-          <w:szCs w:val="28"/>
-        </w:rPr>
-        <w:t>之後，</w:t>
-      </w:r>
-      <w:r>
-        <w:rPr>
-          <w:rFonts w:hint="eastAsia"/>
-          <w:szCs w:val="28"/>
-          <w:u w:val="single"/>
-        </w:rPr>
-        <w:t>陸游</w:t>
-      </w:r>
-      <w:r>
-        <w:rPr>
-          <w:rFonts w:hint="eastAsia"/>
-          <w:szCs w:val="28"/>
-        </w:rPr>
-        <w:t>和</w:t>
-      </w:r>
-      <w:r>
-        <w:rPr>
-          <w:rFonts w:hint="eastAsia"/>
-          <w:szCs w:val="28"/>
-          <w:u w:val="single"/>
-        </w:rPr>
-        <w:t>唐琬</w:t>
-      </w:r>
-      <w:r>
-        <w:rPr>
-          <w:rFonts w:hint="eastAsia"/>
-          <w:szCs w:val="28"/>
-        </w:rPr>
-        <w:t>各自成家。多年後的一個春日，</w:t>
-      </w:r>
-      <w:r>
-        <w:rPr>
-          <w:rFonts w:hint="eastAsia"/>
-          <w:szCs w:val="28"/>
-          <w:u w:val="single"/>
-        </w:rPr>
-        <w:t>陸游</w:t>
-      </w:r>
-      <w:r>
-        <w:rPr>
-          <w:rFonts w:hint="eastAsia"/>
-          <w:szCs w:val="28"/>
-        </w:rPr>
-        <w:t>到</w:t>
-      </w:r>
-      <w:r>
-        <w:rPr>
-          <w:rFonts w:hint="eastAsia"/>
-          <w:szCs w:val="28"/>
-          <w:u w:val="single"/>
-        </w:rPr>
-        <w:t>沈園</w:t>
-      </w:r>
-      <w:proofErr w:type="gramStart"/>
-      <w:r>
-        <w:rPr>
-          <w:rFonts w:hint="eastAsia"/>
-          <w:szCs w:val="28"/>
-        </w:rPr>
-        <w:t>閒</w:t>
-      </w:r>
-      <w:proofErr w:type="gramEnd"/>
-      <w:r>
-        <w:rPr>
-          <w:rFonts w:hint="eastAsia"/>
-          <w:szCs w:val="28"/>
-        </w:rPr>
-        <w:t>遊，不料遇到了和現任丈夫一同出遊的</w:t>
-      </w:r>
-      <w:r>
-        <w:rPr>
-          <w:rFonts w:hint="eastAsia"/>
-          <w:szCs w:val="28"/>
-          <w:u w:val="single"/>
-        </w:rPr>
-        <w:t>唐琬</w:t>
-      </w:r>
-      <w:r>
-        <w:rPr>
-          <w:rFonts w:hint="eastAsia"/>
-          <w:szCs w:val="28"/>
-        </w:rPr>
-        <w:t>。她的現任丈夫非常開明，就讓</w:t>
-      </w:r>
-      <w:r>
-        <w:rPr>
-          <w:rFonts w:hint="eastAsia"/>
-          <w:szCs w:val="28"/>
-          <w:u w:val="single"/>
-        </w:rPr>
-        <w:t>唐琬</w:t>
-      </w:r>
-      <w:r>
-        <w:rPr>
-          <w:rFonts w:hint="eastAsia"/>
-          <w:szCs w:val="28"/>
-        </w:rPr>
-        <w:t>給</w:t>
-      </w:r>
-      <w:r>
-        <w:rPr>
-          <w:rFonts w:hint="eastAsia"/>
-          <w:szCs w:val="28"/>
-          <w:u w:val="single"/>
-        </w:rPr>
-        <w:t>陸游</w:t>
-      </w:r>
-      <w:r>
-        <w:rPr>
-          <w:rFonts w:hint="eastAsia"/>
-          <w:szCs w:val="28"/>
-        </w:rPr>
-        <w:t>送一些酒食招待。</w:t>
-      </w:r>
-      <w:r>
-        <w:rPr>
-          <w:rFonts w:hint="eastAsia"/>
-          <w:szCs w:val="28"/>
-          <w:u w:val="single"/>
-        </w:rPr>
-        <w:t>陸游</w:t>
-      </w:r>
-      <w:r>
-        <w:rPr>
-          <w:rFonts w:hint="eastAsia"/>
-          <w:szCs w:val="28"/>
-        </w:rPr>
-        <w:t>雖然見到了深愛的前妻，但是緣分已逝，因而感到無比惆悵。</w:t>
-      </w:r>
-    </w:p>
-    <w:p>
-      <w:pPr>
-        <w:spacing w:after="0" w:line="440" w:lineRule="exact"/>
-        <w:ind w:left="0" w:right="0" w:firstLine="0"/>
-        <w:rPr>
-          <w:szCs w:val="28"/>
-        </w:rPr>
-      </w:pPr>
-      <w:r>
-        <w:rPr>
-          <w:rFonts w:hint="eastAsia"/>
-          <w:szCs w:val="28"/>
-        </w:rPr>
-        <w:t xml:space="preserve">    </w:t>
-      </w:r>
-      <w:r>
-        <w:rPr>
-          <w:rFonts w:hint="eastAsia"/>
-          <w:szCs w:val="28"/>
-          <w:u w:val="single"/>
-        </w:rPr>
-        <w:t>陸游</w:t>
-      </w:r>
-      <w:r>
-        <w:rPr>
-          <w:rFonts w:hint="eastAsia"/>
-          <w:szCs w:val="28"/>
-        </w:rPr>
-        <w:t>在</w:t>
-      </w:r>
-      <w:r>
-        <w:rPr>
-          <w:rFonts w:hint="eastAsia"/>
-          <w:szCs w:val="28"/>
-          <w:u w:val="single"/>
-        </w:rPr>
-        <w:t>沈園</w:t>
-      </w:r>
-      <w:r>
-        <w:rPr>
-          <w:rFonts w:hint="eastAsia"/>
-          <w:szCs w:val="28"/>
-        </w:rPr>
-        <w:t>徘徊了許久，終於在牆壁上題了這首傷感的《釵頭鳳》。後來，</w:t>
-      </w:r>
-      <w:r>
-        <w:rPr>
-          <w:rFonts w:hint="eastAsia"/>
-          <w:szCs w:val="28"/>
-          <w:u w:val="single"/>
-        </w:rPr>
-        <w:t>唐琬</w:t>
-      </w:r>
-      <w:r>
-        <w:rPr>
-          <w:rFonts w:hint="eastAsia"/>
-          <w:szCs w:val="28"/>
-        </w:rPr>
-        <w:t>再遊</w:t>
-      </w:r>
-      <w:r>
-        <w:rPr>
-          <w:rFonts w:hint="eastAsia"/>
-          <w:szCs w:val="28"/>
-          <w:u w:val="single"/>
-        </w:rPr>
-        <w:t>沈園</w:t>
-      </w:r>
-      <w:r>
-        <w:rPr>
-          <w:rFonts w:hint="eastAsia"/>
-          <w:szCs w:val="28"/>
-        </w:rPr>
-        <w:t>，看到</w:t>
-      </w:r>
-      <w:r>
-        <w:rPr>
-          <w:rFonts w:hint="eastAsia"/>
-          <w:szCs w:val="28"/>
-          <w:u w:val="single"/>
-        </w:rPr>
-        <w:t>陸游</w:t>
-      </w:r>
-      <w:r>
-        <w:rPr>
-          <w:rFonts w:hint="eastAsia"/>
-          <w:szCs w:val="28"/>
-        </w:rPr>
-        <w:t>的詞，更是悲痛萬分。她也和了一首，當時只留下「世情薄，人情惡」</w:t>
-      </w:r>
-      <w:proofErr w:type="gramStart"/>
-      <w:r>
-        <w:rPr>
-          <w:rFonts w:hint="eastAsia"/>
-          <w:szCs w:val="28"/>
-        </w:rPr>
-        <w:t>的殘句</w:t>
-      </w:r>
-      <w:proofErr w:type="gramEnd"/>
-      <w:r>
-        <w:rPr>
-          <w:rFonts w:hint="eastAsia"/>
-          <w:szCs w:val="28"/>
-        </w:rPr>
-        <w:t>。不久，</w:t>
-      </w:r>
-      <w:r>
-        <w:rPr>
-          <w:rFonts w:hint="eastAsia"/>
-          <w:szCs w:val="28"/>
-          <w:u w:val="single"/>
-        </w:rPr>
-        <w:t>唐琬</w:t>
-      </w:r>
-      <w:r>
-        <w:rPr>
-          <w:rFonts w:hint="eastAsia"/>
-          <w:b/>
-          <w:bCs/>
-          <w:szCs w:val="28"/>
-        </w:rPr>
-        <w:t>鬱鬱</w:t>
-      </w:r>
-      <w:r>
-        <w:rPr>
-          <w:rFonts w:hint="eastAsia"/>
-          <w:szCs w:val="28"/>
-        </w:rPr>
-        <w:t>而終。</w:t>
-      </w:r>
-    </w:p>
-    <w:p>
-      <w:pPr>
-        <w:spacing w:after="0" w:line="440" w:lineRule="exact"/>
-        <w:ind w:left="0" w:right="0" w:firstLine="0"/>
-        <w:rPr>
-          <w:szCs w:val="28"/>
-        </w:rPr>
-      </w:pPr>
-      <w:r>
-        <w:rPr>
-          <w:rFonts w:hint="eastAsia"/>
-          <w:szCs w:val="28"/>
-        </w:rPr>
-        <w:t xml:space="preserve">    </w:t>
-      </w:r>
-      <w:r>
-        <w:rPr>
-          <w:rFonts w:hint="eastAsia"/>
-          <w:szCs w:val="28"/>
-        </w:rPr>
-        <w:t>接下來的日子裡，</w:t>
-      </w:r>
-      <w:r>
-        <w:rPr>
-          <w:rFonts w:hint="eastAsia"/>
-          <w:szCs w:val="28"/>
-          <w:u w:val="single"/>
-        </w:rPr>
-        <w:t>陸游</w:t>
-      </w:r>
-      <w:r>
-        <w:rPr>
-          <w:rFonts w:hint="eastAsia"/>
-          <w:szCs w:val="28"/>
-        </w:rPr>
-        <w:t>在籌劃北伐大業的人生中，時常流露出對</w:t>
-      </w:r>
-      <w:r>
-        <w:rPr>
-          <w:rFonts w:hint="eastAsia"/>
-          <w:szCs w:val="28"/>
-          <w:u w:val="single"/>
-        </w:rPr>
-        <w:t>唐琬</w:t>
-      </w:r>
-      <w:r>
-        <w:rPr>
-          <w:rFonts w:hint="eastAsia"/>
-          <w:szCs w:val="28"/>
-        </w:rPr>
-        <w:t>的思念。他又為</w:t>
-      </w:r>
-      <w:r>
-        <w:rPr>
-          <w:rFonts w:hint="eastAsia"/>
-          <w:szCs w:val="28"/>
-          <w:u w:val="single"/>
-        </w:rPr>
-        <w:t>唐琬</w:t>
-      </w:r>
-      <w:r>
-        <w:rPr>
-          <w:rFonts w:hint="eastAsia"/>
-          <w:szCs w:val="28"/>
-        </w:rPr>
-        <w:t>寫下許多詩，比如著名的《沈園》二首，其中有「</w:t>
-      </w:r>
-      <w:hyperlink r:id="rId10" w:history="1">
-        <w:r>
-          <w:rPr>
-            <w:rStyle w:val="a8"/>
-            <w:rFonts w:hint="eastAsia"/>
-            <w:szCs w:val="28"/>
-          </w:rPr>
-          <w:t>傷心橋下</w:t>
-        </w:r>
-        <w:proofErr w:type="gramStart"/>
-        <w:r>
-          <w:rPr>
-            <w:rStyle w:val="a8"/>
-            <w:rFonts w:hint="eastAsia"/>
-            <w:szCs w:val="28"/>
-          </w:rPr>
-          <w:t>春波綠</w:t>
-        </w:r>
-        <w:proofErr w:type="gramEnd"/>
-        <w:r>
-          <w:rPr>
-            <w:rStyle w:val="a8"/>
-            <w:rFonts w:hint="eastAsia"/>
-            <w:szCs w:val="28"/>
-          </w:rPr>
-          <w:t>，曾是驚</w:t>
-        </w:r>
-        <w:proofErr w:type="gramStart"/>
-        <w:r>
-          <w:rPr>
-            <w:rStyle w:val="a8"/>
-            <w:rFonts w:hint="eastAsia"/>
-            <w:szCs w:val="28"/>
-          </w:rPr>
-          <w:t>鴻照影來</w:t>
-        </w:r>
-        <w:proofErr w:type="gramEnd"/>
-      </w:hyperlink>
-      <w:r>
-        <w:rPr>
-          <w:rFonts w:hint="eastAsia"/>
-          <w:szCs w:val="28"/>
-        </w:rPr>
-        <w:t>」的感人詩句。</w:t>
-      </w:r>
-      <w:r>
-        <w:rPr>
-          <w:rFonts w:hint="eastAsia"/>
-          <w:szCs w:val="28"/>
-          <w:u w:val="single"/>
-        </w:rPr>
-        <w:t>陸游</w:t>
-      </w:r>
-      <w:r>
-        <w:rPr>
-          <w:rFonts w:hint="eastAsia"/>
-          <w:szCs w:val="28"/>
-        </w:rPr>
-        <w:t>年近八十歲時，仍然對這份感情念念不忘，</w:t>
-      </w:r>
-      <w:r>
-        <w:rPr>
-          <w:rFonts w:hint="eastAsia"/>
-          <w:szCs w:val="28"/>
-          <w:u w:val="single"/>
-        </w:rPr>
-        <w:t>唐琬</w:t>
-      </w:r>
-      <w:r>
-        <w:rPr>
-          <w:rFonts w:hint="eastAsia"/>
-          <w:szCs w:val="28"/>
-        </w:rPr>
-        <w:t>的倩影也時常出現他的夢中。他又陸續寫下幾首絕句，表達他的深情：「</w:t>
-      </w:r>
-      <w:hyperlink r:id="rId11" w:history="1">
-        <w:r>
-          <w:rPr>
-            <w:rStyle w:val="a8"/>
-            <w:rFonts w:hint="eastAsia"/>
-            <w:szCs w:val="28"/>
-          </w:rPr>
-          <w:t>也信美人</w:t>
-        </w:r>
-        <w:proofErr w:type="gramStart"/>
-        <w:r>
-          <w:rPr>
-            <w:rStyle w:val="a8"/>
-            <w:rFonts w:hint="eastAsia"/>
-            <w:szCs w:val="28"/>
-          </w:rPr>
-          <w:t>終作土</w:t>
-        </w:r>
-        <w:proofErr w:type="gramEnd"/>
-        <w:r>
-          <w:rPr>
-            <w:rStyle w:val="a8"/>
-            <w:rFonts w:hint="eastAsia"/>
-            <w:szCs w:val="28"/>
-          </w:rPr>
-          <w:t>，不堪幽夢太匆匆</w:t>
-        </w:r>
-      </w:hyperlink>
-      <w:r>
-        <w:rPr>
-          <w:rFonts w:hint="eastAsia"/>
-          <w:szCs w:val="28"/>
-        </w:rPr>
-        <w:t>。」</w:t>
-      </w:r>
-    </w:p>
-    <w:p>
-      <w:pPr>
-        <w:spacing w:after="0" w:line="440" w:lineRule="exact"/>
-        <w:ind w:left="0" w:right="0" w:firstLine="0"/>
-        <w:rPr>
-          <w:szCs w:val="28"/>
-        </w:rPr>
-      </w:pPr>
-      <w:r>
-        <w:rPr>
-          <w:rFonts w:hint="eastAsia"/>
-          <w:szCs w:val="28"/>
-        </w:rPr>
-        <w:t xml:space="preserve">    </w:t>
-      </w:r>
-      <w:r>
-        <w:rPr>
-          <w:rFonts w:hint="eastAsia"/>
-          <w:szCs w:val="28"/>
-        </w:rPr>
-        <w:t>不知過了多少年，</w:t>
-      </w:r>
-      <w:r>
-        <w:rPr>
-          <w:rFonts w:hint="eastAsia"/>
-          <w:szCs w:val="28"/>
-          <w:u w:val="single"/>
-        </w:rPr>
-        <w:t>唐琬</w:t>
-      </w:r>
-      <w:r>
-        <w:rPr>
-          <w:rFonts w:hint="eastAsia"/>
-          <w:szCs w:val="28"/>
-        </w:rPr>
-        <w:t>的那首《釵頭鳳》也流傳出來：</w:t>
-      </w:r>
-    </w:p>
-    <w:p>
-      <w:pPr>
-        <w:spacing w:after="0" w:line="440" w:lineRule="exact"/>
-        <w:ind w:left="0" w:right="0" w:firstLine="0"/>
-        <w:rPr>
-          <w:szCs w:val="28"/>
-        </w:rPr>
-      </w:pPr>
-      <w:r>
-        <w:rPr>
-          <w:rFonts w:hint="eastAsia"/>
-          <w:szCs w:val="28"/>
-        </w:rPr>
-        <w:t>「世情薄，人情惡，</w:t>
-      </w:r>
-      <w:proofErr w:type="gramStart"/>
-      <w:r>
-        <w:rPr>
-          <w:rFonts w:hint="eastAsia"/>
-          <w:szCs w:val="28"/>
-        </w:rPr>
-        <w:t>雨送黃昏花易</w:t>
-      </w:r>
-      <w:proofErr w:type="gramEnd"/>
-      <w:r>
-        <w:rPr>
-          <w:rFonts w:hint="eastAsia"/>
-          <w:szCs w:val="28"/>
-        </w:rPr>
-        <w:t>落。曉風乾，淚痕殘。欲箋心事，</w:t>
-      </w:r>
-      <w:proofErr w:type="gramStart"/>
-      <w:r>
-        <w:rPr>
-          <w:rFonts w:hint="eastAsia"/>
-          <w:szCs w:val="28"/>
-        </w:rPr>
-        <w:t>獨語斜闌</w:t>
-      </w:r>
-      <w:proofErr w:type="gramEnd"/>
-      <w:r>
-        <w:rPr>
-          <w:rFonts w:hint="eastAsia"/>
-          <w:szCs w:val="28"/>
-        </w:rPr>
-        <w:t>。難！難！難！</w:t>
-      </w:r>
-    </w:p>
-    <w:p>
-      <w:pPr>
-        <w:spacing w:after="0" w:line="440" w:lineRule="exact"/>
-        <w:ind w:left="0" w:right="0" w:firstLine="0"/>
-        <w:rPr>
-          <w:szCs w:val="28"/>
-        </w:rPr>
-      </w:pPr>
-      <w:r>
-        <w:rPr>
-          <w:rFonts w:hint="eastAsia"/>
-          <w:szCs w:val="28"/>
-        </w:rPr>
-        <w:t>人成</w:t>
-      </w:r>
-      <w:proofErr w:type="gramStart"/>
-      <w:r>
-        <w:rPr>
-          <w:rFonts w:hint="eastAsia"/>
-          <w:szCs w:val="28"/>
-        </w:rPr>
-        <w:t>各</w:t>
-      </w:r>
-      <w:proofErr w:type="gramEnd"/>
-      <w:r>
-        <w:rPr>
-          <w:rFonts w:hint="eastAsia"/>
-          <w:szCs w:val="28"/>
-        </w:rPr>
-        <w:t>，今</w:t>
-      </w:r>
-      <w:proofErr w:type="gramStart"/>
-      <w:r>
-        <w:rPr>
-          <w:rFonts w:hint="eastAsia"/>
-          <w:szCs w:val="28"/>
-        </w:rPr>
-        <w:t>非昨，病魂常似</w:t>
-      </w:r>
-      <w:proofErr w:type="gramEnd"/>
-      <w:r>
-        <w:rPr>
-          <w:rFonts w:hint="eastAsia"/>
-          <w:szCs w:val="28"/>
-        </w:rPr>
-        <w:t>鞦韆索。</w:t>
-      </w:r>
-      <w:proofErr w:type="gramStart"/>
-      <w:r>
-        <w:rPr>
-          <w:rFonts w:hint="eastAsia"/>
-          <w:szCs w:val="28"/>
-        </w:rPr>
-        <w:t>角聲寒</w:t>
-      </w:r>
-      <w:proofErr w:type="gramEnd"/>
-      <w:r>
-        <w:rPr>
-          <w:rFonts w:hint="eastAsia"/>
-          <w:szCs w:val="28"/>
-        </w:rPr>
-        <w:t>，夜闌珊。怕人尋問，</w:t>
-      </w:r>
-      <w:proofErr w:type="gramStart"/>
-      <w:r>
-        <w:rPr>
-          <w:rFonts w:hint="eastAsia"/>
-          <w:szCs w:val="28"/>
-        </w:rPr>
-        <w:t>咽淚裝歡</w:t>
-      </w:r>
-      <w:proofErr w:type="gramEnd"/>
-      <w:r>
-        <w:rPr>
-          <w:rFonts w:hint="eastAsia"/>
-          <w:szCs w:val="28"/>
-        </w:rPr>
-        <w:t>。瞞！瞞！瞞！」</w:t>
-      </w:r>
-    </w:p>
-    <w:p>
-      <w:pPr>
-        <w:spacing w:after="0" w:line="440" w:lineRule="exact"/>
-        <w:ind w:left="0" w:right="0" w:firstLine="0"/>
-        <w:rPr>
-          <w:szCs w:val="28"/>
-        </w:rPr>
-      </w:pPr>
-      <w:r>
-        <w:rPr>
-          <w:rFonts w:hint="eastAsia"/>
-          <w:szCs w:val="28"/>
-        </w:rPr>
-        <w:t xml:space="preserve">    </w:t>
-      </w:r>
-      <w:r>
-        <w:rPr>
-          <w:rFonts w:hint="eastAsia"/>
-          <w:szCs w:val="28"/>
-        </w:rPr>
-        <w:t>更多的人認為，這是後人惋惜兩人的遭遇，托</w:t>
-      </w:r>
-      <w:proofErr w:type="gramStart"/>
-      <w:r>
-        <w:rPr>
-          <w:rFonts w:hint="eastAsia"/>
-          <w:szCs w:val="28"/>
-          <w:u w:val="single"/>
-        </w:rPr>
-        <w:t>唐琬</w:t>
-      </w:r>
-      <w:r>
-        <w:rPr>
-          <w:rFonts w:hint="eastAsia"/>
-          <w:szCs w:val="28"/>
-        </w:rPr>
-        <w:t>之名補全</w:t>
-      </w:r>
-      <w:proofErr w:type="gramEnd"/>
-      <w:r>
-        <w:rPr>
-          <w:rFonts w:hint="eastAsia"/>
-          <w:szCs w:val="28"/>
-        </w:rPr>
-        <w:t>的作品。不管作者是誰，這首詞同樣以真摯沉痛的情感，敘說了</w:t>
-      </w:r>
-      <w:r>
-        <w:rPr>
-          <w:rFonts w:hint="eastAsia"/>
-          <w:szCs w:val="28"/>
-          <w:u w:val="single"/>
-        </w:rPr>
-        <w:t>唐琬</w:t>
-      </w:r>
-      <w:r>
-        <w:rPr>
-          <w:rFonts w:hint="eastAsia"/>
-          <w:szCs w:val="28"/>
-        </w:rPr>
-        <w:t>被</w:t>
-      </w:r>
-      <w:proofErr w:type="gramStart"/>
-      <w:r>
-        <w:rPr>
-          <w:rFonts w:hint="eastAsia"/>
-          <w:szCs w:val="28"/>
-        </w:rPr>
-        <w:t>休棄後</w:t>
-      </w:r>
-      <w:proofErr w:type="gramEnd"/>
-      <w:r>
-        <w:rPr>
-          <w:rFonts w:hint="eastAsia"/>
-          <w:szCs w:val="28"/>
-        </w:rPr>
-        <w:t>，默默思念前夫哀傷苦悶的心情。那不斷吟唱的「難、難、難」和「瞞、瞞、瞞」正是她人生悲劇的真實寫照。</w:t>
-      </w:r>
-    </w:p>
-    <w:p>
-      <w:pPr>
-        <w:spacing w:after="0" w:line="440" w:lineRule="exact"/>
-        <w:ind w:left="0" w:right="0" w:firstLine="0"/>
-        <w:rPr>
-          <w:sz w:val="32"/>
-          <w:szCs w:val="32"/>
-        </w:rPr>
-      </w:pPr>
-      <w:r>
-        <w:rPr>
-          <w:rFonts w:hint="eastAsia"/>
-          <w:szCs w:val="28"/>
-        </w:rPr>
-        <w:t xml:space="preserve">    </w:t>
-      </w:r>
-      <w:r>
-        <w:rPr>
-          <w:rFonts w:hint="eastAsia"/>
-          <w:szCs w:val="28"/>
-        </w:rPr>
-        <w:t>也正因為有了這首題詞，《釵頭鳳》才算是完整的，</w:t>
-      </w:r>
-      <w:r>
-        <w:rPr>
-          <w:rFonts w:hint="eastAsia"/>
-          <w:szCs w:val="28"/>
-          <w:u w:val="single"/>
-        </w:rPr>
-        <w:t>唐琬</w:t>
-      </w:r>
-      <w:r>
-        <w:rPr>
-          <w:rFonts w:hint="eastAsia"/>
-          <w:szCs w:val="28"/>
-        </w:rPr>
-        <w:t>也不負才女的名聲。而且這一雙《釵頭鳳》共同在中華詩詞史上</w:t>
-      </w:r>
-      <w:r>
-        <w:rPr>
-          <w:rFonts w:hint="eastAsia"/>
-          <w:b/>
-          <w:bCs/>
-          <w:szCs w:val="28"/>
-        </w:rPr>
-        <w:t>熠</w:t>
-      </w:r>
-      <w:proofErr w:type="gramStart"/>
-      <w:r>
-        <w:rPr>
-          <w:rFonts w:hint="eastAsia"/>
-          <w:b/>
-          <w:bCs/>
-          <w:szCs w:val="28"/>
-        </w:rPr>
-        <w:t>熠</w:t>
-      </w:r>
-      <w:proofErr w:type="gramEnd"/>
-      <w:r>
-        <w:rPr>
-          <w:rFonts w:hint="eastAsia"/>
-          <w:szCs w:val="28"/>
-        </w:rPr>
-        <w:t>閃光，更彌補了</w:t>
-      </w:r>
-      <w:r>
-        <w:rPr>
-          <w:rFonts w:hint="eastAsia"/>
-          <w:szCs w:val="28"/>
-          <w:u w:val="single"/>
-        </w:rPr>
-        <w:t>陸游</w:t>
-      </w:r>
-      <w:r>
-        <w:rPr>
-          <w:rFonts w:hint="eastAsia"/>
-          <w:szCs w:val="28"/>
-        </w:rPr>
-        <w:t>和</w:t>
-      </w:r>
-      <w:r>
-        <w:rPr>
-          <w:rFonts w:hint="eastAsia"/>
-          <w:szCs w:val="28"/>
-          <w:u w:val="single"/>
-        </w:rPr>
-        <w:t>唐琬</w:t>
-      </w:r>
-      <w:r>
-        <w:rPr>
-          <w:rFonts w:hint="eastAsia"/>
-          <w:szCs w:val="28"/>
-        </w:rPr>
-        <w:t>之間的許多遺憾吧！</w:t>
-      </w:r>
-    </w:p>
-    <w:p>
-      <w:pPr>
-        <w:spacing w:after="0" w:line="480" w:lineRule="exact"/>
-        <w:ind w:left="0" w:right="0" w:firstLine="0"/>
-        <w:rPr>
-          <w:sz w:val="32"/>
-          <w:szCs w:val="32"/>
-        </w:rPr>
-        <w:sectPr>
-          <w:footerReference w:type="default" r:id="rId12"/>
-          <w:pgSz w:w="11906" w:h="16838"/>
-          <w:pgMar w:top="567" w:right="567" w:bottom="567" w:left="567" w:header="0" w:footer="0" w:gutter="0"/>
-          <w:cols w:space="720"/>
-          <w:docGrid w:linePitch="381"/>
-        </w:sectPr>
-      </w:pPr>
-    </w:p>
-    <w:p>
-      <w:pPr>
-        <w:spacing w:after="0" w:line="400" w:lineRule="exact"/>
-        <w:ind w:left="-6" w:right="0" w:hanging="11"/>
-        <w:rPr>
-          <w:szCs w:val="28"/>
-        </w:rPr>
-      </w:pPr>
-      <w:r>
-        <w:rPr>
-          <w:rFonts w:hint="eastAsia"/>
-          <w:sz w:val="32"/>
-          <w:szCs w:val="32"/>
-          <w:bdr w:val="single" w:sz="4" w:space="0" w:color="auto"/>
-        </w:rPr>
-        <w:lastRenderedPageBreak/>
-        <w:t>賞析</w:t>
-      </w:r>
-    </w:p>
-    <w:p>
-      <w:pPr>
         <w:spacing w:after="0" w:line="480" w:lineRule="exact"/>
         <w:ind w:left="-6" w:right="0" w:hanging="11"/>
-        <w:rPr>
-          <w:bCs/>
-          <w:szCs w:val="28"/>
-        </w:rPr>
-      </w:pPr>
-      <w:r>
-        <w:rPr>
-          <w:rFonts w:hint="eastAsia"/>
-          <w:bCs/>
-          <w:szCs w:val="28"/>
-        </w:rPr>
-        <w:t xml:space="preserve">    </w:t>
-      </w:r>
-      <w:r>
-        <w:rPr>
-          <w:rFonts w:hint="eastAsia"/>
-          <w:bCs/>
-          <w:szCs w:val="28"/>
-          <w:u w:val="single"/>
-        </w:rPr>
-        <w:t>陸游</w:t>
-      </w:r>
-      <w:r>
-        <w:rPr>
-          <w:rFonts w:hint="eastAsia"/>
-          <w:bCs/>
-          <w:szCs w:val="28"/>
-        </w:rPr>
-        <w:t>和</w:t>
-      </w:r>
-      <w:r>
-        <w:rPr>
-          <w:rFonts w:hint="eastAsia"/>
-          <w:bCs/>
-          <w:szCs w:val="28"/>
-          <w:u w:val="single"/>
-        </w:rPr>
-        <w:t>唐琬</w:t>
-      </w:r>
-      <w:r>
-        <w:rPr>
-          <w:rFonts w:hint="eastAsia"/>
-          <w:bCs/>
-          <w:szCs w:val="28"/>
-        </w:rPr>
-        <w:t>的愛情，為人</w:t>
-      </w:r>
-      <w:r>
-        <w:rPr>
-          <w:rFonts w:hint="eastAsia"/>
-          <w:b/>
-          <w:szCs w:val="28"/>
-        </w:rPr>
-        <w:t>津津樂道</w:t>
-      </w:r>
-      <w:r>
-        <w:rPr>
-          <w:rFonts w:hint="eastAsia"/>
-          <w:bCs/>
-          <w:szCs w:val="28"/>
-        </w:rPr>
-        <w:t>，這首《釵頭鳳》，更是讓歷代文人</w:t>
-      </w:r>
-      <w:r>
-        <w:rPr>
-          <w:rFonts w:hint="eastAsia"/>
-          <w:b/>
-          <w:szCs w:val="28"/>
-        </w:rPr>
-        <w:t>墨客</w:t>
-      </w:r>
-      <w:r>
-        <w:rPr>
-          <w:rFonts w:hint="eastAsia"/>
-          <w:bCs/>
-          <w:szCs w:val="28"/>
-        </w:rPr>
-        <w:t>傳頌不休。很多人正是出於對這首詞的感動，進而去了解他們的故事的。那麼，這首詞是怎樣描寫離</w:t>
-      </w:r>
-      <w:proofErr w:type="gramStart"/>
-      <w:r>
-        <w:rPr>
-          <w:rFonts w:hint="eastAsia"/>
-          <w:bCs/>
-          <w:szCs w:val="28"/>
-        </w:rPr>
-        <w:t>情別意</w:t>
-      </w:r>
-      <w:proofErr w:type="gramEnd"/>
-      <w:r>
-        <w:rPr>
-          <w:rFonts w:hint="eastAsia"/>
-          <w:bCs/>
-          <w:szCs w:val="28"/>
-        </w:rPr>
-        <w:t>，</w:t>
-      </w:r>
-      <w:proofErr w:type="gramStart"/>
-      <w:r>
-        <w:rPr>
-          <w:rFonts w:hint="eastAsia"/>
-          <w:bCs/>
-          <w:szCs w:val="28"/>
-        </w:rPr>
-        <w:t>成為情詞中的</w:t>
-      </w:r>
-      <w:proofErr w:type="gramEnd"/>
-      <w:r>
-        <w:rPr>
-          <w:rFonts w:hint="eastAsia"/>
-          <w:bCs/>
-          <w:szCs w:val="28"/>
-        </w:rPr>
-        <w:t>經典呢？</w:t>
-      </w:r>
-    </w:p>
-    <w:p>
-      <w:pPr>
-        <w:spacing w:after="0" w:line="480" w:lineRule="exact"/>
-        <w:ind w:left="-6" w:right="0" w:hanging="11"/>
-        <w:rPr>
-          <w:bCs/>
-          <w:szCs w:val="28"/>
-        </w:rPr>
-      </w:pPr>
-      <w:r>
-        <w:rPr>
-          <w:rFonts w:hint="eastAsia"/>
-          <w:bCs/>
-          <w:szCs w:val="28"/>
-        </w:rPr>
-        <w:t xml:space="preserve">    </w:t>
-      </w:r>
-      <w:proofErr w:type="gramStart"/>
-      <w:r>
-        <w:rPr>
-          <w:rFonts w:hint="eastAsia"/>
-          <w:bCs/>
-          <w:szCs w:val="28"/>
-        </w:rPr>
-        <w:t>全詞分為</w:t>
-      </w:r>
-      <w:proofErr w:type="gramEnd"/>
-      <w:r>
-        <w:rPr>
-          <w:rFonts w:hint="eastAsia"/>
-          <w:bCs/>
-          <w:szCs w:val="28"/>
-        </w:rPr>
-        <w:t>兩部分，上片追憶往事，表現詞人和妻子曾經一同</w:t>
-      </w:r>
-      <w:proofErr w:type="gramStart"/>
-      <w:r>
-        <w:rPr>
-          <w:rFonts w:hint="eastAsia"/>
-          <w:bCs/>
-          <w:szCs w:val="28"/>
-        </w:rPr>
-        <w:t>遊</w:t>
-      </w:r>
-      <w:r>
-        <w:rPr>
-          <w:rFonts w:hint="eastAsia"/>
-          <w:bCs/>
-          <w:szCs w:val="28"/>
-          <w:u w:val="single"/>
-        </w:rPr>
-        <w:t>沈園</w:t>
-      </w:r>
-      <w:proofErr w:type="gramEnd"/>
-      <w:r>
-        <w:rPr>
-          <w:rFonts w:hint="eastAsia"/>
-          <w:bCs/>
-          <w:szCs w:val="28"/>
-        </w:rPr>
-        <w:t>的美好生活，襯托離別後不得相見的苦楚；下片回到現實，描寫詞人和妻子在園中偶遇的情形，表達對錯失良緣、破鏡</w:t>
-      </w:r>
-      <w:proofErr w:type="gramStart"/>
-      <w:r>
-        <w:rPr>
-          <w:rFonts w:hint="eastAsia"/>
-          <w:bCs/>
-          <w:szCs w:val="28"/>
-        </w:rPr>
-        <w:t>無法重圓的</w:t>
-      </w:r>
-      <w:proofErr w:type="gramEnd"/>
-      <w:r>
-        <w:rPr>
-          <w:rFonts w:hint="eastAsia"/>
-          <w:bCs/>
-          <w:szCs w:val="28"/>
-        </w:rPr>
-        <w:t>惋惜和悵恨。</w:t>
-      </w:r>
-    </w:p>
-    <w:p>
-      <w:pPr>
-        <w:spacing w:after="0" w:line="480" w:lineRule="exact"/>
-        <w:ind w:left="-6" w:right="0" w:hanging="11"/>
-        <w:rPr>
-          <w:bCs/>
-          <w:szCs w:val="28"/>
-        </w:rPr>
-      </w:pPr>
-      <w:r>
-        <w:rPr>
-          <w:rFonts w:hint="eastAsia"/>
-          <w:bCs/>
-          <w:szCs w:val="28"/>
-        </w:rPr>
-        <w:t xml:space="preserve">    </w:t>
-      </w:r>
-      <w:r>
-        <w:rPr>
-          <w:rFonts w:hint="eastAsia"/>
-          <w:bCs/>
-          <w:szCs w:val="28"/>
-        </w:rPr>
-        <w:t>詞人圍繞遊</w:t>
-      </w:r>
-      <w:r>
-        <w:rPr>
-          <w:rFonts w:hint="eastAsia"/>
-          <w:bCs/>
-          <w:szCs w:val="28"/>
-          <w:u w:val="single"/>
-        </w:rPr>
-        <w:t>沈園</w:t>
-      </w:r>
-      <w:r>
-        <w:rPr>
-          <w:rFonts w:hint="eastAsia"/>
-          <w:bCs/>
-          <w:szCs w:val="28"/>
-        </w:rPr>
-        <w:t>的故事，展現夫妻二人在過去與現在</w:t>
-      </w:r>
-      <w:r>
-        <w:rPr>
-          <w:rFonts w:hint="eastAsia"/>
-          <w:b/>
-          <w:szCs w:val="28"/>
-        </w:rPr>
-        <w:t>迥然</w:t>
-      </w:r>
-      <w:r>
-        <w:rPr>
-          <w:rFonts w:hint="eastAsia"/>
-          <w:bCs/>
-          <w:szCs w:val="28"/>
-        </w:rPr>
-        <w:t>不同的生活狀態。</w:t>
-      </w:r>
-      <w:proofErr w:type="gramStart"/>
-      <w:r>
-        <w:rPr>
-          <w:rFonts w:hint="eastAsia"/>
-          <w:bCs/>
-          <w:szCs w:val="28"/>
-        </w:rPr>
-        <w:t>首句「紅酥手</w:t>
-      </w:r>
-      <w:proofErr w:type="gramEnd"/>
-      <w:r>
-        <w:rPr>
-          <w:rFonts w:hint="eastAsia"/>
-          <w:bCs/>
-          <w:szCs w:val="28"/>
-        </w:rPr>
-        <w:t>，黃</w:t>
-      </w:r>
-      <w:proofErr w:type="gramStart"/>
-      <w:r>
-        <w:rPr>
-          <w:rFonts w:hint="eastAsia"/>
-          <w:bCs/>
-          <w:szCs w:val="28"/>
-        </w:rPr>
-        <w:t>縢</w:t>
-      </w:r>
-      <w:proofErr w:type="gramEnd"/>
-      <w:r>
-        <w:rPr>
-          <w:rFonts w:hint="eastAsia"/>
-          <w:bCs/>
-          <w:szCs w:val="28"/>
-        </w:rPr>
-        <w:t>酒，</w:t>
-      </w:r>
-      <w:proofErr w:type="gramStart"/>
-      <w:r>
-        <w:rPr>
-          <w:rFonts w:hint="eastAsia"/>
-          <w:bCs/>
-          <w:szCs w:val="28"/>
-        </w:rPr>
-        <w:t>滿城春色</w:t>
-      </w:r>
-      <w:proofErr w:type="gramEnd"/>
-      <w:r>
-        <w:rPr>
-          <w:rFonts w:hint="eastAsia"/>
-          <w:bCs/>
-          <w:szCs w:val="28"/>
-        </w:rPr>
-        <w:t>宮</w:t>
-      </w:r>
-      <w:proofErr w:type="gramStart"/>
-      <w:r>
-        <w:rPr>
-          <w:rFonts w:hint="eastAsia"/>
-          <w:bCs/>
-          <w:szCs w:val="28"/>
-        </w:rPr>
-        <w:t>牆柳」</w:t>
-      </w:r>
-      <w:proofErr w:type="gramEnd"/>
-      <w:r>
-        <w:rPr>
-          <w:rFonts w:hint="eastAsia"/>
-          <w:bCs/>
-          <w:szCs w:val="28"/>
-        </w:rPr>
-        <w:t>。</w:t>
-      </w:r>
-      <w:proofErr w:type="gramStart"/>
-      <w:r>
-        <w:rPr>
-          <w:rFonts w:hint="eastAsia"/>
-          <w:bCs/>
-          <w:szCs w:val="28"/>
-        </w:rPr>
-        <w:t>紅酥手</w:t>
-      </w:r>
-      <w:proofErr w:type="gramEnd"/>
-      <w:r>
-        <w:rPr>
-          <w:rFonts w:hint="eastAsia"/>
-          <w:bCs/>
-          <w:szCs w:val="28"/>
-        </w:rPr>
-        <w:t>，</w:t>
-      </w:r>
-      <w:proofErr w:type="gramStart"/>
-      <w:r>
-        <w:rPr>
-          <w:rFonts w:hint="eastAsia"/>
-          <w:bCs/>
-          <w:szCs w:val="28"/>
-        </w:rPr>
-        <w:t>有人說是形容</w:t>
-      </w:r>
-      <w:proofErr w:type="gramEnd"/>
-      <w:r>
-        <w:rPr>
-          <w:rFonts w:hint="eastAsia"/>
-          <w:bCs/>
-          <w:szCs w:val="28"/>
-        </w:rPr>
-        <w:t>女子手部紅潤的膚色，也有人認為這是一種香甜酥脆的點心；</w:t>
-      </w:r>
-      <w:r>
-        <w:rPr>
-          <w:rFonts w:hint="eastAsia"/>
-          <w:bCs/>
-          <w:szCs w:val="28"/>
-        </w:rPr>
-        <w:t>黃</w:t>
-      </w:r>
-      <w:proofErr w:type="gramStart"/>
-      <w:r>
-        <w:rPr>
-          <w:rFonts w:hint="eastAsia"/>
-          <w:bCs/>
-          <w:szCs w:val="28"/>
-        </w:rPr>
-        <w:t>縢</w:t>
-      </w:r>
-      <w:proofErr w:type="gramEnd"/>
-      <w:r>
-        <w:rPr>
-          <w:rFonts w:hint="eastAsia"/>
-          <w:bCs/>
-          <w:szCs w:val="28"/>
-        </w:rPr>
-        <w:t>酒</w:t>
-      </w:r>
-      <w:r>
-        <w:rPr>
-          <w:rFonts w:hint="eastAsia"/>
-          <w:bCs/>
-          <w:szCs w:val="28"/>
-        </w:rPr>
-        <w:t>，是</w:t>
-      </w:r>
-      <w:proofErr w:type="gramStart"/>
-      <w:r>
-        <w:rPr>
-          <w:rFonts w:hint="eastAsia"/>
-          <w:bCs/>
-          <w:szCs w:val="28"/>
-        </w:rPr>
-        <w:t>用黃紙</w:t>
-      </w:r>
-      <w:proofErr w:type="gramEnd"/>
-      <w:r>
-        <w:rPr>
-          <w:rFonts w:hint="eastAsia"/>
-          <w:bCs/>
-          <w:szCs w:val="28"/>
-        </w:rPr>
-        <w:t>封口的上等美酒。這幾句是回憶，當年詞人和妻子遊園，美豔動人的妻子為詞人端上美食佳釀，兩人一同欣賞</w:t>
-      </w:r>
-      <w:proofErr w:type="gramStart"/>
-      <w:r>
-        <w:rPr>
-          <w:rFonts w:hint="eastAsia"/>
-          <w:bCs/>
-          <w:szCs w:val="28"/>
-        </w:rPr>
-        <w:t>翠柳飄逸、</w:t>
-      </w:r>
-      <w:proofErr w:type="gramEnd"/>
-      <w:r>
-        <w:rPr>
-          <w:rFonts w:hint="eastAsia"/>
-          <w:bCs/>
-          <w:szCs w:val="28"/>
-        </w:rPr>
-        <w:t>春色滿園的美景。</w:t>
-      </w:r>
-    </w:p>
-    <w:p>
-      <w:pPr>
-        <w:spacing w:after="0" w:line="480" w:lineRule="exact"/>
-        <w:ind w:left="-6" w:right="0" w:hanging="11"/>
-        <w:rPr>
-          <w:bCs/>
-          <w:szCs w:val="28"/>
-        </w:rPr>
-      </w:pPr>
-      <w:r>
-        <w:rPr>
-          <w:rFonts w:hint="eastAsia"/>
-          <w:bCs/>
-          <w:szCs w:val="28"/>
-        </w:rPr>
-        <w:t xml:space="preserve">    </w:t>
-      </w:r>
-      <w:r>
-        <w:rPr>
-          <w:rFonts w:hint="eastAsia"/>
-          <w:bCs/>
-          <w:szCs w:val="28"/>
-        </w:rPr>
-        <w:t>這個畫面中，有可口的美食、香甜的美酒，交織著紅、黃、綠極其鮮豔明亮的顏色，一切都是美麗而富有生機的事物，暗示著詞人和妻子那一段</w:t>
-      </w:r>
-      <w:proofErr w:type="gramStart"/>
-      <w:r>
-        <w:rPr>
-          <w:rFonts w:hint="eastAsia"/>
-          <w:bCs/>
-          <w:szCs w:val="28"/>
-        </w:rPr>
-        <w:t>柔情蜜意</w:t>
-      </w:r>
-      <w:proofErr w:type="gramEnd"/>
-      <w:r>
-        <w:rPr>
-          <w:rFonts w:hint="eastAsia"/>
-          <w:bCs/>
-          <w:szCs w:val="28"/>
-        </w:rPr>
-        <w:t>、琴瑟和鳴的婚姻生活。</w:t>
-      </w:r>
-    </w:p>
-    <w:p>
-      <w:pPr>
-        <w:spacing w:after="0" w:line="480" w:lineRule="exact"/>
-        <w:ind w:left="-6" w:right="0" w:hanging="11"/>
-        <w:rPr>
-          <w:bCs/>
-          <w:szCs w:val="28"/>
-        </w:rPr>
-      </w:pPr>
-      <w:r>
-        <w:rPr>
-          <w:rFonts w:hint="eastAsia"/>
-          <w:bCs/>
-          <w:szCs w:val="28"/>
-        </w:rPr>
-        <w:t xml:space="preserve">    </w:t>
-      </w:r>
-      <w:r>
-        <w:rPr>
-          <w:rFonts w:hint="eastAsia"/>
-          <w:bCs/>
-          <w:szCs w:val="28"/>
-        </w:rPr>
-        <w:t>甜蜜的回憶剛剛開始，詞人筆鋒突轉，說道「東風惡，歡情薄。」東風即春風，原本是溫暖和煦的，在這裡卻成了</w:t>
-      </w:r>
-      <w:r>
-        <w:rPr>
-          <w:rFonts w:hint="eastAsia"/>
-          <w:b/>
-          <w:szCs w:val="28"/>
-        </w:rPr>
-        <w:t>肆虐</w:t>
-      </w:r>
-      <w:r>
-        <w:rPr>
-          <w:rFonts w:hint="eastAsia"/>
-          <w:bCs/>
-          <w:szCs w:val="28"/>
-        </w:rPr>
-        <w:t>的狂風，摧殘著花樹繁茂的</w:t>
-      </w:r>
-      <w:r>
-        <w:rPr>
-          <w:rFonts w:hint="eastAsia"/>
-          <w:bCs/>
-          <w:szCs w:val="28"/>
-          <w:u w:val="single"/>
-        </w:rPr>
-        <w:t>沈園</w:t>
-      </w:r>
-      <w:r>
-        <w:rPr>
-          <w:rFonts w:hint="eastAsia"/>
-          <w:bCs/>
-          <w:szCs w:val="28"/>
-        </w:rPr>
-        <w:t>。天有不測風雲，這是詞人在暗示，他們這對恩愛的夫妻突然被強行拆散，不再有濃</w:t>
-      </w:r>
-      <w:proofErr w:type="gramStart"/>
-      <w:r>
-        <w:rPr>
-          <w:rFonts w:hint="eastAsia"/>
-          <w:bCs/>
-          <w:szCs w:val="28"/>
-        </w:rPr>
-        <w:t>情蜜意</w:t>
-      </w:r>
-      <w:proofErr w:type="gramEnd"/>
-      <w:r>
-        <w:rPr>
-          <w:rFonts w:hint="eastAsia"/>
-          <w:bCs/>
-          <w:szCs w:val="28"/>
-        </w:rPr>
-        <w:t>的時光。</w:t>
-      </w:r>
-    </w:p>
-    <w:p>
-      <w:pPr>
-        <w:spacing w:after="0" w:line="480" w:lineRule="exact"/>
-        <w:ind w:left="-6" w:right="0" w:hanging="11"/>
-        <w:rPr>
-          <w:bCs/>
-          <w:szCs w:val="28"/>
-        </w:rPr>
-      </w:pPr>
-      <w:r>
-        <w:rPr>
-          <w:rFonts w:hint="eastAsia"/>
-          <w:bCs/>
-          <w:szCs w:val="28"/>
-        </w:rPr>
-        <w:t xml:space="preserve">    </w:t>
-      </w:r>
-      <w:r>
-        <w:rPr>
-          <w:rFonts w:hint="eastAsia"/>
-          <w:bCs/>
-          <w:szCs w:val="28"/>
-        </w:rPr>
-        <w:t>「</w:t>
-      </w:r>
-      <w:proofErr w:type="gramStart"/>
-      <w:r>
-        <w:rPr>
-          <w:rFonts w:hint="eastAsia"/>
-          <w:bCs/>
-          <w:szCs w:val="28"/>
-        </w:rPr>
-        <w:t>一</w:t>
-      </w:r>
-      <w:proofErr w:type="gramEnd"/>
-      <w:r>
-        <w:rPr>
-          <w:rFonts w:hint="eastAsia"/>
-          <w:bCs/>
-          <w:szCs w:val="28"/>
-        </w:rPr>
-        <w:t>懷愁緒，</w:t>
-      </w:r>
-      <w:proofErr w:type="gramStart"/>
-      <w:r>
-        <w:rPr>
-          <w:rFonts w:hint="eastAsia"/>
-          <w:bCs/>
-          <w:szCs w:val="28"/>
-        </w:rPr>
-        <w:t>幾年離索</w:t>
-      </w:r>
-      <w:proofErr w:type="gramEnd"/>
-      <w:r>
-        <w:rPr>
-          <w:rFonts w:hint="eastAsia"/>
-          <w:bCs/>
-          <w:szCs w:val="28"/>
-        </w:rPr>
-        <w:t>。」詞人失去了愛</w:t>
-      </w:r>
-      <w:proofErr w:type="gramStart"/>
-      <w:r>
-        <w:rPr>
-          <w:rFonts w:hint="eastAsia"/>
-          <w:bCs/>
-          <w:szCs w:val="28"/>
-        </w:rPr>
-        <w:t>侶</w:t>
-      </w:r>
-      <w:proofErr w:type="gramEnd"/>
-      <w:r>
-        <w:rPr>
-          <w:rFonts w:hint="eastAsia"/>
-          <w:bCs/>
-          <w:szCs w:val="28"/>
-        </w:rPr>
-        <w:t>，滿懷哀怨和愁緒；他們不通音訊，卻彼此思念，哪怕身邊有了新的伴侶，心中仍然備嘗</w:t>
-      </w:r>
-      <w:proofErr w:type="gramStart"/>
-      <w:r>
-        <w:rPr>
-          <w:rFonts w:hint="eastAsia"/>
-          <w:bCs/>
-          <w:szCs w:val="28"/>
-        </w:rPr>
-        <w:t>孤獨索居的</w:t>
-      </w:r>
-      <w:proofErr w:type="gramEnd"/>
-      <w:r>
-        <w:rPr>
-          <w:rFonts w:hint="eastAsia"/>
-          <w:bCs/>
-          <w:szCs w:val="28"/>
-        </w:rPr>
-        <w:t>滋味。這樣的結局到底</w:t>
-      </w:r>
-      <w:proofErr w:type="gramStart"/>
-      <w:r>
-        <w:rPr>
-          <w:rFonts w:hint="eastAsia"/>
-          <w:bCs/>
-          <w:szCs w:val="28"/>
-        </w:rPr>
-        <w:t>該怨誰</w:t>
-      </w:r>
-      <w:proofErr w:type="gramEnd"/>
-      <w:r>
-        <w:rPr>
-          <w:rFonts w:hint="eastAsia"/>
-          <w:bCs/>
-          <w:szCs w:val="28"/>
-        </w:rPr>
-        <w:t>呢？是東風還是家庭，還是兩人</w:t>
-      </w:r>
-      <w:proofErr w:type="gramStart"/>
-      <w:r>
-        <w:rPr>
-          <w:rFonts w:hint="eastAsia"/>
-          <w:bCs/>
-          <w:szCs w:val="28"/>
-        </w:rPr>
-        <w:t>註定緣</w:t>
-      </w:r>
-      <w:proofErr w:type="gramEnd"/>
-      <w:r>
-        <w:rPr>
-          <w:rFonts w:hint="eastAsia"/>
-          <w:bCs/>
-          <w:szCs w:val="28"/>
-        </w:rPr>
-        <w:t>淺？</w:t>
-      </w:r>
-    </w:p>
-    <w:p>
-      <w:pPr>
-        <w:spacing w:after="0" w:line="480" w:lineRule="exact"/>
-        <w:ind w:left="-6" w:right="0" w:hanging="11"/>
-        <w:rPr>
-          <w:bCs/>
-          <w:szCs w:val="28"/>
-        </w:rPr>
-      </w:pPr>
-      <w:r>
-        <w:rPr>
-          <w:rFonts w:hint="eastAsia"/>
-          <w:bCs/>
-          <w:szCs w:val="28"/>
-        </w:rPr>
-        <w:t xml:space="preserve">    </w:t>
-      </w:r>
-      <w:r>
-        <w:rPr>
-          <w:rFonts w:hint="eastAsia"/>
-          <w:bCs/>
-          <w:szCs w:val="28"/>
-        </w:rPr>
-        <w:t>詞人百感交集，將千言萬語化作噴湧而出的「錯、錯、錯！」是錯誤還是錯過？詞人沒有言明，卻涵蓋了一切。這三</w:t>
-      </w:r>
-      <w:proofErr w:type="gramStart"/>
-      <w:r>
-        <w:rPr>
-          <w:rFonts w:hint="eastAsia"/>
-          <w:bCs/>
-          <w:szCs w:val="28"/>
-        </w:rPr>
-        <w:t>個</w:t>
-      </w:r>
-      <w:proofErr w:type="gramEnd"/>
-      <w:r>
-        <w:rPr>
-          <w:rFonts w:hint="eastAsia"/>
-          <w:bCs/>
-          <w:szCs w:val="28"/>
-        </w:rPr>
-        <w:t>「錯」字，字字</w:t>
-      </w:r>
-      <w:r>
-        <w:rPr>
-          <w:rFonts w:hint="eastAsia"/>
-          <w:b/>
-          <w:szCs w:val="28"/>
-        </w:rPr>
-        <w:t>千鈞</w:t>
-      </w:r>
-      <w:r>
-        <w:rPr>
-          <w:rFonts w:hint="eastAsia"/>
-          <w:bCs/>
-          <w:szCs w:val="28"/>
-        </w:rPr>
-        <w:t>，既是總結，也是感嘆和悔恨，是詞人對這份情感的追悔不已和巨大哀痛，更將整首詞的情緒更推向一個頂峰。</w:t>
-      </w:r>
-    </w:p>
-    <w:p>
-      <w:pPr>
-        <w:spacing w:after="0" w:line="480" w:lineRule="exact"/>
-        <w:ind w:left="-6" w:right="0" w:hanging="11"/>
-        <w:rPr>
-          <w:bCs/>
-          <w:szCs w:val="28"/>
-        </w:rPr>
-      </w:pPr>
-      <w:r>
-        <w:rPr>
-          <w:rFonts w:hint="eastAsia"/>
-          <w:bCs/>
-          <w:szCs w:val="28"/>
-        </w:rPr>
-        <w:t xml:space="preserve">    </w:t>
-      </w:r>
-      <w:r>
-        <w:rPr>
-          <w:rFonts w:hint="eastAsia"/>
-          <w:bCs/>
-          <w:szCs w:val="28"/>
-        </w:rPr>
-        <w:t>「春如舊，</w:t>
-      </w:r>
-      <w:proofErr w:type="gramStart"/>
-      <w:r>
-        <w:rPr>
-          <w:rFonts w:hint="eastAsia"/>
-          <w:bCs/>
-          <w:szCs w:val="28"/>
-        </w:rPr>
-        <w:t>人空瘦</w:t>
-      </w:r>
-      <w:proofErr w:type="gramEnd"/>
-      <w:r>
-        <w:rPr>
-          <w:rFonts w:hint="eastAsia"/>
-          <w:bCs/>
-          <w:szCs w:val="28"/>
-        </w:rPr>
-        <w:t>，淚痕紅</w:t>
-      </w:r>
-      <w:proofErr w:type="gramStart"/>
-      <w:r>
-        <w:rPr>
-          <w:rFonts w:hint="eastAsia"/>
-          <w:bCs/>
-          <w:szCs w:val="28"/>
-        </w:rPr>
-        <w:t>浥鮫綃</w:t>
-      </w:r>
-      <w:proofErr w:type="gramEnd"/>
-      <w:r>
-        <w:rPr>
-          <w:rFonts w:hint="eastAsia"/>
-          <w:bCs/>
-          <w:szCs w:val="28"/>
-        </w:rPr>
-        <w:t>透。」在下片，詞人回到現實，描寫他們</w:t>
-      </w:r>
-      <w:proofErr w:type="gramStart"/>
-      <w:r>
-        <w:rPr>
-          <w:rFonts w:hint="eastAsia"/>
-          <w:bCs/>
-          <w:szCs w:val="28"/>
-        </w:rPr>
-        <w:t>在</w:t>
-      </w:r>
-      <w:r>
-        <w:rPr>
-          <w:rFonts w:hint="eastAsia"/>
-          <w:bCs/>
-          <w:szCs w:val="28"/>
-          <w:u w:val="single"/>
-        </w:rPr>
-        <w:t>沈園</w:t>
-      </w:r>
-      <w:r>
-        <w:rPr>
-          <w:rFonts w:hint="eastAsia"/>
-          <w:bCs/>
-          <w:szCs w:val="28"/>
-        </w:rPr>
-        <w:t>重逢</w:t>
-      </w:r>
-      <w:proofErr w:type="gramEnd"/>
-      <w:r>
-        <w:rPr>
-          <w:rFonts w:hint="eastAsia"/>
-          <w:bCs/>
-          <w:szCs w:val="28"/>
-        </w:rPr>
-        <w:t>的場景。還是在一個春日裡，詞人和前妻不期而遇，發現她從「</w:t>
-      </w:r>
-      <w:proofErr w:type="gramStart"/>
-      <w:r>
-        <w:rPr>
-          <w:rFonts w:hint="eastAsia"/>
-          <w:bCs/>
-          <w:szCs w:val="28"/>
-        </w:rPr>
-        <w:t>紅酥手</w:t>
-      </w:r>
-      <w:proofErr w:type="gramEnd"/>
-      <w:r>
-        <w:rPr>
-          <w:rFonts w:hint="eastAsia"/>
-          <w:bCs/>
-          <w:szCs w:val="28"/>
-        </w:rPr>
-        <w:t>」變成了「</w:t>
-      </w:r>
-      <w:proofErr w:type="gramStart"/>
-      <w:r>
-        <w:rPr>
-          <w:rFonts w:hint="eastAsia"/>
-          <w:bCs/>
-          <w:szCs w:val="28"/>
-        </w:rPr>
-        <w:t>人空瘦</w:t>
-      </w:r>
-      <w:proofErr w:type="gramEnd"/>
-      <w:r>
-        <w:rPr>
-          <w:rFonts w:hint="eastAsia"/>
-          <w:bCs/>
-          <w:szCs w:val="28"/>
-        </w:rPr>
-        <w:t>」。故人難忘，前妻只能一天天憔悴消瘦下去，但是</w:t>
-      </w:r>
-      <w:proofErr w:type="gramStart"/>
-      <w:r>
-        <w:rPr>
-          <w:rFonts w:hint="eastAsia"/>
-          <w:bCs/>
-          <w:szCs w:val="28"/>
-        </w:rPr>
-        <w:t>緣份</w:t>
-      </w:r>
-      <w:proofErr w:type="gramEnd"/>
-      <w:r>
-        <w:rPr>
-          <w:rFonts w:hint="eastAsia"/>
-          <w:bCs/>
-          <w:szCs w:val="28"/>
-        </w:rPr>
-        <w:t>錯過就不能</w:t>
-      </w:r>
-      <w:r>
-        <w:rPr>
-          <w:rFonts w:hint="eastAsia"/>
-          <w:b/>
-          <w:szCs w:val="28"/>
-        </w:rPr>
-        <w:t>挽回</w:t>
-      </w:r>
-      <w:r>
-        <w:rPr>
-          <w:rFonts w:hint="eastAsia"/>
-          <w:bCs/>
-          <w:szCs w:val="28"/>
-        </w:rPr>
-        <w:t>，他們再懷念過去也只是徒增傷感。詞中一個「空」字，道盡心中悲苦。</w:t>
-      </w:r>
-    </w:p>
-    <w:p>
-      <w:pPr>
-        <w:spacing w:after="0" w:line="480" w:lineRule="exact"/>
-        <w:ind w:left="-6" w:right="0" w:hanging="11"/>
-        <w:rPr>
-          <w:bCs/>
-          <w:szCs w:val="28"/>
-        </w:rPr>
-      </w:pPr>
-      <w:r>
-        <w:rPr>
-          <w:rFonts w:hint="eastAsia"/>
-          <w:bCs/>
-          <w:szCs w:val="28"/>
-        </w:rPr>
-        <w:t xml:space="preserve">    </w:t>
-      </w:r>
-      <w:proofErr w:type="gramStart"/>
-      <w:r>
-        <w:rPr>
-          <w:rFonts w:hint="eastAsia"/>
-          <w:bCs/>
-          <w:szCs w:val="28"/>
-        </w:rPr>
-        <w:t>鮫綃</w:t>
-      </w:r>
-      <w:proofErr w:type="gramEnd"/>
-      <w:r>
-        <w:rPr>
-          <w:rFonts w:hint="eastAsia"/>
-          <w:bCs/>
-          <w:szCs w:val="28"/>
-        </w:rPr>
-        <w:t>，是神話中</w:t>
-      </w:r>
-      <w:proofErr w:type="gramStart"/>
-      <w:r>
-        <w:rPr>
-          <w:rFonts w:hint="eastAsia"/>
-          <w:bCs/>
-          <w:szCs w:val="28"/>
-        </w:rPr>
-        <w:t>鮫</w:t>
-      </w:r>
-      <w:proofErr w:type="gramEnd"/>
-      <w:r>
-        <w:rPr>
-          <w:rFonts w:hint="eastAsia"/>
-          <w:bCs/>
-          <w:szCs w:val="28"/>
-        </w:rPr>
-        <w:t>人織成的</w:t>
-      </w:r>
-      <w:proofErr w:type="gramStart"/>
-      <w:r>
-        <w:rPr>
-          <w:rFonts w:hint="eastAsia"/>
-          <w:bCs/>
-          <w:szCs w:val="28"/>
-        </w:rPr>
-        <w:t>綃</w:t>
-      </w:r>
-      <w:proofErr w:type="gramEnd"/>
-      <w:r>
-        <w:rPr>
-          <w:rFonts w:hint="eastAsia"/>
-          <w:bCs/>
-          <w:szCs w:val="28"/>
-        </w:rPr>
-        <w:t>，指薄紗做成的手帕。這句是說，前妻默默流淚，眼淚洗去了胭脂，甚至濕透了手帕。兩人相逢，身分早已不同，即使相見也無法互訴衷腸，只能用淚水表達憾恨之意。</w:t>
-      </w:r>
-    </w:p>
-    <w:p>
-      <w:pPr>
-        <w:spacing w:after="0" w:line="480" w:lineRule="exact"/>
-        <w:ind w:left="-6" w:right="0" w:hanging="11"/>
-        <w:rPr>
-          <w:bCs/>
-          <w:szCs w:val="28"/>
-        </w:rPr>
-      </w:pPr>
-      <w:r>
-        <w:rPr>
-          <w:rFonts w:hint="eastAsia"/>
-          <w:bCs/>
-          <w:szCs w:val="28"/>
-        </w:rPr>
-        <w:lastRenderedPageBreak/>
-        <w:t xml:space="preserve">    </w:t>
-      </w:r>
-      <w:r>
-        <w:rPr>
-          <w:rFonts w:hint="eastAsia"/>
-          <w:bCs/>
-          <w:szCs w:val="28"/>
-        </w:rPr>
-        <w:t>再看看周圍的環境，「桃花落，</w:t>
-      </w:r>
-      <w:proofErr w:type="gramStart"/>
-      <w:r>
-        <w:rPr>
-          <w:rFonts w:hint="eastAsia"/>
-          <w:bCs/>
-          <w:szCs w:val="28"/>
-        </w:rPr>
-        <w:t>閒</w:t>
-      </w:r>
-      <w:proofErr w:type="gramEnd"/>
-      <w:r>
-        <w:rPr>
-          <w:rFonts w:hint="eastAsia"/>
-          <w:bCs/>
-          <w:szCs w:val="28"/>
-        </w:rPr>
-        <w:t>池閣。」照應上片的「東風惡」，此時的</w:t>
-      </w:r>
-      <w:r>
-        <w:rPr>
-          <w:rFonts w:hint="eastAsia"/>
-          <w:bCs/>
-          <w:szCs w:val="28"/>
-          <w:u w:val="single"/>
-        </w:rPr>
-        <w:t>沈園</w:t>
-      </w:r>
-      <w:r>
-        <w:rPr>
-          <w:rFonts w:hint="eastAsia"/>
-          <w:bCs/>
-          <w:szCs w:val="28"/>
-        </w:rPr>
-        <w:t>桃花凋落，樓閣閒置，全是蕭索的景象。這與當年熱鬧的滿園春色形成鮮明的對比，也展現出詞人的心境。</w:t>
-      </w:r>
-    </w:p>
-    <w:p>
-      <w:pPr>
-        <w:spacing w:after="0" w:line="480" w:lineRule="exact"/>
-        <w:ind w:left="-6" w:right="0" w:hanging="11"/>
-        <w:rPr>
-          <w:bCs/>
-          <w:szCs w:val="28"/>
-        </w:rPr>
-      </w:pPr>
-      <w:r>
-        <w:rPr>
-          <w:rFonts w:hint="eastAsia"/>
-          <w:bCs/>
-          <w:szCs w:val="28"/>
-        </w:rPr>
-        <w:t xml:space="preserve">    </w:t>
-      </w:r>
-      <w:r>
-        <w:rPr>
-          <w:rFonts w:hint="eastAsia"/>
-          <w:bCs/>
-          <w:szCs w:val="28"/>
-        </w:rPr>
-        <w:t>「</w:t>
-      </w:r>
-      <w:proofErr w:type="gramStart"/>
-      <w:r>
-        <w:rPr>
-          <w:rFonts w:hint="eastAsia"/>
-          <w:bCs/>
-          <w:szCs w:val="28"/>
-        </w:rPr>
-        <w:t>山盟雖</w:t>
-      </w:r>
-      <w:proofErr w:type="gramEnd"/>
-      <w:r>
-        <w:rPr>
-          <w:rFonts w:hint="eastAsia"/>
-          <w:bCs/>
-          <w:szCs w:val="28"/>
-        </w:rPr>
-        <w:t>在，錦書難托。」詞人繼續慨嘆，他和前妻的山盟海誓似乎還在耳畔，但現在礙於身分，</w:t>
-      </w:r>
-      <w:proofErr w:type="gramStart"/>
-      <w:r>
-        <w:rPr>
-          <w:rFonts w:hint="eastAsia"/>
-          <w:bCs/>
-          <w:szCs w:val="28"/>
-        </w:rPr>
-        <w:t>他們連寄封</w:t>
-      </w:r>
-      <w:proofErr w:type="gramEnd"/>
-      <w:r>
-        <w:rPr>
-          <w:rFonts w:hint="eastAsia"/>
-          <w:bCs/>
-          <w:szCs w:val="28"/>
-        </w:rPr>
-        <w:t>書信都無法做到。好不容易偶遇，他們也要</w:t>
-      </w:r>
-      <w:r>
-        <w:rPr>
-          <w:rFonts w:hint="eastAsia"/>
-          <w:b/>
-          <w:szCs w:val="28"/>
-        </w:rPr>
-        <w:t>恪守</w:t>
-      </w:r>
-      <w:r>
-        <w:rPr>
-          <w:rFonts w:hint="eastAsia"/>
-          <w:bCs/>
-          <w:szCs w:val="28"/>
-        </w:rPr>
-        <w:t>禮法，匆匆分別。憐惜、留戀、悔恨、無望，多種情緒湧上詞人心頭，但是他什麼也不能說，也不能做。最後，他又用</w:t>
-      </w:r>
-      <w:r>
-        <w:rPr>
-          <w:rFonts w:hint="eastAsia"/>
-          <w:b/>
-          <w:szCs w:val="28"/>
-        </w:rPr>
-        <w:t>鏗鏘</w:t>
-      </w:r>
-      <w:r>
-        <w:rPr>
-          <w:rFonts w:hint="eastAsia"/>
-          <w:bCs/>
-          <w:szCs w:val="28"/>
-        </w:rPr>
-        <w:t>有力的三個</w:t>
-      </w:r>
-      <w:proofErr w:type="gramStart"/>
-      <w:r>
-        <w:rPr>
-          <w:rFonts w:hint="eastAsia"/>
-          <w:bCs/>
-          <w:szCs w:val="28"/>
-        </w:rPr>
-        <w:t>字作結</w:t>
-      </w:r>
-      <w:proofErr w:type="gramEnd"/>
-      <w:r>
-        <w:rPr>
-          <w:rFonts w:hint="eastAsia"/>
-          <w:bCs/>
-          <w:szCs w:val="28"/>
-        </w:rPr>
-        <w:t>：「莫、莫、莫！」</w:t>
-      </w:r>
-    </w:p>
-    <w:p>
-      <w:pPr>
-        <w:spacing w:after="0" w:line="480" w:lineRule="exact"/>
-        <w:ind w:left="-6" w:right="0" w:hanging="11"/>
+        <w:jc w:val="both"/>
         <w:rPr>
           <w:bCs/>
           <w:spacing w:val="-6"/>
@@ -4020,7 +1031,7 @@
           <w:bCs/>
           <w:szCs w:val="28"/>
         </w:rPr>
-        <w:t xml:space="preserve">    </w:t>
+        <w:t xml:space="preserve">　　</w:t>
       </w:r>
       <w:r>
         <w:rPr>
@@ -4028,25 +1039,24 @@
           <w:bCs/>
           <w:szCs w:val="28"/>
         </w:rPr>
-        <w:t>莫，就是罷了的意思。口</w:t>
-      </w:r>
-      <w:proofErr w:type="gramStart"/>
+        <w:t>全詞結構嚴謹，上下片對稱呼應，將「錯」的悔恨與「莫」的悲嘆形成情緒的雙重高潮。</w:t>
+      </w:r>
       <w:r>
         <w:rPr>
           <w:rFonts w:hint="eastAsia"/>
           <w:bCs/>
           <w:szCs w:val="28"/>
-        </w:rPr>
-        <w:t>中說著罷了</w:t>
-      </w:r>
-      <w:proofErr w:type="gramEnd"/>
+          <w:u w:val="single"/>
+        </w:rPr>
+        <w:t>陸游</w:t>
+      </w:r>
       <w:r>
         <w:rPr>
           <w:rFonts w:hint="eastAsia"/>
           <w:bCs/>
           <w:szCs w:val="28"/>
         </w:rPr>
-        <w:t>，但是心裡何嘗忘得了？正是「言有盡而意無窮」，既是詞人心緒，也是這首詞的韻味。整首詞在一聲聲長嘆中收束，而其中</w:t>
+        <w:t>以其細膩真摯的筆觸，不僅記錄了一段</w:t>
       </w:r>
       <w:r>
         <w:rPr>
@@ -4054,15 +1064,7 @@
           <w:b/>
           <w:szCs w:val="28"/>
         </w:rPr>
-        <w:t>蕩氣</w:t>
-      </w:r>
-      <w:r>
-        <w:rPr>
-          <w:rFonts w:hint="eastAsia"/>
-          <w:b/>
-          <w:szCs w:val="28"/>
-        </w:rPr>
-        <w:t>迴腸</w:t>
+        <w:t>令人扼腕</w:t>
       </w:r>
       <w:r>
         <w:rPr>
@@ -4070,73 +1072,7 @@
           <w:bCs/>
           <w:szCs w:val="28"/>
         </w:rPr>
-        <w:t>的故事與情意，就像</w:t>
-      </w:r>
-      <w:r>
-        <w:rPr>
-          <w:rFonts w:hint="eastAsia"/>
-          <w:b/>
-          <w:szCs w:val="28"/>
-        </w:rPr>
-        <w:t>餘音繞梁</w:t>
-      </w:r>
-      <w:r>
-        <w:rPr>
-          <w:rFonts w:hint="eastAsia"/>
-          <w:bCs/>
-          <w:szCs w:val="28"/>
-        </w:rPr>
-        <w:t>一般，</w:t>
-      </w:r>
-      <w:r>
-        <w:rPr>
-          <w:rFonts w:hint="eastAsia"/>
-          <w:b/>
-          <w:szCs w:val="28"/>
-        </w:rPr>
-        <w:t>綿綿</w:t>
-      </w:r>
-      <w:r>
-        <w:rPr>
-          <w:rFonts w:hint="eastAsia"/>
-          <w:bCs/>
-          <w:szCs w:val="28"/>
-        </w:rPr>
-        <w:t>不絕。</w:t>
-      </w:r>
-      <w:r>
-        <w:rPr>
-          <w:rFonts w:hint="eastAsia"/>
-          <w:bCs/>
-          <w:spacing w:val="-6"/>
-          <w:szCs w:val="28"/>
-        </w:rPr>
-        <w:t>(資料來源：</w:t>
-      </w:r>
-      <w:hyperlink r:id="rId13" w:history="1">
-        <w:r>
-          <w:rPr>
-            <w:rStyle w:val="a8"/>
-            <w:bCs/>
-            <w:spacing w:val="-6"/>
-            <w:sz w:val="24"/>
-            <w:szCs w:val="24"/>
-          </w:rPr>
-          <w:t>https://www.arteducation.com.tw/shiwenv_d5ac0bd52789.html</w:t>
-        </w:r>
-      </w:hyperlink>
-      <w:hyperlink r:id="rId14" w:history="1"/>
-      <w:hyperlink r:id="rId15" w:history="1"/>
-      <w:hyperlink r:id="rId16" w:history="1"/>
-      <w:hyperlink r:id="rId17" w:history="1"/>
-      <w:r>
-        <w:rPr>
-          <w:rFonts w:hint="eastAsia"/>
-          <w:bCs/>
-          <w:spacing w:val="-6"/>
-          <w:szCs w:val="28"/>
-        </w:rPr>
-        <w:t>)</w:t>
+        <w:t>的個人愛情悲劇，更為後世留下了兼具文學美感與時代哀愁的千古絕唱。</w:t>
       </w:r>
     </w:p>
     <w:p>
@@ -4167,14 +1103,12 @@
           <w:ilvl w:val="0"/>
           <w:numId w:val="1"/>
         </w:numPr>
-        <w:spacing w:line="440" w:lineRule="exact"/>
-        <w:ind w:leftChars="0" w:right="0"/>
-      </w:pPr>
-      <w:r>
-        <w:rPr>
-          <w:rFonts w:hint="eastAsia"/>
-        </w:rPr>
-        <w:t>蕭索</w:t>
+        <w:spacing w:line="380" w:lineRule="exact"/>
+        <w:ind w:leftChars="0" w:left="284" w:right="0" w:hanging="284"/>
+        <w:jc w:val="both"/>
+      </w:pPr>
+      <w:r>
+        <w:t>勾勒</w:t>
       </w:r>
       <w:r>
         <w:rPr>
@@ -4183,16 +1117,7 @@
         <w:t>：</w:t>
       </w:r>
       <w:r>
-        <w:t>冷落衰頹的樣子</w:t>
-      </w:r>
-      <w:r>
-        <w:rPr>
-          <w:rFonts w:hint="eastAsia"/>
-        </w:rPr>
-        <w:t>；</w:t>
-      </w:r>
-      <w:r>
-        <w:t>衰敗、不景氣。</w:t>
+        <w:t>原指用毛筆勾畫出物體的輪廓；引申為用簡練的文字描繪出事物的基本外貌、形狀或大略情景。指作者不作繁瑣冗長的細節描寫，而是透過幾筆關鍵的線索或意象（如詞中的「紅酥手，黃縢酒」），迅速在讀者腦海中描繪出具體的畫面與氛圍。</w:t>
       </w:r>
     </w:p>
     <w:p>
@@ -4202,35 +1127,27 @@
           <w:ilvl w:val="0"/>
           <w:numId w:val="1"/>
         </w:numPr>
-        <w:spacing w:line="440" w:lineRule="exact"/>
-        <w:ind w:leftChars="0" w:right="0"/>
-      </w:pPr>
-      <w:r>
-        <w:rPr>
-          <w:rFonts w:hint="eastAsia"/>
-        </w:rPr>
-        <w:t>磅礴</w:t>
-      </w:r>
-      <w:r>
-        <w:rPr>
-          <w:rFonts w:hint="eastAsia"/>
-        </w:rPr>
-        <w:t>(</w:t>
-      </w:r>
-      <w:r>
-        <w:rPr>
-          <w:rFonts w:hint="eastAsia"/>
-          <w:color w:val="FF0000"/>
-          <w:sz w:val="16"/>
-          <w:szCs w:val="16"/>
-        </w:rPr>
-        <w:t>ㄆㄤ ㄅㄛˊ</w:t>
-      </w:r>
-      <w:r>
-        <w:rPr>
-          <w:rFonts w:hint="eastAsia"/>
-        </w:rPr>
-        <w:t>)：廣大充塞的樣子。【例】氣勢磅礴</w:t>
+        <w:spacing w:line="380" w:lineRule="exact"/>
+        <w:ind w:leftChars="0" w:left="284" w:right="0" w:hanging="284"/>
+        <w:jc w:val="both"/>
+      </w:pPr>
+      <w:r>
+        <w:t>反襯</w:t>
+      </w:r>
+      <w:r>
+        <w:rPr>
+          <w:rFonts w:hint="eastAsia"/>
+        </w:rPr>
+        <w:t>：</w:t>
+      </w:r>
+      <w:r>
+        <w:t>一種修辭手法，指為了突出主要事物或情感，故意用與之相對立、相反的事物或景物來作為陪襯。例如詞中以「滿城春色」的繁華春景，來反襯內心的荒涼與哀傷</w:t>
+      </w:r>
+      <w:r>
+        <w:br/>
+      </w:r>
+      <w:r>
+        <w:t>；或者以春天的舊貌反襯人體的消瘦。這種寫法能使核心情感更加鮮明強烈。</w:t>
       </w:r>
     </w:p>
     <w:p>
@@ -4240,43 +1157,38 @@
           <w:ilvl w:val="0"/>
           <w:numId w:val="1"/>
         </w:numPr>
-        <w:spacing w:line="440" w:lineRule="exact"/>
-        <w:ind w:leftChars="0" w:right="0"/>
-      </w:pPr>
-      <w:r>
-        <w:rPr>
-          <w:rFonts w:hint="eastAsia"/>
-        </w:rPr>
-        <w:t>感人肺腑</w:t>
-      </w:r>
-      <w:r>
-        <w:rPr>
-          <w:rFonts w:hint="eastAsia"/>
-        </w:rPr>
-        <w:t>(</w:t>
-      </w:r>
-      <w:proofErr w:type="gramStart"/>
-      <w:r>
-        <w:rPr>
-          <w:rFonts w:hint="eastAsia"/>
-          <w:color w:val="FF0000"/>
-          <w:sz w:val="16"/>
-          <w:szCs w:val="16"/>
-        </w:rPr>
-        <w:t>ㄈㄨˇ</w:t>
-      </w:r>
-      <w:proofErr w:type="gramEnd"/>
-      <w:r>
-        <w:rPr>
-          <w:rFonts w:hint="eastAsia"/>
-        </w:rPr>
-        <w:t>)：</w:t>
-      </w:r>
-      <w:r>
-        <w:rPr>
-          <w:rFonts w:hint="eastAsia"/>
-        </w:rPr>
-        <w:t>形容使人深受感動。肺腑，比喻內心深處。</w:t>
+        <w:spacing w:line="380" w:lineRule="exact"/>
+        <w:ind w:leftChars="0" w:left="284" w:right="0" w:hanging="284"/>
+        <w:jc w:val="both"/>
+      </w:pPr>
+      <w:r>
+        <w:t>封建禮教</w:t>
+      </w:r>
+      <w:r>
+        <w:rPr>
+          <w:rFonts w:hint="eastAsia"/>
+        </w:rPr>
+        <w:t>：</w:t>
+      </w:r>
+      <w:r>
+        <w:rPr>
+          <w:u w:val="single"/>
+        </w:rPr>
+        <w:t>中國</w:t>
+      </w:r>
+      <w:r>
+        <w:t>封建社會中維繫宗法等級制度的思想體系、道德規範與生活準則（如</w:t>
+      </w:r>
+      <w:hyperlink r:id="rId8" w:history="1">
+        <w:r>
+          <w:rPr>
+            <w:rStyle w:val="a8"/>
+          </w:rPr>
+          <w:t>三綱五常</w:t>
+        </w:r>
+      </w:hyperlink>
+      <w:r>
+        <w:t>、長輩之命等）。</w:t>
       </w:r>
     </w:p>
     <w:p>
@@ -4286,71 +1198,21 @@
           <w:ilvl w:val="0"/>
           <w:numId w:val="1"/>
         </w:numPr>
-        <w:spacing w:line="440" w:lineRule="exact"/>
-        <w:ind w:leftChars="0" w:right="0"/>
-      </w:pPr>
-      <w:r>
-        <w:rPr>
-          <w:rFonts w:hint="eastAsia"/>
-        </w:rPr>
-        <w:t>攆</w:t>
-      </w:r>
-      <w:r>
-        <w:rPr>
-          <w:rFonts w:hint="eastAsia"/>
-        </w:rPr>
-        <w:t>(</w:t>
-      </w:r>
-      <w:proofErr w:type="gramStart"/>
-      <w:r>
-        <w:rPr>
-          <w:rFonts w:hint="eastAsia"/>
-          <w:color w:val="FF0000"/>
-          <w:sz w:val="16"/>
-          <w:szCs w:val="16"/>
-        </w:rPr>
-        <w:t>ㄋㄧㄢˇ</w:t>
-      </w:r>
-      <w:proofErr w:type="gramEnd"/>
-      <w:r>
-        <w:rPr>
-          <w:rFonts w:hint="eastAsia"/>
-        </w:rPr>
-        <w:t>)</w:t>
-      </w:r>
-    </w:p>
-    <w:p>
-      <w:pPr>
-        <w:pStyle w:val="aa"/>
-        <w:numPr>
-          <w:ilvl w:val="0"/>
-          <w:numId w:val="38"/>
-        </w:numPr>
-        <w:spacing w:line="440" w:lineRule="exact"/>
-        <w:ind w:leftChars="0" w:right="0"/>
-      </w:pPr>
-      <w:r>
-        <w:rPr>
-          <w:rFonts w:hint="eastAsia"/>
-        </w:rPr>
-        <w:t>驅逐、趕走。【例】攆走、攆出去</w:t>
-      </w:r>
-    </w:p>
-    <w:p>
-      <w:pPr>
-        <w:pStyle w:val="aa"/>
-        <w:numPr>
-          <w:ilvl w:val="0"/>
-          <w:numId w:val="38"/>
-        </w:numPr>
-        <w:spacing w:line="440" w:lineRule="exact"/>
-        <w:ind w:leftChars="0" w:right="0"/>
-      </w:pPr>
-      <w:r>
-        <w:rPr>
-          <w:rFonts w:hint="eastAsia"/>
-        </w:rPr>
-        <w:t>追趕。【例】他攆上前，幫她提東西。</w:t>
+        <w:spacing w:line="380" w:lineRule="exact"/>
+        <w:ind w:leftChars="0" w:left="284" w:right="0" w:hanging="284"/>
+        <w:jc w:val="both"/>
+      </w:pPr>
+      <w:r>
+        <w:t>震顫人心</w:t>
+      </w:r>
+      <w:r>
+        <w:rPr>
+          <w:rFonts w:hint="eastAsia"/>
+        </w:rPr>
+        <w:t>：</w:t>
+      </w:r>
+      <w:r>
+        <w:t>形容人受到極大的觸動、震撼，使內心產生強烈的共鳴與激盪。多用來形容文學作品中深刻、真摯或慘烈的情感表達（如詞中的「錯、錯、錯」）。這種力量能穿透時空，讓讀者感同身受，心緒久久無法平息。</w:t>
       </w:r>
     </w:p>
     <w:p>
@@ -4360,23 +1222,21 @@
           <w:ilvl w:val="0"/>
           <w:numId w:val="1"/>
         </w:numPr>
-        <w:spacing w:line="440" w:lineRule="exact"/>
-        <w:ind w:leftChars="0" w:right="0"/>
-      </w:pPr>
-      <w:r>
-        <w:rPr>
-          <w:rFonts w:hint="eastAsia"/>
-        </w:rPr>
-        <w:t>鬱鬱</w:t>
-      </w:r>
-      <w:r>
-        <w:rPr>
-          <w:rFonts w:hint="eastAsia"/>
-        </w:rPr>
-        <w:t>：悶悶不樂；</w:t>
-      </w:r>
-      <w:r>
-        <w:t>茂盛的樣子。</w:t>
+        <w:spacing w:line="380" w:lineRule="exact"/>
+        <w:ind w:leftChars="0" w:left="284" w:right="0" w:hanging="284"/>
+        <w:jc w:val="both"/>
+      </w:pPr>
+      <w:r>
+        <w:t>陰差陽錯</w:t>
+      </w:r>
+      <w:r>
+        <w:rPr>
+          <w:rFonts w:hint="eastAsia"/>
+        </w:rPr>
+        <w:t>：</w:t>
+      </w:r>
+      <w:r>
+        <w:t>由於偶然的因素而造成了失誤、錯過或彼此錯認。形容命運或環境中那些無法掌控、充滿巧合卻往往走向悲劇結局的無奈轉折，經常用來形容造化弄人。</w:t>
       </w:r>
     </w:p>
     <w:p>
@@ -4386,572 +1246,36 @@
           <w:ilvl w:val="0"/>
           <w:numId w:val="1"/>
         </w:numPr>
-        <w:spacing w:line="440" w:lineRule="exact"/>
-        <w:ind w:leftChars="0" w:right="0"/>
-      </w:pPr>
-      <w:proofErr w:type="gramStart"/>
-      <w:r>
-        <w:rPr>
-          <w:rFonts w:hint="eastAsia"/>
-        </w:rPr>
-        <w:t>熠</w:t>
-      </w:r>
-      <w:proofErr w:type="gramEnd"/>
-      <w:r>
-        <w:rPr>
-          <w:rFonts w:hint="eastAsia"/>
-        </w:rPr>
-        <w:t>(</w:t>
-      </w:r>
-      <w:proofErr w:type="gramStart"/>
-      <w:r>
-        <w:rPr>
-          <w:rFonts w:hint="eastAsia"/>
-          <w:color w:val="FF0000"/>
-          <w:sz w:val="16"/>
-          <w:szCs w:val="16"/>
-        </w:rPr>
-        <w:t>ㄧˋ</w:t>
-      </w:r>
-      <w:proofErr w:type="gramEnd"/>
-      <w:r>
-        <w:rPr>
-          <w:rFonts w:hint="eastAsia"/>
-        </w:rPr>
-        <w:t>)</w:t>
-      </w:r>
-      <w:proofErr w:type="gramStart"/>
-      <w:r>
-        <w:rPr>
-          <w:rFonts w:hint="eastAsia"/>
-        </w:rPr>
-        <w:t>熠</w:t>
-      </w:r>
-      <w:proofErr w:type="gramEnd"/>
-      <w:r>
-        <w:rPr>
-          <w:rFonts w:hint="eastAsia"/>
+        <w:spacing w:line="380" w:lineRule="exact"/>
+        <w:ind w:leftChars="0" w:left="284" w:right="0" w:hanging="284"/>
+        <w:jc w:val="both"/>
+        <w:rPr>
+          <w:rFonts w:hint="eastAsia"/>
+          <w:spacing w:val="-6"/>
+        </w:rPr>
+      </w:pPr>
+      <w:r>
+        <w:rPr>
+          <w:spacing w:val="-6"/>
+        </w:rPr>
+        <w:t>令人扼腕</w:t>
+      </w:r>
+      <w:r>
+        <w:rPr>
+          <w:rFonts w:hint="eastAsia"/>
+          <w:spacing w:val="-6"/>
         </w:rPr>
         <w:t>：</w:t>
       </w:r>
       <w:r>
         <w:rPr>
-          <w:rFonts w:hint="eastAsia"/>
-        </w:rPr>
-        <w:t>閃亮光耀的樣子。</w:t>
-      </w:r>
-    </w:p>
-    <w:p>
-      <w:pPr>
-        <w:pStyle w:val="aa"/>
-        <w:numPr>
-          <w:ilvl w:val="0"/>
-          <w:numId w:val="1"/>
-        </w:numPr>
-        <w:spacing w:line="440" w:lineRule="exact"/>
-        <w:ind w:leftChars="0" w:right="0"/>
-      </w:pPr>
-      <w:r>
-        <w:rPr>
-          <w:rFonts w:hint="eastAsia"/>
-        </w:rPr>
-        <w:t>津津樂道</w:t>
-      </w:r>
-      <w:r>
-        <w:rPr>
-          <w:rFonts w:hint="eastAsia"/>
-        </w:rPr>
-        <w:t>：形容很有興味的談論。津</w:t>
-      </w:r>
-      <w:proofErr w:type="gramStart"/>
-      <w:r>
-        <w:rPr>
-          <w:rFonts w:hint="eastAsia"/>
-        </w:rPr>
-        <w:t>津</w:t>
-      </w:r>
-      <w:proofErr w:type="gramEnd"/>
-      <w:r>
-        <w:rPr>
-          <w:rFonts w:hint="eastAsia"/>
-        </w:rPr>
-        <w:t>：</w:t>
-      </w:r>
-      <w:r>
-        <w:rPr>
-          <w:rFonts w:hint="eastAsia"/>
-        </w:rPr>
-        <w:t>形容液體洋溢</w:t>
-      </w:r>
-      <w:r>
-        <w:rPr>
-          <w:rFonts w:hint="eastAsia"/>
-        </w:rPr>
-        <w:t>或是</w:t>
-      </w:r>
-      <w:r>
-        <w:rPr>
-          <w:rFonts w:hint="eastAsia"/>
-        </w:rPr>
-        <w:t>興味濃厚</w:t>
-      </w:r>
-      <w:r>
-        <w:rPr>
-          <w:rFonts w:hint="eastAsia"/>
-        </w:rPr>
-        <w:t>的樣子。</w:t>
-      </w:r>
-    </w:p>
-    <w:p>
-      <w:pPr>
-        <w:pStyle w:val="aa"/>
-        <w:spacing w:line="440" w:lineRule="exact"/>
-        <w:ind w:leftChars="0" w:right="0" w:firstLine="0"/>
-      </w:pPr>
-      <w:r>
-        <w:rPr>
-          <w:rFonts w:hint="eastAsia"/>
-        </w:rPr>
-        <w:t>【例】當年小王見義勇為、捨身救人的事蹟，至今仍為眾人津津樂道。</w:t>
-      </w:r>
-    </w:p>
-    <w:p>
-      <w:pPr>
-        <w:pStyle w:val="aa"/>
-        <w:numPr>
-          <w:ilvl w:val="0"/>
-          <w:numId w:val="1"/>
-        </w:numPr>
-        <w:spacing w:line="440" w:lineRule="exact"/>
-        <w:ind w:leftChars="0" w:right="0"/>
-      </w:pPr>
-      <w:r>
-        <w:rPr>
-          <w:rFonts w:hint="eastAsia"/>
-        </w:rPr>
-        <w:t>墨客：文人</w:t>
-      </w:r>
-    </w:p>
-    <w:p>
-      <w:pPr>
-        <w:pStyle w:val="aa"/>
-        <w:numPr>
-          <w:ilvl w:val="0"/>
-          <w:numId w:val="1"/>
-        </w:numPr>
-        <w:spacing w:line="440" w:lineRule="exact"/>
-        <w:ind w:leftChars="0" w:right="0"/>
-      </w:pPr>
-      <w:proofErr w:type="gramStart"/>
-      <w:r>
-        <w:rPr>
-          <w:rFonts w:hint="eastAsia"/>
-        </w:rPr>
-        <w:t>迥</w:t>
-      </w:r>
-      <w:proofErr w:type="gramEnd"/>
-      <w:r>
-        <w:rPr>
-          <w:rFonts w:hint="eastAsia"/>
-        </w:rPr>
-        <w:t>(</w:t>
-      </w:r>
-      <w:proofErr w:type="gramStart"/>
-      <w:r>
-        <w:rPr>
-          <w:rFonts w:hint="eastAsia"/>
-          <w:color w:val="FF0000"/>
-          <w:sz w:val="16"/>
-          <w:szCs w:val="16"/>
-        </w:rPr>
-        <w:t>ㄐㄩㄥˇ</w:t>
-      </w:r>
-      <w:proofErr w:type="gramEnd"/>
-      <w:r>
-        <w:rPr>
-          <w:rFonts w:hint="eastAsia"/>
-        </w:rPr>
-        <w:t>)</w:t>
-      </w:r>
-      <w:r>
-        <w:rPr>
-          <w:rFonts w:hint="eastAsia"/>
-        </w:rPr>
-        <w:t>然</w:t>
-      </w:r>
-      <w:r>
-        <w:rPr>
-          <w:rFonts w:hint="eastAsia"/>
-        </w:rPr>
-        <w:t>：差異很大的樣子。</w:t>
-      </w:r>
-      <w:proofErr w:type="gramStart"/>
-      <w:r>
-        <w:rPr>
-          <w:rFonts w:hint="eastAsia"/>
-        </w:rPr>
-        <w:t>迥</w:t>
-      </w:r>
-      <w:proofErr w:type="gramEnd"/>
-      <w:r>
-        <w:rPr>
-          <w:rFonts w:hint="eastAsia"/>
-        </w:rPr>
-        <w:t>：</w:t>
-      </w:r>
-      <w:r>
-        <w:rPr>
-          <w:rFonts w:hint="eastAsia"/>
-        </w:rPr>
-        <w:t>的確、特殊。</w:t>
-      </w:r>
-      <w:r>
-        <w:rPr>
-          <w:rFonts w:hint="eastAsia"/>
-        </w:rPr>
-        <w:t>【例】迥然有別、</w:t>
-      </w:r>
-      <w:proofErr w:type="gramStart"/>
-      <w:r>
-        <w:rPr>
-          <w:rFonts w:hint="eastAsia"/>
-        </w:rPr>
-        <w:t>迥</w:t>
-      </w:r>
-      <w:proofErr w:type="gramEnd"/>
-      <w:r>
-        <w:rPr>
-          <w:rFonts w:hint="eastAsia"/>
-        </w:rPr>
-        <w:t>異其趣</w:t>
-      </w:r>
-    </w:p>
-    <w:p>
-      <w:pPr>
-        <w:pStyle w:val="aa"/>
-        <w:numPr>
-          <w:ilvl w:val="0"/>
-          <w:numId w:val="1"/>
-        </w:numPr>
-        <w:spacing w:line="440" w:lineRule="exact"/>
-        <w:ind w:leftChars="0" w:right="0"/>
-      </w:pPr>
-      <w:r>
-        <w:rPr>
-          <w:rFonts w:hint="eastAsia"/>
-        </w:rPr>
-        <w:t>肆虐：</w:t>
-      </w:r>
-      <w:r>
-        <w:rPr>
-          <w:rFonts w:hint="eastAsia"/>
-        </w:rPr>
-        <w:t>恣意作惡為禍。</w:t>
-      </w:r>
-    </w:p>
-    <w:p>
-      <w:pPr>
-        <w:pStyle w:val="aa"/>
-        <w:numPr>
-          <w:ilvl w:val="0"/>
-          <w:numId w:val="1"/>
-        </w:numPr>
-        <w:spacing w:line="440" w:lineRule="exact"/>
-        <w:ind w:leftChars="0" w:right="0"/>
-      </w:pPr>
-      <w:r>
-        <w:rPr>
-          <w:rFonts w:hint="eastAsia"/>
-        </w:rPr>
-        <w:t>千鈞</w:t>
-      </w:r>
-      <w:r>
-        <w:rPr>
-          <w:rFonts w:hint="eastAsia"/>
-        </w:rPr>
-        <w:t>：</w:t>
-      </w:r>
-      <w:r>
-        <w:rPr>
-          <w:rFonts w:hint="eastAsia"/>
-        </w:rPr>
-        <w:t>鈞，古時秤量的單位，一鈞等於三十斤。千鈞形容非常重。</w:t>
-      </w:r>
-    </w:p>
-    <w:p>
-      <w:pPr>
-        <w:pStyle w:val="aa"/>
-        <w:numPr>
-          <w:ilvl w:val="0"/>
-          <w:numId w:val="1"/>
-        </w:numPr>
-        <w:spacing w:line="440" w:lineRule="exact"/>
-        <w:ind w:leftChars="0" w:right="0"/>
-      </w:pPr>
-      <w:r>
-        <w:rPr>
-          <w:rFonts w:hint="eastAsia"/>
-        </w:rPr>
-        <w:t>挽回</w:t>
-      </w:r>
-      <w:r>
-        <w:rPr>
-          <w:rFonts w:hint="eastAsia"/>
-        </w:rPr>
-        <w:t>：事情將敗壞而想辦法補救或振興。</w:t>
-      </w:r>
-    </w:p>
-    <w:p>
-      <w:pPr>
-        <w:pStyle w:val="aa"/>
-        <w:spacing w:line="440" w:lineRule="exact"/>
-        <w:ind w:leftChars="0" w:right="0" w:firstLine="0"/>
-      </w:pPr>
-      <w:r>
-        <w:rPr>
-          <w:rFonts w:hint="eastAsia"/>
-        </w:rPr>
-        <w:t>【例】球賽中場休息時，教練與球員們</w:t>
-      </w:r>
-      <w:proofErr w:type="gramStart"/>
-      <w:r>
-        <w:rPr>
-          <w:rFonts w:hint="eastAsia"/>
-        </w:rPr>
-        <w:t>研</w:t>
-      </w:r>
-      <w:proofErr w:type="gramEnd"/>
-      <w:r>
-        <w:rPr>
-          <w:rFonts w:hint="eastAsia"/>
-        </w:rPr>
-        <w:t>商對策，企圖挽回頹勢。</w:t>
-      </w:r>
-    </w:p>
-    <w:p>
-      <w:pPr>
-        <w:pStyle w:val="aa"/>
-        <w:numPr>
-          <w:ilvl w:val="0"/>
-          <w:numId w:val="1"/>
-        </w:numPr>
-        <w:spacing w:line="440" w:lineRule="exact"/>
-        <w:ind w:leftChars="0" w:right="0"/>
-      </w:pPr>
-      <w:proofErr w:type="gramStart"/>
-      <w:r>
-        <w:rPr>
-          <w:rFonts w:hint="eastAsia"/>
-        </w:rPr>
-        <w:t>恪</w:t>
-      </w:r>
-      <w:proofErr w:type="gramEnd"/>
-      <w:r>
-        <w:rPr>
-          <w:rFonts w:hint="eastAsia"/>
-        </w:rPr>
-        <w:t>(</w:t>
-      </w:r>
-      <w:proofErr w:type="gramStart"/>
-      <w:r>
-        <w:rPr>
-          <w:rFonts w:hint="eastAsia"/>
-          <w:color w:val="FF0000"/>
-          <w:sz w:val="16"/>
-          <w:szCs w:val="16"/>
-        </w:rPr>
-        <w:t>ㄎㄜˋ</w:t>
-      </w:r>
-      <w:proofErr w:type="gramEnd"/>
-      <w:r>
-        <w:rPr>
-          <w:rFonts w:hint="eastAsia"/>
-        </w:rPr>
-        <w:t>)</w:t>
-      </w:r>
-      <w:r>
-        <w:rPr>
-          <w:rFonts w:hint="eastAsia"/>
-        </w:rPr>
-        <w:t>守</w:t>
-      </w:r>
-      <w:r>
-        <w:rPr>
-          <w:rFonts w:hint="eastAsia"/>
-        </w:rPr>
-        <w:t>：</w:t>
-      </w:r>
-      <w:r>
-        <w:rPr>
-          <w:rFonts w:hint="eastAsia"/>
-        </w:rPr>
-        <w:t>恭敬謹慎的遵守。</w:t>
-      </w:r>
-      <w:proofErr w:type="gramStart"/>
-      <w:r>
-        <w:rPr>
-          <w:rFonts w:hint="eastAsia"/>
-        </w:rPr>
-        <w:t>恪</w:t>
-      </w:r>
-      <w:proofErr w:type="gramEnd"/>
-      <w:r>
-        <w:rPr>
-          <w:rFonts w:hint="eastAsia"/>
-        </w:rPr>
-        <w:t>：</w:t>
-      </w:r>
-      <w:r>
-        <w:rPr>
-          <w:rFonts w:hint="eastAsia"/>
-        </w:rPr>
-        <w:t>謹慎誠敬的。</w:t>
-      </w:r>
-    </w:p>
-    <w:p>
-      <w:pPr>
-        <w:pStyle w:val="aa"/>
-        <w:numPr>
-          <w:ilvl w:val="0"/>
-          <w:numId w:val="1"/>
-        </w:numPr>
-        <w:spacing w:line="440" w:lineRule="exact"/>
-        <w:ind w:leftChars="0" w:right="0"/>
-      </w:pPr>
-      <w:r>
-        <w:rPr>
-          <w:rFonts w:hint="eastAsia"/>
-        </w:rPr>
-        <w:t>鏗鏘</w:t>
-      </w:r>
-      <w:r>
-        <w:rPr>
-          <w:rFonts w:hint="eastAsia"/>
-        </w:rPr>
-        <w:t>(</w:t>
-      </w:r>
-      <w:proofErr w:type="gramStart"/>
-      <w:r>
-        <w:rPr>
-          <w:rFonts w:hint="eastAsia"/>
-          <w:color w:val="FF0000"/>
-          <w:sz w:val="16"/>
-          <w:szCs w:val="16"/>
-        </w:rPr>
-        <w:t>ㄎㄥ</w:t>
-      </w:r>
-      <w:proofErr w:type="gramEnd"/>
-      <w:r>
-        <w:rPr>
-          <w:rFonts w:hint="eastAsia"/>
-          <w:color w:val="FF0000"/>
-          <w:sz w:val="16"/>
-          <w:szCs w:val="16"/>
-        </w:rPr>
-        <w:t xml:space="preserve"> </w:t>
-      </w:r>
-      <w:proofErr w:type="gramStart"/>
-      <w:r>
-        <w:rPr>
-          <w:rFonts w:hint="eastAsia"/>
-          <w:color w:val="FF0000"/>
-          <w:sz w:val="16"/>
-          <w:szCs w:val="16"/>
-        </w:rPr>
-        <w:t>ㄑㄧㄤ</w:t>
-      </w:r>
-      <w:proofErr w:type="gramEnd"/>
-      <w:r>
-        <w:rPr>
-          <w:rFonts w:hint="eastAsia"/>
-        </w:rPr>
-        <w:t>)：聲音清脆響亮。【例】他的演說鏗鏘有力，</w:t>
-      </w:r>
-      <w:proofErr w:type="gramStart"/>
-      <w:r>
-        <w:rPr>
-          <w:rFonts w:hint="eastAsia"/>
-        </w:rPr>
-        <w:t>在場來賓</w:t>
-      </w:r>
-      <w:proofErr w:type="gramEnd"/>
-      <w:r>
-        <w:rPr>
-          <w:rFonts w:hint="eastAsia"/>
-        </w:rPr>
-        <w:t>都鼓掌叫好。</w:t>
-      </w:r>
-    </w:p>
-    <w:p>
-      <w:pPr>
-        <w:pStyle w:val="aa"/>
-        <w:numPr>
-          <w:ilvl w:val="0"/>
-          <w:numId w:val="1"/>
-        </w:numPr>
-        <w:spacing w:line="440" w:lineRule="exact"/>
-        <w:ind w:leftChars="0" w:right="0"/>
-      </w:pPr>
-      <w:r>
-        <w:rPr>
-          <w:rFonts w:hint="eastAsia"/>
-        </w:rPr>
-        <w:t>蕩氣迴腸：形容音樂或文辭感人至深。【例】聽她的歌聲，令人蕩氣迴腸。</w:t>
-      </w:r>
-    </w:p>
-    <w:p>
-      <w:pPr>
-        <w:pStyle w:val="aa"/>
-        <w:numPr>
-          <w:ilvl w:val="0"/>
-          <w:numId w:val="1"/>
-        </w:numPr>
-        <w:spacing w:line="440" w:lineRule="exact"/>
-        <w:ind w:leftChars="0" w:right="0"/>
-      </w:pPr>
-      <w:r>
-        <w:rPr>
-          <w:rFonts w:hint="eastAsia"/>
-        </w:rPr>
-        <w:t>餘音繞梁</w:t>
-      </w:r>
-      <w:r>
-        <w:rPr>
-          <w:rFonts w:hint="eastAsia"/>
-        </w:rPr>
-        <w:t>：</w:t>
-      </w:r>
-      <w:r>
-        <w:rPr>
-          <w:rFonts w:hint="eastAsia"/>
-        </w:rPr>
-        <w:t>餘音環繞屋梁旋轉不去。形容音樂美妙感人，餘味不絕。</w:t>
-      </w:r>
-    </w:p>
-    <w:p>
-      <w:pPr>
-        <w:pStyle w:val="aa"/>
-        <w:numPr>
-          <w:ilvl w:val="0"/>
-          <w:numId w:val="1"/>
-        </w:numPr>
-        <w:spacing w:line="440" w:lineRule="exact"/>
-        <w:ind w:leftChars="0" w:right="0"/>
-      </w:pPr>
-      <w:r>
-        <w:rPr>
-          <w:rFonts w:hint="eastAsia"/>
-        </w:rPr>
-        <w:t>綿綿</w:t>
-      </w:r>
-      <w:r>
-        <w:rPr>
-          <w:rFonts w:hint="eastAsia"/>
-        </w:rPr>
-        <w:t>：形容連續不斷的樣子。</w:t>
+          <w:spacing w:val="-6"/>
+        </w:rPr>
+        <w:t>用手握住自己的手腕。形容人因為氣憤、惋惜、遺憾或痛惜而表現出的神情與動作。表達對劇中人物遭遇（如美好姻緣卻以悲劇收場）的深深同情與無限惋惜。</w:t>
       </w:r>
     </w:p>
     <w:sectPr>
+      <w:footerReference w:type="default" r:id="rId9"/>
       <w:pgSz w:w="11906" w:h="16838"/>
       <w:pgMar w:top="567" w:right="567" w:bottom="567" w:left="567" w:header="0" w:footer="0" w:gutter="0"/>
       <w:cols w:space="720"/>
@@ -4962,7 +1286,7 @@
 </file>
 
 <file path=word/endnotes.xml><?xml version="1.0" encoding="utf-8"?>
-<w:endnotes xmlns:wpc="http://schemas.microsoft.com/office/word/2010/wordprocessingCanvas" xmlns:cx="http://schemas.microsoft.com/office/drawing/2014/chartex" xmlns:cx1="http://schemas.microsoft.com/office/drawing/2015/9/8/chartex" xmlns:cx2="http://schemas.microsoft.com/office/drawing/2015/10/21/chartex" xmlns:cx3="http://schemas.microsoft.com/office/drawing/2016/5/9/chartex" xmlns:cx4="http://schemas.microsoft.com/office/drawing/2016/5/10/chartex" xmlns:cx5="http://schemas.microsoft.com/office/drawing/2016/5/11/chartex" xmlns:cx6="http://schemas.microsoft.com/office/drawing/2016/5/12/chartex" xmlns:cx7="http://schemas.microsoft.com/office/drawing/2016/5/13/chartex" xmlns:cx8="http://schemas.microsoft.com/office/drawing/2016/5/14/chartex" xmlns:mc="http://schemas.openxmlformats.org/markup-compatibility/2006" xmlns:aink="http://schemas.microsoft.com/office/drawing/2016/ink" xmlns:am3d="http://schemas.microsoft.com/office/drawing/2017/model3d" xmlns:o="urn:schemas-microsoft-com:office:office" xmlns:oel="http://schemas.microsoft.com/office/2019/extlst" xmlns:r="http://schemas.openxmlformats.org/officeDocument/2006/relationships" xmlns:m="http://schemas.openxmlformats.org/officeDocument/2006/math" xmlns:v="urn:schemas-microsoft-com:vml" xmlns:wp14="http://schemas.microsoft.com/office/word/2010/wordprocessingDrawing" xmlns:wp="http://schemas.openxmlformats.org/drawingml/2006/wordprocessingDrawing" xmlns:w10="urn:schemas-microsoft-com:office:word" xmlns:w="http://schemas.openxmlformats.org/wordprocessingml/2006/main" xmlns:w14="http://schemas.microsoft.com/office/word/2010/wordml" xmlns:w15="http://schemas.microsoft.com/office/word/2012/wordml" xmlns:w16cex="http://schemas.microsoft.com/office/word/2018/wordml/cex" xmlns:w16cid="http://schemas.microsoft.com/office/word/2016/wordml/cid" xmlns:w16="http://schemas.microsoft.com/office/word/2018/wordml" xmlns:w16du="http://schemas.microsoft.com/office/word/2023/wordml/word16du" xmlns:w16sdtdh="http://schemas.microsoft.com/office/word/2020/wordml/sdtdatahash" xmlns:w16se="http://schemas.microsoft.com/office/word/2015/wordml/symex" xmlns:wpg="http://schemas.microsoft.com/office/word/2010/wordprocessingGroup" xmlns:wpi="http://schemas.microsoft.com/office/word/2010/wordprocessingInk" xmlns:wne="http://schemas.microsoft.com/office/word/2006/wordml" xmlns:wps="http://schemas.microsoft.com/office/word/2010/wordprocessingShape" mc:Ignorable="w14 w15 w16se w16cid w16 w16cex w16sdtdh wp14">
+<w:endnotes xmlns:wpc="http://schemas.microsoft.com/office/word/2010/wordprocessingCanvas" xmlns:cx="http://schemas.microsoft.com/office/drawing/2014/chartex" xmlns:cx1="http://schemas.microsoft.com/office/drawing/2015/9/8/chartex" xmlns:cx2="http://schemas.microsoft.com/office/drawing/2015/10/21/chartex" xmlns:cx3="http://schemas.microsoft.com/office/drawing/2016/5/9/chartex" xmlns:cx4="http://schemas.microsoft.com/office/drawing/2016/5/10/chartex" xmlns:cx5="http://schemas.microsoft.com/office/drawing/2016/5/11/chartex" xmlns:cx6="http://schemas.microsoft.com/office/drawing/2016/5/12/chartex" xmlns:cx7="http://schemas.microsoft.com/office/drawing/2016/5/13/chartex" xmlns:cx8="http://schemas.microsoft.com/office/drawing/2016/5/14/chartex" xmlns:mc="http://schemas.openxmlformats.org/markup-compatibility/2006" xmlns:aink="http://schemas.microsoft.com/office/drawing/2016/ink" xmlns:am3d="http://schemas.microsoft.com/office/drawing/2017/model3d" xmlns:o="urn:schemas-microsoft-com:office:office" xmlns:oel="http://schemas.microsoft.com/office/2019/extlst" xmlns:r="http://schemas.openxmlformats.org/officeDocument/2006/relationships" xmlns:m="http://schemas.openxmlformats.org/officeDocument/2006/math" xmlns:v="urn:schemas-microsoft-com:vml" xmlns:wp14="http://schemas.microsoft.com/office/word/2010/wordprocessingDrawing" xmlns:wp="http://schemas.openxmlformats.org/drawingml/2006/wordprocessingDrawing" xmlns:w10="urn:schemas-microsoft-com:office:word" xmlns:w="http://schemas.openxmlformats.org/wordprocessingml/2006/main" xmlns:w14="http://schemas.microsoft.com/office/word/2010/wordml" xmlns:w15="http://schemas.microsoft.com/office/word/2012/wordml" xmlns:w16cex="http://schemas.microsoft.com/office/word/2018/wordml/cex" xmlns:w16cid="http://schemas.microsoft.com/office/word/2016/wordml/cid" xmlns:w16="http://schemas.microsoft.com/office/word/2018/wordml" xmlns:w16du="http://schemas.microsoft.com/office/word/2023/wordml/word16du" xmlns:w16sdtdh="http://schemas.microsoft.com/office/word/2020/wordml/sdtdatahash" xmlns:w16sdtfl="http://schemas.microsoft.com/office/word/2024/wordml/sdtformatlock" xmlns:w16se="http://schemas.microsoft.com/office/word/2015/wordml/symex" xmlns:wpg="http://schemas.microsoft.com/office/word/2010/wordprocessingGroup" xmlns:wpi="http://schemas.microsoft.com/office/word/2010/wordprocessingInk" xmlns:wne="http://schemas.microsoft.com/office/word/2006/wordml" xmlns:wps="http://schemas.microsoft.com/office/word/2010/wordprocessingShape" mc:Ignorable="w14 w15 w16se w16cid w16 w16cex w16sdtdh w16sdtfl w16du wp14">
   <w:endnote w:type="separator" w:id="-1">
     <w:p>
       <w:pPr>
@@ -4987,7 +1311,7 @@
 </file>
 
 <file path=word/footer1.xml><?xml version="1.0" encoding="utf-8"?>
-<w:ftr xmlns:wpc="http://schemas.microsoft.com/office/word/2010/wordprocessingCanvas" xmlns:cx="http://schemas.microsoft.com/office/drawing/2014/chartex" xmlns:cx1="http://schemas.microsoft.com/office/drawing/2015/9/8/chartex" xmlns:cx2="http://schemas.microsoft.com/office/drawing/2015/10/21/chartex" xmlns:cx3="http://schemas.microsoft.com/office/drawing/2016/5/9/chartex" xmlns:cx4="http://schemas.microsoft.com/office/drawing/2016/5/10/chartex" xmlns:cx5="http://schemas.microsoft.com/office/drawing/2016/5/11/chartex" xmlns:cx6="http://schemas.microsoft.com/office/drawing/2016/5/12/chartex" xmlns:cx7="http://schemas.microsoft.com/office/drawing/2016/5/13/chartex" xmlns:cx8="http://schemas.microsoft.com/office/drawing/2016/5/14/chartex" xmlns:mc="http://schemas.openxmlformats.org/markup-compatibility/2006" xmlns:aink="http://schemas.microsoft.com/office/drawing/2016/ink" xmlns:am3d="http://schemas.microsoft.com/office/drawing/2017/model3d" xmlns:o="urn:schemas-microsoft-com:office:office" xmlns:oel="http://schemas.microsoft.com/office/2019/extlst" xmlns:r="http://schemas.openxmlformats.org/officeDocument/2006/relationships" xmlns:m="http://schemas.openxmlformats.org/officeDocument/2006/math" xmlns:v="urn:schemas-microsoft-com:vml" xmlns:wp14="http://schemas.microsoft.com/office/word/2010/wordprocessingDrawing" xmlns:wp="http://schemas.openxmlformats.org/drawingml/2006/wordprocessingDrawing" xmlns:w10="urn:schemas-microsoft-com:office:word" xmlns:w="http://schemas.openxmlformats.org/wordprocessingml/2006/main" xmlns:w14="http://schemas.microsoft.com/office/word/2010/wordml" xmlns:w15="http://schemas.microsoft.com/office/word/2012/wordml" xmlns:w16cex="http://schemas.microsoft.com/office/word/2018/wordml/cex" xmlns:w16cid="http://schemas.microsoft.com/office/word/2016/wordml/cid" xmlns:w16="http://schemas.microsoft.com/office/word/2018/wordml" xmlns:w16du="http://schemas.microsoft.com/office/word/2023/wordml/word16du" xmlns:w16sdtdh="http://schemas.microsoft.com/office/word/2020/wordml/sdtdatahash" xmlns:w16se="http://schemas.microsoft.com/office/word/2015/wordml/symex" xmlns:wpg="http://schemas.microsoft.com/office/word/2010/wordprocessingGroup" xmlns:wpi="http://schemas.microsoft.com/office/word/2010/wordprocessingInk" xmlns:wne="http://schemas.microsoft.com/office/word/2006/wordml" xmlns:wps="http://schemas.microsoft.com/office/word/2010/wordprocessingShape" mc:Ignorable="w14 w15 w16se w16cid w16 w16cex w16sdtdh wp14">
+<w:ftr xmlns:wpc="http://schemas.microsoft.com/office/word/2010/wordprocessingCanvas" xmlns:cx="http://schemas.microsoft.com/office/drawing/2014/chartex" xmlns:cx1="http://schemas.microsoft.com/office/drawing/2015/9/8/chartex" xmlns:cx2="http://schemas.microsoft.com/office/drawing/2015/10/21/chartex" xmlns:cx3="http://schemas.microsoft.com/office/drawing/2016/5/9/chartex" xmlns:cx4="http://schemas.microsoft.com/office/drawing/2016/5/10/chartex" xmlns:cx5="http://schemas.microsoft.com/office/drawing/2016/5/11/chartex" xmlns:cx6="http://schemas.microsoft.com/office/drawing/2016/5/12/chartex" xmlns:cx7="http://schemas.microsoft.com/office/drawing/2016/5/13/chartex" xmlns:cx8="http://schemas.microsoft.com/office/drawing/2016/5/14/chartex" xmlns:mc="http://schemas.openxmlformats.org/markup-compatibility/2006" xmlns:aink="http://schemas.microsoft.com/office/drawing/2016/ink" xmlns:am3d="http://schemas.microsoft.com/office/drawing/2017/model3d" xmlns:o="urn:schemas-microsoft-com:office:office" xmlns:oel="http://schemas.microsoft.com/office/2019/extlst" xmlns:r="http://schemas.openxmlformats.org/officeDocument/2006/relationships" xmlns:m="http://schemas.openxmlformats.org/officeDocument/2006/math" xmlns:v="urn:schemas-microsoft-com:vml" xmlns:wp14="http://schemas.microsoft.com/office/word/2010/wordprocessingDrawing" xmlns:wp="http://schemas.openxmlformats.org/drawingml/2006/wordprocessingDrawing" xmlns:w10="urn:schemas-microsoft-com:office:word" xmlns:w="http://schemas.openxmlformats.org/wordprocessingml/2006/main" xmlns:w14="http://schemas.microsoft.com/office/word/2010/wordml" xmlns:w15="http://schemas.microsoft.com/office/word/2012/wordml" xmlns:w16cex="http://schemas.microsoft.com/office/word/2018/wordml/cex" xmlns:w16cid="http://schemas.microsoft.com/office/word/2016/wordml/cid" xmlns:w16="http://schemas.microsoft.com/office/word/2018/wordml" xmlns:w16du="http://schemas.microsoft.com/office/word/2023/wordml/word16du" xmlns:w16sdtdh="http://schemas.microsoft.com/office/word/2020/wordml/sdtdatahash" xmlns:w16sdtfl="http://schemas.microsoft.com/office/word/2024/wordml/sdtformatlock" xmlns:w16se="http://schemas.microsoft.com/office/word/2015/wordml/symex" xmlns:wpg="http://schemas.microsoft.com/office/word/2010/wordprocessingGroup" xmlns:wpi="http://schemas.microsoft.com/office/word/2010/wordprocessingInk" xmlns:wne="http://schemas.microsoft.com/office/word/2006/wordml" xmlns:wps="http://schemas.microsoft.com/office/word/2010/wordprocessingShape" mc:Ignorable="w14 w15 w16se w16cid w16 w16cex w16sdtdh w16sdtfl w16du wp14">
   <w:sdt>
     <w:sdtPr>
       <w:id w:val="1495451635"/>
@@ -5000,6 +1324,7 @@
       <w:p>
         <w:pPr>
           <w:pStyle w:val="a6"/>
+          <w:ind w:right="-1"/>
           <w:jc w:val="right"/>
         </w:pPr>
         <w:r>
@@ -5056,13 +1381,16 @@
   <w:p>
     <w:pPr>
       <w:pStyle w:val="a6"/>
+      <w:tabs>
+        <w:tab w:val="left" w:pos="9923"/>
+      </w:tabs>
     </w:pPr>
   </w:p>
 </w:ftr>
 </file>
 
 <file path=word/footnotes.xml><?xml version="1.0" encoding="utf-8"?>
-<w:footnotes xmlns:wpc="http://schemas.microsoft.com/office/word/2010/wordprocessingCanvas" xmlns:cx="http://schemas.microsoft.com/office/drawing/2014/chartex" xmlns:cx1="http://schemas.microsoft.com/office/drawing/2015/9/8/chartex" xmlns:cx2="http://schemas.microsoft.com/office/drawing/2015/10/21/chartex" xmlns:cx3="http://schemas.microsoft.com/office/drawing/2016/5/9/chartex" xmlns:cx4="http://schemas.microsoft.com/office/drawing/2016/5/10/chartex" xmlns:cx5="http://schemas.microsoft.com/office/drawing/2016/5/11/chartex" xmlns:cx6="http://schemas.microsoft.com/office/drawing/2016/5/12/chartex" xmlns:cx7="http://schemas.microsoft.com/office/drawing/2016/5/13/chartex" xmlns:cx8="http://schemas.microsoft.com/office/drawing/2016/5/14/chartex" xmlns:mc="http://schemas.openxmlformats.org/markup-compatibility/2006" xmlns:aink="http://schemas.microsoft.com/office/drawing/2016/ink" xmlns:am3d="http://schemas.microsoft.com/office/drawing/2017/model3d" xmlns:o="urn:schemas-microsoft-com:office:office" xmlns:oel="http://schemas.microsoft.com/office/2019/extlst" xmlns:r="http://schemas.openxmlformats.org/officeDocument/2006/relationships" xmlns:m="http://schemas.openxmlformats.org/officeDocument/2006/math" xmlns:v="urn:schemas-microsoft-com:vml" xmlns:wp14="http://schemas.microsoft.com/office/word/2010/wordprocessingDrawing" xmlns:wp="http://schemas.openxmlformats.org/drawingml/2006/wordprocessingDrawing" xmlns:w10="urn:schemas-microsoft-com:office:word" xmlns:w="http://schemas.openxmlformats.org/wordprocessingml/2006/main" xmlns:w14="http://schemas.microsoft.com/office/word/2010/wordml" xmlns:w15="http://schemas.microsoft.com/office/word/2012/wordml" xmlns:w16cex="http://schemas.microsoft.com/office/word/2018/wordml/cex" xmlns:w16cid="http://schemas.microsoft.com/office/word/2016/wordml/cid" xmlns:w16="http://schemas.microsoft.com/office/word/2018/wordml" xmlns:w16du="http://schemas.microsoft.com/office/word/2023/wordml/word16du" xmlns:w16sdtdh="http://schemas.microsoft.com/office/word/2020/wordml/sdtdatahash" xmlns:w16se="http://schemas.microsoft.com/office/word/2015/wordml/symex" xmlns:wpg="http://schemas.microsoft.com/office/word/2010/wordprocessingGroup" xmlns:wpi="http://schemas.microsoft.com/office/word/2010/wordprocessingInk" xmlns:wne="http://schemas.microsoft.com/office/word/2006/wordml" xmlns:wps="http://schemas.microsoft.com/office/word/2010/wordprocessingShape" mc:Ignorable="w14 w15 w16se w16cid w16 w16cex w16sdtdh wp14">
+<w:footnotes xmlns:wpc="http://schemas.microsoft.com/office/word/2010/wordprocessingCanvas" xmlns:cx="http://schemas.microsoft.com/office/drawing/2014/chartex" xmlns:cx1="http://schemas.microsoft.com/office/drawing/2015/9/8/chartex" xmlns:cx2="http://schemas.microsoft.com/office/drawing/2015/10/21/chartex" xmlns:cx3="http://schemas.microsoft.com/office/drawing/2016/5/9/chartex" xmlns:cx4="http://schemas.microsoft.com/office/drawing/2016/5/10/chartex" xmlns:cx5="http://schemas.microsoft.com/office/drawing/2016/5/11/chartex" xmlns:cx6="http://schemas.microsoft.com/office/drawing/2016/5/12/chartex" xmlns:cx7="http://schemas.microsoft.com/office/drawing/2016/5/13/chartex" xmlns:cx8="http://schemas.microsoft.com/office/drawing/2016/5/14/chartex" xmlns:mc="http://schemas.openxmlformats.org/markup-compatibility/2006" xmlns:aink="http://schemas.microsoft.com/office/drawing/2016/ink" xmlns:am3d="http://schemas.microsoft.com/office/drawing/2017/model3d" xmlns:o="urn:schemas-microsoft-com:office:office" xmlns:oel="http://schemas.microsoft.com/office/2019/extlst" xmlns:r="http://schemas.openxmlformats.org/officeDocument/2006/relationships" xmlns:m="http://schemas.openxmlformats.org/officeDocument/2006/math" xmlns:v="urn:schemas-microsoft-com:vml" xmlns:wp14="http://schemas.microsoft.com/office/word/2010/wordprocessingDrawing" xmlns:wp="http://schemas.openxmlformats.org/drawingml/2006/wordprocessingDrawing" xmlns:w10="urn:schemas-microsoft-com:office:word" xmlns:w="http://schemas.openxmlformats.org/wordprocessingml/2006/main" xmlns:w14="http://schemas.microsoft.com/office/word/2010/wordml" xmlns:w15="http://schemas.microsoft.com/office/word/2012/wordml" xmlns:w16cex="http://schemas.microsoft.com/office/word/2018/wordml/cex" xmlns:w16cid="http://schemas.microsoft.com/office/word/2016/wordml/cid" xmlns:w16="http://schemas.microsoft.com/office/word/2018/wordml" xmlns:w16du="http://schemas.microsoft.com/office/word/2023/wordml/word16du" xmlns:w16sdtdh="http://schemas.microsoft.com/office/word/2020/wordml/sdtdatahash" xmlns:w16sdtfl="http://schemas.microsoft.com/office/word/2024/wordml/sdtformatlock" xmlns:w16se="http://schemas.microsoft.com/office/word/2015/wordml/symex" xmlns:wpg="http://schemas.microsoft.com/office/word/2010/wordprocessingGroup" xmlns:wpi="http://schemas.microsoft.com/office/word/2010/wordprocessingInk" xmlns:wne="http://schemas.microsoft.com/office/word/2006/wordml" xmlns:wps="http://schemas.microsoft.com/office/word/2010/wordprocessingShape" mc:Ignorable="w14 w15 w16se w16cid w16 w16cex w16sdtdh w16sdtfl w16du wp14">
   <w:footnote w:type="separator" w:id="-1">
     <w:p>
       <w:pPr>
@@ -5087,7 +1415,7 @@
 </file>
 
 <file path=word/numbering.xml><?xml version="1.0" encoding="utf-8"?>
-<w:numbering xmlns:wpc="http://schemas.microsoft.com/office/word/2010/wordprocessingCanvas" xmlns:cx="http://schemas.microsoft.com/office/drawing/2014/chartex" xmlns:cx1="http://schemas.microsoft.com/office/drawing/2015/9/8/chartex" xmlns:cx2="http://schemas.microsoft.com/office/drawing/2015/10/21/chartex" xmlns:cx3="http://schemas.microsoft.com/office/drawing/2016/5/9/chartex" xmlns:cx4="http://schemas.microsoft.com/office/drawing/2016/5/10/chartex" xmlns:cx5="http://schemas.microsoft.com/office/drawing/2016/5/11/chartex" xmlns:cx6="http://schemas.microsoft.com/office/drawing/2016/5/12/chartex" xmlns:cx7="http://schemas.microsoft.com/office/drawing/2016/5/13/chartex" xmlns:cx8="http://schemas.microsoft.com/office/drawing/2016/5/14/chartex" xmlns:mc="http://schemas.openxmlformats.org/markup-compatibility/2006" xmlns:aink="http://schemas.microsoft.com/office/drawing/2016/ink" xmlns:am3d="http://schemas.microsoft.com/office/drawing/2017/model3d" xmlns:o="urn:schemas-microsoft-com:office:office" xmlns:oel="http://schemas.microsoft.com/office/2019/extlst" xmlns:r="http://schemas.openxmlformats.org/officeDocument/2006/relationships" xmlns:m="http://schemas.openxmlformats.org/officeDocument/2006/math" xmlns:v="urn:schemas-microsoft-com:vml" xmlns:wp14="http://schemas.microsoft.com/office/word/2010/wordprocessingDrawing" xmlns:wp="http://schemas.openxmlformats.org/drawingml/2006/wordprocessingDrawing" xmlns:w10="urn:schemas-microsoft-com:office:word" xmlns:w="http://schemas.openxmlformats.org/wordprocessingml/2006/main" xmlns:w14="http://schemas.microsoft.com/office/word/2010/wordml" xmlns:w15="http://schemas.microsoft.com/office/word/2012/wordml" xmlns:w16cex="http://schemas.microsoft.com/office/word/2018/wordml/cex" xmlns:w16cid="http://schemas.microsoft.com/office/word/2016/wordml/cid" xmlns:w16="http://schemas.microsoft.com/office/word/2018/wordml" xmlns:w16du="http://schemas.microsoft.com/office/word/2023/wordml/word16du" xmlns:w16sdtdh="http://schemas.microsoft.com/office/word/2020/wordml/sdtdatahash" xmlns:w16se="http://schemas.microsoft.com/office/word/2015/wordml/symex" xmlns:wpg="http://schemas.microsoft.com/office/word/2010/wordprocessingGroup" xmlns:wpi="http://schemas.microsoft.com/office/word/2010/wordprocessingInk" xmlns:wne="http://schemas.microsoft.com/office/word/2006/wordml" xmlns:wps="http://schemas.microsoft.com/office/word/2010/wordprocessingShape" mc:Ignorable="w14 w15 w16se w16cid w16 w16cex w16sdtdh wp14">
+<w:numbering xmlns:wpc="http://schemas.microsoft.com/office/word/2010/wordprocessingCanvas" xmlns:cx="http://schemas.microsoft.com/office/drawing/2014/chartex" xmlns:cx1="http://schemas.microsoft.com/office/drawing/2015/9/8/chartex" xmlns:cx2="http://schemas.microsoft.com/office/drawing/2015/10/21/chartex" xmlns:cx3="http://schemas.microsoft.com/office/drawing/2016/5/9/chartex" xmlns:cx4="http://schemas.microsoft.com/office/drawing/2016/5/10/chartex" xmlns:cx5="http://schemas.microsoft.com/office/drawing/2016/5/11/chartex" xmlns:cx6="http://schemas.microsoft.com/office/drawing/2016/5/12/chartex" xmlns:cx7="http://schemas.microsoft.com/office/drawing/2016/5/13/chartex" xmlns:cx8="http://schemas.microsoft.com/office/drawing/2016/5/14/chartex" xmlns:mc="http://schemas.openxmlformats.org/markup-compatibility/2006" xmlns:aink="http://schemas.microsoft.com/office/drawing/2016/ink" xmlns:am3d="http://schemas.microsoft.com/office/drawing/2017/model3d" xmlns:o="urn:schemas-microsoft-com:office:office" xmlns:oel="http://schemas.microsoft.com/office/2019/extlst" xmlns:r="http://schemas.openxmlformats.org/officeDocument/2006/relationships" xmlns:m="http://schemas.openxmlformats.org/officeDocument/2006/math" xmlns:v="urn:schemas-microsoft-com:vml" xmlns:wp14="http://schemas.microsoft.com/office/word/2010/wordprocessingDrawing" xmlns:wp="http://schemas.openxmlformats.org/drawingml/2006/wordprocessingDrawing" xmlns:w10="urn:schemas-microsoft-com:office:word" xmlns:w="http://schemas.openxmlformats.org/wordprocessingml/2006/main" xmlns:w14="http://schemas.microsoft.com/office/word/2010/wordml" xmlns:w15="http://schemas.microsoft.com/office/word/2012/wordml" xmlns:w16cex="http://schemas.microsoft.com/office/word/2018/wordml/cex" xmlns:w16cid="http://schemas.microsoft.com/office/word/2016/wordml/cid" xmlns:w16="http://schemas.microsoft.com/office/word/2018/wordml" xmlns:w16du="http://schemas.microsoft.com/office/word/2023/wordml/word16du" xmlns:w16sdtdh="http://schemas.microsoft.com/office/word/2020/wordml/sdtdatahash" xmlns:w16sdtfl="http://schemas.microsoft.com/office/word/2024/wordml/sdtformatlock" xmlns:w16se="http://schemas.microsoft.com/office/word/2015/wordml/symex" xmlns:wpg="http://schemas.microsoft.com/office/word/2010/wordprocessingGroup" xmlns:wpi="http://schemas.microsoft.com/office/word/2010/wordprocessingInk" xmlns:wne="http://schemas.microsoft.com/office/word/2006/wordml" xmlns:wps="http://schemas.microsoft.com/office/word/2010/wordprocessingShape" mc:Ignorable="w14 w15 w16se w16cid w16 w16cex w16sdtdh w16sdtfl w16du wp14">
   <w:abstractNum w:abstractNumId="0" w15:restartNumberingAfterBreak="0">
     <w:nsid w:val="FFFFFF89"/>
     <w:multiLevelType w:val="singleLevel"/>
@@ -9277,7 +5605,7 @@
 </file>
 
 <file path=word/styles.xml><?xml version="1.0" encoding="utf-8"?>
-<w:styles xmlns:mc="http://schemas.openxmlformats.org/markup-compatibility/2006" xmlns:r="http://schemas.openxmlformats.org/officeDocument/2006/relationships" xmlns:w="http://schemas.openxmlformats.org/wordprocessingml/2006/main" xmlns:w14="http://schemas.microsoft.com/office/word/2010/wordml" xmlns:w15="http://schemas.microsoft.com/office/word/2012/wordml" xmlns:w16cex="http://schemas.microsoft.com/office/word/2018/wordml/cex" xmlns:w16cid="http://schemas.microsoft.com/office/word/2016/wordml/cid" xmlns:w16="http://schemas.microsoft.com/office/word/2018/wordml" xmlns:w16sdtdh="http://schemas.microsoft.com/office/word/2020/wordml/sdtdatahash" xmlns:w16se="http://schemas.microsoft.com/office/word/2015/wordml/symex" mc:Ignorable="w14 w15 w16se w16cid w16 w16cex w16sdtdh">
+<w:styles xmlns:mc="http://schemas.openxmlformats.org/markup-compatibility/2006" xmlns:r="http://schemas.openxmlformats.org/officeDocument/2006/relationships" xmlns:w="http://schemas.openxmlformats.org/wordprocessingml/2006/main" xmlns:w14="http://schemas.microsoft.com/office/word/2010/wordml" xmlns:w15="http://schemas.microsoft.com/office/word/2012/wordml" xmlns:w16cex="http://schemas.microsoft.com/office/word/2018/wordml/cex" xmlns:w16cid="http://schemas.microsoft.com/office/word/2016/wordml/cid" xmlns:w16="http://schemas.microsoft.com/office/word/2018/wordml" xmlns:w16du="http://schemas.microsoft.com/office/word/2023/wordml/word16du" xmlns:w16sdtdh="http://schemas.microsoft.com/office/word/2020/wordml/sdtdatahash" xmlns:w16sdtfl="http://schemas.microsoft.com/office/word/2024/wordml/sdtformatlock" xmlns:w16se="http://schemas.microsoft.com/office/word/2015/wordml/symex" mc:Ignorable="w14 w15 w16se w16cid w16 w16cex w16sdtdh w16sdtfl w16du">
   <w:docDefaults>
     <w:rPrDefault>
       <w:rPr>
